--- a/assets/word/employment_ru_v1.docx
+++ b/assets/word/employment_ru_v1.docx
@@ -5,145 +5,538 @@
     <w:p>
       <w:pPr>
         <w:pStyle w:val="Title"/>
+        <w:widowControl/>
+        <w:jc w:val="center"/>
       </w:pPr>
       <w:r>
-        <w:t>Трудовой договор</w:t>
+        <w:rPr>
+          <w:color w:val="000000"/>
+        </w:rPr>
+        <w:t>ТРУДОВОЙ ДОГОВОР</w:t>
       </w:r>
     </w:p>
     <w:p>
+      <w:pPr>
+        <w:widowControl/>
+      </w:pPr>
       <w:r>
-        <w:t>Место: [Место составления]. Дата: [Дата документа].</w:t>
+        <w:rPr>
+          <w:color w:val="000000"/>
+        </w:rPr>
+        <w:t>Место составления: [Место составления]    Дата: [Дата документа]</w:t>
+      </w:r>
+    </w:p>
+    <w:tbl>
+      <w:tblPr>
+        <w:tblW w:type="auto" w:w="0"/>
+        <w:jc w:val="center"/>
+        <w:tblLayout w:type="fixed"/>
+        <w:tblLook w:firstColumn="1" w:firstRow="1" w:lastColumn="0" w:lastRow="0" w:noHBand="0" w:noVBand="1" w:val="04A0"/>
+        <w:tblBorders>
+          <w:top w:val="single" w:sz="5" w:color="000000"/>
+          <w:left w:val="single" w:sz="5" w:color="000000"/>
+          <w:bottom w:val="single" w:sz="5" w:color="000000"/>
+          <w:right w:val="single" w:sz="5" w:color="000000"/>
+          <w:insideH w:val="single" w:sz="5" w:color="000000"/>
+          <w:insideV w:val="single" w:sz="5" w:color="000000"/>
+        </w:tblBorders>
+        <w:tblCellMar>
+          <w:top w:w="85" w:type="dxa"/>
+          <w:bottom w:w="85" w:type="dxa"/>
+          <w:left w:w="100" w:type="dxa"/>
+          <w:right w:w="100" w:type="dxa"/>
+        </w:tblCellMar>
+      </w:tblPr>
+      <w:tblGrid>
+        <w:gridCol w:w="4819"/>
+        <w:gridCol w:w="4819"/>
+      </w:tblGrid>
+      <w:tr>
+        <w:trPr>
+          <w:cantSplit/>
+          <w:tblHeader/>
+        </w:trPr>
+        <w:tc>
+          <w:tcPr>
+            <w:tcW w:type="dxa" w:w="4819"/>
+            <w:vAlign w:val="center"/>
+          </w:tcPr>
+          <w:p>
+            <w:pPr>
+              <w:spacing w:after="20" w:line="240" w:lineRule="auto"/>
+            </w:pPr>
+            <w:r>
+              <w:rPr>
+                <w:b/>
+                <w:sz w:val="21"/>
+                <w:color w:val="000000"/>
+              </w:rPr>
+              <w:t>РАБОТОДАТЕЛЬ</w:t>
+            </w:r>
+          </w:p>
+        </w:tc>
+        <w:tc>
+          <w:tcPr>
+            <w:tcW w:type="dxa" w:w="4819"/>
+            <w:vAlign w:val="center"/>
+          </w:tcPr>
+          <w:p>
+            <w:pPr>
+              <w:spacing w:after="20" w:line="240" w:lineRule="auto"/>
+            </w:pPr>
+            <w:r>
+              <w:rPr>
+                <w:b/>
+                <w:sz w:val="21"/>
+                <w:color w:val="000000"/>
+              </w:rPr>
+              <w:t>РАБОТНИК</w:t>
+            </w:r>
+          </w:p>
+        </w:tc>
+      </w:tr>
+      <w:tr>
+        <w:trPr>
+          <w:cantSplit/>
+        </w:trPr>
+        <w:tc>
+          <w:tcPr>
+            <w:tcW w:type="dxa" w:w="4819"/>
+            <w:vAlign w:val="center"/>
+          </w:tcPr>
+          <w:p>
+            <w:pPr>
+              <w:spacing w:after="20" w:line="240" w:lineRule="auto"/>
+            </w:pPr>
+            <w:r>
+              <w:rPr>
+                <w:b w:val="0"/>
+                <w:sz w:val="21"/>
+                <w:color w:val="000000"/>
+              </w:rPr>
+              <w:t>[Работодатель и ИНН]</w:t>
+            </w:r>
+          </w:p>
+        </w:tc>
+        <w:tc>
+          <w:tcPr>
+            <w:tcW w:type="dxa" w:w="4819"/>
+            <w:vAlign w:val="center"/>
+          </w:tcPr>
+          <w:p>
+            <w:pPr>
+              <w:spacing w:after="20" w:line="240" w:lineRule="auto"/>
+            </w:pPr>
+            <w:r>
+              <w:rPr>
+                <w:b w:val="0"/>
+                <w:sz w:val="21"/>
+                <w:color w:val="000000"/>
+              </w:rPr>
+              <w:t>[ФИО работника]</w:t>
+            </w:r>
+          </w:p>
+        </w:tc>
+      </w:tr>
+      <w:tr>
+        <w:trPr>
+          <w:cantSplit/>
+        </w:trPr>
+        <w:tc>
+          <w:tcPr>
+            <w:tcW w:type="dxa" w:w="4819"/>
+            <w:vAlign w:val="center"/>
+          </w:tcPr>
+          <w:p>
+            <w:pPr>
+              <w:spacing w:after="20" w:line="240" w:lineRule="auto"/>
+            </w:pPr>
+            <w:r>
+              <w:rPr>
+                <w:b w:val="0"/>
+                <w:sz w:val="21"/>
+                <w:color w:val="000000"/>
+              </w:rPr>
+              <w:t>Представитель: [Подписант работодателя и полномочия]</w:t>
+            </w:r>
+          </w:p>
+        </w:tc>
+        <w:tc>
+          <w:tcPr>
+            <w:tcW w:type="dxa" w:w="4819"/>
+            <w:vAlign w:val="center"/>
+          </w:tcPr>
+          <w:p>
+            <w:pPr>
+              <w:spacing w:after="20" w:line="240" w:lineRule="auto"/>
+            </w:pPr>
+            <w:r>
+              <w:rPr>
+                <w:b w:val="0"/>
+                <w:sz w:val="21"/>
+                <w:color w:val="000000"/>
+              </w:rPr>
+              <w:t>[Документ работника и адрес]</w:t>
+            </w:r>
+          </w:p>
+        </w:tc>
+      </w:tr>
+    </w:tbl>
+    <w:p>
+      <w:pPr>
+        <w:pStyle w:val="Heading1"/>
+        <w:widowControl/>
+      </w:pPr>
+      <w:r>
+        <w:rPr>
+          <w:color w:val="000000"/>
+        </w:rPr>
+        <w:t>1. Работа и срок договора</w:t>
       </w:r>
     </w:p>
     <w:p>
+      <w:pPr>
+        <w:widowControl/>
+      </w:pPr>
       <w:r>
-        <w:t>Работодатель: [Работодатель и ИНН]. Подписант: [Подписант работодателя и полномочия].</w:t>
+        <w:rPr>
+          <w:color w:val="000000"/>
+        </w:rPr>
+        <w:t>1.1. Работодатель предоставляет работу, обеспечивает условия труда и своевременно выплачивает зарплату. Работник лично выполняет трудовую функцию и соблюдает законные правила внутреннего распорядка.</w:t>
       </w:r>
     </w:p>
     <w:p>
+      <w:pPr>
+        <w:widowControl/>
+      </w:pPr>
       <w:r>
-        <w:t>Работник: [ФИО работника].</w:t>
+        <w:rPr>
+          <w:color w:val="000000"/>
+        </w:rPr>
+        <w:t>1.2. Место работы: [Место работы и подразделение]. Трудовая функция: [Должность и трудовая функция].</w:t>
+      </w:r>
+    </w:p>
+    <w:p>
+      <w:pPr>
+        <w:widowControl/>
+      </w:pPr>
+      <w:r>
+        <w:rPr>
+          <w:color w:val="000000"/>
+        </w:rPr>
+        <w:t>1.3. Дата начала: [Дата начала работы]. Договор заключён на неопределённый срок, по основному месту работы, без испытания.</w:t>
       </w:r>
     </w:p>
     <w:p>
       <w:pPr>
         <w:pStyle w:val="Heading1"/>
+        <w:widowControl/>
       </w:pPr>
       <w:r>
-        <w:t>Работа и срок договора</w:t>
+        <w:rPr>
+          <w:color w:val="000000"/>
+        </w:rPr>
+        <w:t>2. Оплата труда</w:t>
       </w:r>
     </w:p>
     <w:p>
+      <w:pPr>
+        <w:widowControl/>
+      </w:pPr>
       <w:r>
-        <w:t>Работодатель предоставляет работу, обеспечивает условия труда и своевременно выплачивает зарплату. Работник лично выполняет трудовую функцию и соблюдает законные правила внутреннего распорядка.</w:t>
-      </w:r>
-    </w:p>
-    <w:p>
-      <w:r>
-        <w:t>Место работы: [Место работы и подразделение]. Трудовая функция: [Должность и трудовая функция].</w:t>
-      </w:r>
-    </w:p>
-    <w:p>
-      <w:r>
-        <w:t>Дата начала: [Дата начала работы]. Договор заключён на неопределённый срок, по основному месту работы, без испытания.</w:t>
+        <w:rPr>
+          <w:color w:val="000000"/>
+        </w:rPr>
+        <w:t>2.1. Оплата до обязательных удержаний: [Оклад тариф и доплаты до удержания НДФЛ]. Даты выплаты: [Даты выплаты зарплаты]. Выплата производится не реже чем каждые полмесяца; конкретная дата должна соответствовать статье 136 ТК РФ.</w:t>
       </w:r>
     </w:p>
     <w:p>
       <w:pPr>
         <w:pStyle w:val="Heading1"/>
+        <w:widowControl/>
       </w:pPr>
       <w:r>
-        <w:t>Оплата и рабочее время</w:t>
+        <w:rPr>
+          <w:color w:val="000000"/>
+        </w:rPr>
+        <w:t>3. Рабочее время и отдых</w:t>
       </w:r>
     </w:p>
     <w:p>
+      <w:pPr>
+        <w:widowControl/>
+      </w:pPr>
       <w:r>
-        <w:t>Оплата до обязательных удержаний: [Оклад тариф и доплаты до удержания НДФЛ]. Даты выплаты: [Даты выплаты зарплаты]. Выплата производится не реже чем каждые полмесяца; конкретная дата должна соответствовать статье 136 ТК РФ.</w:t>
+        <w:rPr>
+          <w:color w:val="000000"/>
+        </w:rPr>
+        <w:t>3.1. График: [Рабочее время перерывы и выходные]. Характер работы: [Характер работы].</w:t>
       </w:r>
     </w:p>
     <w:p>
+      <w:pPr>
+        <w:widowControl/>
+      </w:pPr>
       <w:r>
-        <w:t>График: [Рабочее время перерывы и выходные]. Характер работы: [Характер работы].</w:t>
-      </w:r>
-    </w:p>
-    <w:p>
-      <w:r>
-        <w:t>Отпуск: [Ежегодный отпуск и дополнительный отпуск]. Продолжительность и порядок предоставления отпуска не могут ухудшать установленные законом гарантии.</w:t>
+        <w:rPr>
+          <w:color w:val="000000"/>
+        </w:rPr>
+        <w:t>3.2. Отпуск: [Ежегодный отпуск и дополнительный отпуск]. Продолжительность и порядок предоставления отпуска не могут ухудшать установленные законом гарантии.</w:t>
       </w:r>
     </w:p>
     <w:p>
       <w:pPr>
         <w:pStyle w:val="Heading1"/>
+        <w:widowControl/>
       </w:pPr>
       <w:r>
-        <w:t>Условия труда и гарантии</w:t>
+        <w:rPr>
+          <w:color w:val="000000"/>
+        </w:rPr>
+        <w:t>4. Условия труда и гарантии</w:t>
       </w:r>
     </w:p>
     <w:p>
+      <w:pPr>
+        <w:widowControl/>
+      </w:pPr>
       <w:r>
-        <w:t>Условия на рабочем месте: [Условия труда на рабочем месте по СОУТ]. Гарантии и компенсации: [Гарантии и компенсации за условия труда].</w:t>
+        <w:rPr>
+          <w:color w:val="000000"/>
+        </w:rPr>
+        <w:t>4.1. Условия на рабочем месте: [Условия труда на рабочем месте по СОУТ]. Гарантии и компенсации: [Гарантии и компенсации за условия труда].</w:t>
       </w:r>
     </w:p>
     <w:p>
+      <w:pPr>
+        <w:widowControl/>
+      </w:pPr>
       <w:r>
-        <w:t>Работник подлежит обязательному социальному страхованию в соответствии с законодательством РФ. Работодатель обеспечивает безопасные условия, обучение и средства защиты в предусмотренных законом случаях.</w:t>
+        <w:rPr>
+          <w:color w:val="000000"/>
+        </w:rPr>
+        <w:t>4.2. Работник подлежит обязательному социальному страхованию в соответствии с законодательством РФ. Работодатель обеспечивает безопасные условия, обучение и средства защиты в предусмотренных законом случаях.</w:t>
       </w:r>
     </w:p>
     <w:p>
+      <w:pPr>
+        <w:widowControl/>
+      </w:pPr>
       <w:r>
-        <w:t>До подписания работодатель знакомит работника под подпись с применимыми локальными актами: [Локальные акты для ознакомления].</w:t>
+        <w:rPr>
+          <w:color w:val="000000"/>
+        </w:rPr>
+        <w:t>4.3. До подписания работодатель знакомит работника под подпись с применимыми локальными актами: [Локальные акты для ознакомления].</w:t>
       </w:r>
     </w:p>
     <w:p>
       <w:pPr>
         <w:pStyle w:val="Heading1"/>
+        <w:widowControl/>
       </w:pPr>
       <w:r>
-        <w:t>Изменение и прекращение</w:t>
+        <w:rPr>
+          <w:color w:val="000000"/>
+        </w:rPr>
+        <w:t>5. Изменение и прекращение договора</w:t>
       </w:r>
     </w:p>
     <w:p>
+      <w:pPr>
+        <w:widowControl/>
+      </w:pPr>
       <w:r>
-        <w:t>Изменения оформляются письменно, кроме прямо предусмотренных законом случаев. Ответственность сторон, гарантии и основания прекращения договора определяются ТК РФ. Условия договора не ограничивают законные права работника.</w:t>
+        <w:rPr>
+          <w:color w:val="000000"/>
+        </w:rPr>
+        <w:t>5.1. Изменения оформляются письменно, кроме прямо предусмотренных законом случаев. Ответственность сторон, гарантии и основания прекращения договора определяются ТК РФ. Условия договора не ограничивают законные права работника.</w:t>
       </w:r>
     </w:p>
     <w:p>
       <w:pPr>
         <w:pStyle w:val="Heading1"/>
+        <w:widowControl/>
       </w:pPr>
       <w:r>
-        <w:t>Реквизиты и подписи</w:t>
+        <w:rPr>
+          <w:color w:val="000000"/>
+        </w:rPr>
+        <w:t>6. Реквизиты и подписи</w:t>
       </w:r>
     </w:p>
+    <w:tbl>
+      <w:tblPr>
+        <w:tblW w:type="auto" w:w="0"/>
+        <w:jc w:val="center"/>
+        <w:tblLayout w:type="fixed"/>
+        <w:tblLook w:firstColumn="1" w:firstRow="1" w:lastColumn="0" w:lastRow="0" w:noHBand="0" w:noVBand="1" w:val="04A0"/>
+        <w:tblBorders>
+          <w:top w:val="single" w:sz="5" w:color="000000"/>
+          <w:left w:val="single" w:sz="5" w:color="000000"/>
+          <w:bottom w:val="single" w:sz="5" w:color="000000"/>
+          <w:right w:val="single" w:sz="5" w:color="000000"/>
+          <w:insideH w:val="single" w:sz="5" w:color="000000"/>
+          <w:insideV w:val="single" w:sz="5" w:color="000000"/>
+        </w:tblBorders>
+        <w:tblCellMar>
+          <w:top w:w="85" w:type="dxa"/>
+          <w:bottom w:w="85" w:type="dxa"/>
+          <w:left w:w="100" w:type="dxa"/>
+          <w:right w:w="100" w:type="dxa"/>
+        </w:tblCellMar>
+      </w:tblPr>
+      <w:tblGrid>
+        <w:gridCol w:w="4819"/>
+        <w:gridCol w:w="4819"/>
+      </w:tblGrid>
+      <w:tr>
+        <w:trPr>
+          <w:cantSplit/>
+          <w:tblHeader/>
+        </w:trPr>
+        <w:tc>
+          <w:tcPr>
+            <w:tcW w:type="dxa" w:w="4819"/>
+            <w:vAlign w:val="center"/>
+          </w:tcPr>
+          <w:p>
+            <w:pPr>
+              <w:spacing w:after="20" w:line="240" w:lineRule="auto"/>
+            </w:pPr>
+            <w:r>
+              <w:rPr>
+                <w:b/>
+                <w:sz w:val="21"/>
+                <w:color w:val="000000"/>
+              </w:rPr>
+              <w:t>РАБОТОДАТЕЛЬ</w:t>
+            </w:r>
+          </w:p>
+        </w:tc>
+        <w:tc>
+          <w:tcPr>
+            <w:tcW w:type="dxa" w:w="4819"/>
+            <w:vAlign w:val="center"/>
+          </w:tcPr>
+          <w:p>
+            <w:pPr>
+              <w:spacing w:after="20" w:line="240" w:lineRule="auto"/>
+            </w:pPr>
+            <w:r>
+              <w:rPr>
+                <w:b/>
+                <w:sz w:val="21"/>
+                <w:color w:val="000000"/>
+              </w:rPr>
+              <w:t>РАБОТНИК</w:t>
+            </w:r>
+          </w:p>
+        </w:tc>
+      </w:tr>
+      <w:tr>
+        <w:trPr>
+          <w:cantSplit/>
+        </w:trPr>
+        <w:tc>
+          <w:tcPr>
+            <w:tcW w:type="dxa" w:w="4819"/>
+            <w:vAlign w:val="center"/>
+          </w:tcPr>
+          <w:p>
+            <w:pPr>
+              <w:spacing w:after="20" w:line="240" w:lineRule="auto"/>
+            </w:pPr>
+            <w:r>
+              <w:rPr>
+                <w:b w:val="0"/>
+                <w:sz w:val="21"/>
+                <w:color w:val="000000"/>
+              </w:rPr>
+              <w:t>[Адрес и реквизиты работодателя]</w:t>
+            </w:r>
+          </w:p>
+        </w:tc>
+        <w:tc>
+          <w:tcPr>
+            <w:tcW w:type="dxa" w:w="4819"/>
+            <w:vAlign w:val="center"/>
+          </w:tcPr>
+          <w:p>
+            <w:pPr>
+              <w:spacing w:after="20" w:line="240" w:lineRule="auto"/>
+            </w:pPr>
+            <w:r>
+              <w:rPr>
+                <w:b w:val="0"/>
+                <w:sz w:val="21"/>
+                <w:color w:val="000000"/>
+              </w:rPr>
+              <w:t>[ФИО работника]</w:t>
+            </w:r>
+          </w:p>
+        </w:tc>
+      </w:tr>
+      <w:tr>
+        <w:trPr>
+          <w:cantSplit/>
+        </w:trPr>
+        <w:tc>
+          <w:tcPr>
+            <w:tcW w:type="dxa" w:w="4819"/>
+            <w:vAlign w:val="center"/>
+          </w:tcPr>
+          <w:p>
+            <w:pPr>
+              <w:spacing w:after="20" w:line="240" w:lineRule="auto"/>
+            </w:pPr>
+            <w:r>
+              <w:rPr>
+                <w:b w:val="0"/>
+                <w:sz w:val="21"/>
+                <w:color w:val="000000"/>
+              </w:rPr>
+              <w:t>Подпись __________ / __________ /</w:t>
+            </w:r>
+          </w:p>
+        </w:tc>
+        <w:tc>
+          <w:tcPr>
+            <w:tcW w:type="dxa" w:w="4819"/>
+            <w:vAlign w:val="center"/>
+          </w:tcPr>
+          <w:p>
+            <w:pPr>
+              <w:spacing w:after="20" w:line="240" w:lineRule="auto"/>
+            </w:pPr>
+            <w:r>
+              <w:rPr>
+                <w:b w:val="0"/>
+                <w:sz w:val="21"/>
+                <w:color w:val="000000"/>
+              </w:rPr>
+              <w:t>Подпись __________ / __________ /</w:t>
+            </w:r>
+          </w:p>
+        </w:tc>
+      </w:tr>
+    </w:tbl>
     <w:p>
+      <w:pPr>
+        <w:widowControl/>
+        <w:spacing w:before="120"/>
+      </w:pPr>
       <w:r>
-        <w:t>Работодатель: [Адрес и реквизиты работодателя].</w:t>
-      </w:r>
-    </w:p>
-    <w:p>
-      <w:r>
-        <w:t>Подпись работодателя ____________________</w:t>
-      </w:r>
-    </w:p>
-    <w:p>
-      <w:r>
-        <w:t>Работник: [ФИО работника]. [Документ работника и адрес].</w:t>
-      </w:r>
-    </w:p>
-    <w:p>
-      <w:r>
-        <w:t>Подпись работника ____________________</w:t>
-      </w:r>
-    </w:p>
-    <w:p>
-      <w:r>
+        <w:rPr>
+          <w:color w:val="000000"/>
+        </w:rPr>
         <w:t>Экземпляр договора получил работник: подпись ____________________ дата ____________________</w:t>
       </w:r>
     </w:p>
     <w:sectPr>
       <w:footerReference w:type="default" r:id="rId9"/>
+      <w:headerReference w:type="default" r:id="rId10"/>
       <w:pgSz w:w="11906" w:h="16838"/>
-      <w:pgMar w:top="964" w:right="1134" w:bottom="964" w:left="1134" w:header="720" w:footer="720" w:gutter="0"/>
+      <w:pgMar w:top="1020" w:right="1020" w:bottom="1020" w:left="1247" w:header="720" w:footer="720" w:gutter="0"/>
       <w:cols w:space="720"/>
       <w:docGrid w:linePitch="360"/>
     </w:sectPr>
@@ -158,9 +551,26 @@
       <w:pStyle w:val="Footer"/>
       <w:jc w:val="center"/>
     </w:pPr>
+    <w:r>
+      <w:rPr>
+        <w:rFonts w:ascii="Times New Roman" w:hAnsi="Times New Roman"/>
+        <w:color w:val="000000"/>
+        <w:sz w:val="18"/>
+      </w:rPr>
+    </w:r>
     <w:fldSimple w:instr="PAGE"/>
   </w:p>
 </w:ftr>
+</file>
+
+<file path=word/header1.xml><?xml version="1.0" encoding="utf-8"?>
+<w:hdr xmlns:m="http://schemas.openxmlformats.org/officeDocument/2006/math" xmlns:mc="http://schemas.openxmlformats.org/markup-compatibility/2006" xmlns:mo="http://schemas.microsoft.com/office/mac/office/2008/main" xmlns:mv="urn:schemas-microsoft-com:mac:vml" xmlns:o="urn:schemas-microsoft-com:office:office" xmlns:r="http://schemas.openxmlformats.org/officeDocument/2006/relationships" xmlns:v="urn:schemas-microsoft-com:vml" xmlns:w10="urn:schemas-microsoft-com:office:word" xmlns:w14="http://schemas.microsoft.com/office/word/2010/wordml" xmlns:w="http://schemas.openxmlformats.org/wordprocessingml/2006/main" xmlns:wne="http://schemas.microsoft.com/office/word/2006/wordml" xmlns:wp14="http://schemas.microsoft.com/office/word/2010/wordprocessingDrawing" xmlns:wp="http://schemas.openxmlformats.org/drawingml/2006/wordprocessingDrawing" xmlns:wpc="http://schemas.microsoft.com/office/word/2010/wordprocessingCanvas" xmlns:wpg="http://schemas.microsoft.com/office/word/2010/wordprocessingGroup" xmlns:wpi="http://schemas.microsoft.com/office/word/2010/wordprocessingInk" xmlns:wps="http://schemas.microsoft.com/office/word/2010/wordprocessingShape" mc:Ignorable="w14 wp14">
+  <w:p>
+    <w:pPr>
+      <w:pStyle w:val="Header"/>
+    </w:pPr>
+  </w:p>
+</w:hdr>
 </file>
 
 <file path=word/numbering.xml><?xml version="1.0" encoding="utf-8"?>
@@ -527,7 +937,7 @@
     <w:qFormat/>
     <w:rsid w:val="00FC693F"/>
     <w:pPr>
-      <w:spacing w:after="100" w:line="250" w:lineRule="auto"/>
+      <w:spacing w:after="100" w:line="254" w:lineRule="auto"/>
     </w:pPr>
     <w:rPr>
       <w:rFonts w:ascii="Times New Roman" w:hAnsi="Times New Roman" w:eastAsia="Times New Roman" w:cs="Times New Roman"/>
@@ -590,7 +1000,7 @@
     <w:pPr>
       <w:keepNext/>
       <w:keepLines/>
-      <w:spacing w:before="140" w:after="100" w:line="250" w:lineRule="auto"/>
+      <w:spacing w:before="180" w:after="100" w:line="254" w:lineRule="auto"/>
       <w:outlineLvl w:val="0"/>
     </w:pPr>
     <w:rPr>
@@ -598,7 +1008,7 @@
       <w:b/>
       <w:bCs/>
       <w:color w:val="000000"/>
-      <w:sz w:val="24"/>
+      <w:sz w:val="23"/>
       <w:szCs w:val="28"/>
     </w:rPr>
   </w:style>
@@ -614,15 +1024,15 @@
     <w:pPr>
       <w:keepNext/>
       <w:keepLines/>
-      <w:spacing w:before="200" w:after="0"/>
+      <w:spacing w:before="200" w:after="100" w:line="254" w:lineRule="auto"/>
       <w:outlineLvl w:val="1"/>
     </w:pPr>
     <w:rPr>
-      <w:rFonts w:asciiTheme="majorHAnsi" w:eastAsiaTheme="majorEastAsia" w:hAnsiTheme="majorHAnsi" w:cstheme="majorBidi"/>
+      <w:rFonts w:ascii="Times New Roman" w:hAnsi="Times New Roman" w:eastAsia="Times New Roman" w:cs="Times New Roman"/>
       <w:b/>
       <w:bCs/>
-      <w:color w:val="4F81BD" w:themeColor="accent1"/>
-      <w:sz w:val="26"/>
+      <w:color w:val="000000"/>
+      <w:sz w:val="22"/>
       <w:szCs w:val="26"/>
     </w:rPr>
   </w:style>
@@ -645,7 +1055,7 @@
       <w:rFonts w:asciiTheme="majorHAnsi" w:eastAsiaTheme="majorEastAsia" w:hAnsiTheme="majorHAnsi" w:cstheme="majorBidi"/>
       <w:b/>
       <w:bCs/>
-      <w:color w:val="4F81BD" w:themeColor="accent1"/>
+      <w:color w:val="000000"/>
     </w:rPr>
   </w:style>
   <w:style w:type="paragraph" w:styleId="Heading4">
@@ -670,7 +1080,7 @@
       <w:bCs/>
       <w:i/>
       <w:iCs/>
-      <w:color w:val="4F81BD" w:themeColor="accent1"/>
+      <w:color w:val="000000"/>
     </w:rPr>
   </w:style>
   <w:style w:type="paragraph" w:styleId="Heading5">
@@ -691,7 +1101,7 @@
     </w:pPr>
     <w:rPr>
       <w:rFonts w:asciiTheme="majorHAnsi" w:eastAsiaTheme="majorEastAsia" w:hAnsiTheme="majorHAnsi" w:cstheme="majorBidi"/>
-      <w:color w:val="243F60" w:themeColor="accent1" w:themeShade="7F"/>
+      <w:color w:val="000000"/>
     </w:rPr>
   </w:style>
   <w:style w:type="paragraph" w:styleId="Heading6">
@@ -714,7 +1124,7 @@
       <w:rFonts w:asciiTheme="majorHAnsi" w:eastAsiaTheme="majorEastAsia" w:hAnsiTheme="majorHAnsi" w:cstheme="majorBidi"/>
       <w:i/>
       <w:iCs/>
-      <w:color w:val="243F60" w:themeColor="accent1" w:themeShade="7F"/>
+      <w:color w:val="000000"/>
     </w:rPr>
   </w:style>
   <w:style w:type="paragraph" w:styleId="Heading7">
@@ -737,7 +1147,7 @@
       <w:rFonts w:asciiTheme="majorHAnsi" w:eastAsiaTheme="majorEastAsia" w:hAnsiTheme="majorHAnsi" w:cstheme="majorBidi"/>
       <w:i/>
       <w:iCs/>
-      <w:color w:val="404040" w:themeColor="text1" w:themeTint="BF"/>
+      <w:color w:val="000000"/>
     </w:rPr>
   </w:style>
   <w:style w:type="paragraph" w:styleId="Heading8">
@@ -758,7 +1168,7 @@
     </w:pPr>
     <w:rPr>
       <w:rFonts w:asciiTheme="majorHAnsi" w:eastAsiaTheme="majorEastAsia" w:hAnsiTheme="majorHAnsi" w:cstheme="majorBidi"/>
-      <w:color w:val="4F81BD" w:themeColor="accent1"/>
+      <w:color w:val="000000"/>
       <w:sz w:val="20"/>
       <w:szCs w:val="20"/>
     </w:rPr>
@@ -783,7 +1193,7 @@
       <w:rFonts w:asciiTheme="majorHAnsi" w:eastAsiaTheme="majorEastAsia" w:hAnsiTheme="majorHAnsi" w:cstheme="majorBidi"/>
       <w:i/>
       <w:iCs/>
-      <w:color w:val="404040" w:themeColor="text1" w:themeTint="BF"/>
+      <w:color w:val="000000"/>
       <w:sz w:val="20"/>
       <w:szCs w:val="20"/>
     </w:rPr>
@@ -834,7 +1244,7 @@
       <w:rFonts w:asciiTheme="majorHAnsi" w:eastAsiaTheme="majorEastAsia" w:hAnsiTheme="majorHAnsi" w:cstheme="majorBidi"/>
       <w:b/>
       <w:bCs/>
-      <w:color w:val="365F91" w:themeColor="accent1" w:themeShade="BF"/>
+      <w:color w:val="000000"/>
       <w:sz w:val="28"/>
       <w:szCs w:val="28"/>
     </w:rPr>
@@ -849,7 +1259,7 @@
       <w:rFonts w:asciiTheme="majorHAnsi" w:eastAsiaTheme="majorEastAsia" w:hAnsiTheme="majorHAnsi" w:cstheme="majorBidi"/>
       <w:b/>
       <w:bCs/>
-      <w:color w:val="4F81BD" w:themeColor="accent1"/>
+      <w:color w:val="000000"/>
       <w:sz w:val="26"/>
       <w:szCs w:val="26"/>
     </w:rPr>
@@ -864,7 +1274,7 @@
       <w:rFonts w:asciiTheme="majorHAnsi" w:eastAsiaTheme="majorEastAsia" w:hAnsiTheme="majorHAnsi" w:cstheme="majorBidi"/>
       <w:b/>
       <w:bCs/>
-      <w:color w:val="4F81BD" w:themeColor="accent1"/>
+      <w:color w:val="000000"/>
     </w:rPr>
   </w:style>
   <w:style w:type="paragraph" w:styleId="Title">
@@ -876,7 +1286,7 @@
     <w:qFormat/>
     <w:rsid w:val="00FC693F"/>
     <w:pPr>
-      <w:spacing w:after="100" w:line="250" w:lineRule="auto"/>
+      <w:spacing w:after="200" w:line="254" w:lineRule="auto"/>
       <w:contextualSpacing/>
     </w:pPr>
     <w:rPr>
@@ -885,7 +1295,7 @@
       <w:color w:val="000000"/>
       <w:spacing w:val="5"/>
       <w:kern w:val="28"/>
-      <w:sz w:val="32"/>
+      <w:sz w:val="28"/>
       <w:szCs w:val="52"/>
     </w:rPr>
   </w:style>
@@ -897,7 +1307,7 @@
     <w:rsid w:val="00FC693F"/>
     <w:rPr>
       <w:rFonts w:asciiTheme="majorHAnsi" w:eastAsiaTheme="majorEastAsia" w:hAnsiTheme="majorHAnsi" w:cstheme="majorBidi"/>
-      <w:color w:val="17365D" w:themeColor="text2" w:themeShade="BF"/>
+      <w:color w:val="000000"/>
       <w:spacing w:val="5"/>
       <w:kern w:val="28"/>
       <w:sz w:val="52"/>
@@ -921,7 +1331,7 @@
       <w:rFonts w:asciiTheme="majorHAnsi" w:eastAsiaTheme="majorEastAsia" w:hAnsiTheme="majorHAnsi" w:cstheme="majorBidi"/>
       <w:i/>
       <w:iCs/>
-      <w:color w:val="4F81BD" w:themeColor="accent1"/>
+      <w:color w:val="000000"/>
       <w:spacing w:val="15"/>
       <w:sz w:val="24"/>
       <w:szCs w:val="24"/>
@@ -937,7 +1347,7 @@
       <w:rFonts w:asciiTheme="majorHAnsi" w:eastAsiaTheme="majorEastAsia" w:hAnsiTheme="majorHAnsi" w:cstheme="majorBidi"/>
       <w:i/>
       <w:iCs/>
-      <w:color w:val="4F81BD" w:themeColor="accent1"/>
+      <w:color w:val="000000"/>
       <w:spacing w:val="15"/>
       <w:sz w:val="24"/>
       <w:szCs w:val="24"/>
@@ -1209,7 +1619,7 @@
     <w:rPr>
       <w:i/>
       <w:iCs/>
-      <w:color w:val="000000" w:themeColor="text1"/>
+      <w:color w:val="000000"/>
     </w:rPr>
   </w:style>
   <w:style w:type="character" w:customStyle="1" w:styleId="QuoteChar">
@@ -1221,7 +1631,7 @@
     <w:rPr>
       <w:i/>
       <w:iCs/>
-      <w:color w:val="000000" w:themeColor="text1"/>
+      <w:color w:val="000000"/>
     </w:rPr>
   </w:style>
   <w:style w:type="character" w:customStyle="1" w:styleId="Heading4Char">
@@ -1237,7 +1647,7 @@
       <w:bCs/>
       <w:i/>
       <w:iCs/>
-      <w:color w:val="4F81BD" w:themeColor="accent1"/>
+      <w:color w:val="000000"/>
     </w:rPr>
   </w:style>
   <w:style w:type="character" w:customStyle="1" w:styleId="Heading5Char">
@@ -1249,7 +1659,7 @@
     <w:rsid w:val="00FC693F"/>
     <w:rPr>
       <w:rFonts w:asciiTheme="majorHAnsi" w:eastAsiaTheme="majorEastAsia" w:hAnsiTheme="majorHAnsi" w:cstheme="majorBidi"/>
-      <w:color w:val="243F60" w:themeColor="accent1" w:themeShade="7F"/>
+      <w:color w:val="000000"/>
     </w:rPr>
   </w:style>
   <w:style w:type="character" w:customStyle="1" w:styleId="Heading6Char">
@@ -1263,7 +1673,7 @@
       <w:rFonts w:asciiTheme="majorHAnsi" w:eastAsiaTheme="majorEastAsia" w:hAnsiTheme="majorHAnsi" w:cstheme="majorBidi"/>
       <w:i/>
       <w:iCs/>
-      <w:color w:val="243F60" w:themeColor="accent1" w:themeShade="7F"/>
+      <w:color w:val="000000"/>
     </w:rPr>
   </w:style>
   <w:style w:type="character" w:customStyle="1" w:styleId="Heading7Char">
@@ -1277,7 +1687,7 @@
       <w:rFonts w:asciiTheme="majorHAnsi" w:eastAsiaTheme="majorEastAsia" w:hAnsiTheme="majorHAnsi" w:cstheme="majorBidi"/>
       <w:i/>
       <w:iCs/>
-      <w:color w:val="404040" w:themeColor="text1" w:themeTint="BF"/>
+      <w:color w:val="000000"/>
     </w:rPr>
   </w:style>
   <w:style w:type="character" w:customStyle="1" w:styleId="Heading8Char">
@@ -1289,7 +1699,7 @@
     <w:rsid w:val="00FC693F"/>
     <w:rPr>
       <w:rFonts w:asciiTheme="majorHAnsi" w:eastAsiaTheme="majorEastAsia" w:hAnsiTheme="majorHAnsi" w:cstheme="majorBidi"/>
-      <w:color w:val="4F81BD" w:themeColor="accent1"/>
+      <w:color w:val="000000"/>
       <w:sz w:val="20"/>
       <w:szCs w:val="20"/>
     </w:rPr>
@@ -1305,7 +1715,7 @@
       <w:rFonts w:asciiTheme="majorHAnsi" w:eastAsiaTheme="majorEastAsia" w:hAnsiTheme="majorHAnsi" w:cstheme="majorBidi"/>
       <w:i/>
       <w:iCs/>
-      <w:color w:val="404040" w:themeColor="text1" w:themeTint="BF"/>
+      <w:color w:val="000000"/>
       <w:sz w:val="20"/>
       <w:szCs w:val="20"/>
     </w:rPr>
@@ -1325,7 +1735,7 @@
     <w:rPr>
       <w:b/>
       <w:bCs/>
-      <w:color w:val="4F81BD" w:themeColor="accent1"/>
+      <w:color w:val="000000"/>
       <w:sz w:val="18"/>
       <w:szCs w:val="18"/>
     </w:rPr>
@@ -1369,7 +1779,7 @@
       <w:bCs/>
       <w:i/>
       <w:iCs/>
-      <w:color w:val="4F81BD" w:themeColor="accent1"/>
+      <w:color w:val="000000"/>
     </w:rPr>
   </w:style>
   <w:style w:type="character" w:customStyle="1" w:styleId="IntenseQuoteChar">
@@ -1383,7 +1793,7 @@
       <w:bCs/>
       <w:i/>
       <w:iCs/>
-      <w:color w:val="4F81BD" w:themeColor="accent1"/>
+      <w:color w:val="000000"/>
     </w:rPr>
   </w:style>
   <w:style w:type="character" w:styleId="SubtleEmphasis">
@@ -1395,7 +1805,7 @@
     <w:rPr>
       <w:i/>
       <w:iCs/>
-      <w:color w:val="808080" w:themeColor="text1" w:themeTint="7F"/>
+      <w:color w:val="000000"/>
     </w:rPr>
   </w:style>
   <w:style w:type="character" w:styleId="IntenseEmphasis">
@@ -1409,7 +1819,7 @@
       <w:bCs/>
       <w:i/>
       <w:iCs/>
-      <w:color w:val="4F81BD" w:themeColor="accent1"/>
+      <w:color w:val="000000"/>
     </w:rPr>
   </w:style>
   <w:style w:type="character" w:styleId="SubtleReference">
@@ -1420,7 +1830,7 @@
     <w:rsid w:val="00FC693F"/>
     <w:rPr>
       <w:smallCaps/>
-      <w:color w:val="C0504D" w:themeColor="accent2"/>
+      <w:color w:val="000000"/>
       <w:u w:val="single"/>
     </w:rPr>
   </w:style>
@@ -1434,7 +1844,7 @@
       <w:b/>
       <w:bCs/>
       <w:smallCaps/>
-      <w:color w:val="C0504D" w:themeColor="accent2"/>
+      <w:color w:val="000000"/>
       <w:spacing w:val="5"/>
       <w:u w:val="single"/>
     </w:rPr>
@@ -1500,7 +1910,7 @@
       <w:spacing w:after="0" w:line="240" w:lineRule="auto"/>
     </w:pPr>
     <w:rPr>
-      <w:color w:val="000000" w:themeColor="text1" w:themeShade="BF"/>
+      <w:color w:val="000000"/>
     </w:rPr>
     <w:tblPr>
       <w:tblStyleRowBandSize w:val="1"/>
@@ -1603,7 +2013,7 @@
       <w:spacing w:after="0" w:line="240" w:lineRule="auto"/>
     </w:pPr>
     <w:rPr>
-      <w:color w:val="365F91" w:themeColor="accent1" w:themeShade="BF"/>
+      <w:color w:val="000000"/>
     </w:rPr>
     <w:tblPr>
       <w:tblStyleRowBandSize w:val="1"/>
@@ -1706,7 +2116,7 @@
       <w:spacing w:after="0" w:line="240" w:lineRule="auto"/>
     </w:pPr>
     <w:rPr>
-      <w:color w:val="943634" w:themeColor="accent2" w:themeShade="BF"/>
+      <w:color w:val="000000"/>
     </w:rPr>
     <w:tblPr>
       <w:tblStyleRowBandSize w:val="1"/>
@@ -1809,7 +2219,7 @@
       <w:spacing w:after="0" w:line="240" w:lineRule="auto"/>
     </w:pPr>
     <w:rPr>
-      <w:color w:val="76923C" w:themeColor="accent3" w:themeShade="BF"/>
+      <w:color w:val="000000"/>
     </w:rPr>
     <w:tblPr>
       <w:tblStyleRowBandSize w:val="1"/>
@@ -1912,7 +2322,7 @@
       <w:spacing w:after="0" w:line="240" w:lineRule="auto"/>
     </w:pPr>
     <w:rPr>
-      <w:color w:val="5F497A" w:themeColor="accent4" w:themeShade="BF"/>
+      <w:color w:val="000000"/>
     </w:rPr>
     <w:tblPr>
       <w:tblStyleRowBandSize w:val="1"/>
@@ -2015,7 +2425,7 @@
       <w:spacing w:after="0" w:line="240" w:lineRule="auto"/>
     </w:pPr>
     <w:rPr>
-      <w:color w:val="31849B" w:themeColor="accent5" w:themeShade="BF"/>
+      <w:color w:val="000000"/>
     </w:rPr>
     <w:tblPr>
       <w:tblStyleRowBandSize w:val="1"/>
@@ -2118,7 +2528,7 @@
       <w:spacing w:after="0" w:line="240" w:lineRule="auto"/>
     </w:pPr>
     <w:rPr>
-      <w:color w:val="E36C0A" w:themeColor="accent6" w:themeShade="BF"/>
+      <w:color w:val="000000"/>
     </w:rPr>
     <w:tblPr>
       <w:tblStyleRowBandSize w:val="1"/>
@@ -2244,7 +2654,7 @@
       <w:rPr>
         <w:b/>
         <w:bCs/>
-        <w:color w:val="FFFFFF" w:themeColor="background1"/>
+        <w:color w:val="000000"/>
       </w:rPr>
       <w:tblPr/>
       <w:tcPr>
@@ -2336,7 +2746,7 @@
       <w:rPr>
         <w:b/>
         <w:bCs/>
-        <w:color w:val="FFFFFF" w:themeColor="background1"/>
+        <w:color w:val="000000"/>
       </w:rPr>
       <w:tblPr/>
       <w:tcPr>
@@ -2428,7 +2838,7 @@
       <w:rPr>
         <w:b/>
         <w:bCs/>
-        <w:color w:val="FFFFFF" w:themeColor="background1"/>
+        <w:color w:val="000000"/>
       </w:rPr>
       <w:tblPr/>
       <w:tcPr>
@@ -2520,7 +2930,7 @@
       <w:rPr>
         <w:b/>
         <w:bCs/>
-        <w:color w:val="FFFFFF" w:themeColor="background1"/>
+        <w:color w:val="000000"/>
       </w:rPr>
       <w:tblPr/>
       <w:tcPr>
@@ -2612,7 +3022,7 @@
       <w:rPr>
         <w:b/>
         <w:bCs/>
-        <w:color w:val="FFFFFF" w:themeColor="background1"/>
+        <w:color w:val="000000"/>
       </w:rPr>
       <w:tblPr/>
       <w:tcPr>
@@ -2704,7 +3114,7 @@
       <w:rPr>
         <w:b/>
         <w:bCs/>
-        <w:color w:val="FFFFFF" w:themeColor="background1"/>
+        <w:color w:val="000000"/>
       </w:rPr>
       <w:tblPr/>
       <w:tcPr>
@@ -2796,7 +3206,7 @@
       <w:rPr>
         <w:b/>
         <w:bCs/>
-        <w:color w:val="FFFFFF" w:themeColor="background1"/>
+        <w:color w:val="000000"/>
       </w:rPr>
       <w:tblPr/>
       <w:tcPr>
@@ -3799,7 +4209,7 @@
       <w:rPr>
         <w:b/>
         <w:bCs/>
-        <w:color w:val="FFFFFF" w:themeColor="background1"/>
+        <w:color w:val="000000"/>
       </w:rPr>
       <w:tblPr/>
       <w:tcPr>
@@ -3905,7 +4315,7 @@
       <w:rPr>
         <w:b/>
         <w:bCs/>
-        <w:color w:val="FFFFFF" w:themeColor="background1"/>
+        <w:color w:val="000000"/>
       </w:rPr>
       <w:tblPr/>
       <w:tcPr>
@@ -4011,7 +4421,7 @@
       <w:rPr>
         <w:b/>
         <w:bCs/>
-        <w:color w:val="FFFFFF" w:themeColor="background1"/>
+        <w:color w:val="000000"/>
       </w:rPr>
       <w:tblPr/>
       <w:tcPr>
@@ -4117,7 +4527,7 @@
       <w:rPr>
         <w:b/>
         <w:bCs/>
-        <w:color w:val="FFFFFF" w:themeColor="background1"/>
+        <w:color w:val="000000"/>
       </w:rPr>
       <w:tblPr/>
       <w:tcPr>
@@ -4223,7 +4633,7 @@
       <w:rPr>
         <w:b/>
         <w:bCs/>
-        <w:color w:val="FFFFFF" w:themeColor="background1"/>
+        <w:color w:val="000000"/>
       </w:rPr>
       <w:tblPr/>
       <w:tcPr>
@@ -4329,7 +4739,7 @@
       <w:rPr>
         <w:b/>
         <w:bCs/>
-        <w:color w:val="FFFFFF" w:themeColor="background1"/>
+        <w:color w:val="000000"/>
       </w:rPr>
       <w:tblPr/>
       <w:tcPr>
@@ -4435,7 +4845,7 @@
       <w:rPr>
         <w:b/>
         <w:bCs/>
-        <w:color w:val="FFFFFF" w:themeColor="background1"/>
+        <w:color w:val="000000"/>
       </w:rPr>
       <w:tblPr/>
       <w:tcPr>
@@ -4538,7 +4948,7 @@
       <w:rPr>
         <w:b/>
         <w:bCs/>
-        <w:color w:val="FFFFFF" w:themeColor="background1"/>
+        <w:color w:val="000000"/>
       </w:rPr>
       <w:tblPr/>
       <w:tcPr>
@@ -4558,7 +4968,7 @@
         <w:spacing w:before="0" w:after="0" w:line="240" w:lineRule="auto"/>
       </w:pPr>
       <w:rPr>
-        <w:color w:val="auto"/>
+        <w:color w:val="000000"/>
       </w:rPr>
       <w:tblPr/>
       <w:tcPr>
@@ -4577,7 +4987,7 @@
       <w:rPr>
         <w:b/>
         <w:bCs/>
-        <w:color w:val="FFFFFF" w:themeColor="background1"/>
+        <w:color w:val="000000"/>
       </w:rPr>
       <w:tblPr/>
       <w:tcPr>
@@ -4596,7 +5006,7 @@
       <w:rPr>
         <w:b/>
         <w:bCs/>
-        <w:color w:val="FFFFFF" w:themeColor="background1"/>
+        <w:color w:val="000000"/>
       </w:rPr>
       <w:tblPr/>
       <w:tcPr>
@@ -4642,7 +5052,7 @@
     </w:tblStylePr>
     <w:tblStylePr w:type="nwCell">
       <w:rPr>
-        <w:color w:val="FFFFFF" w:themeColor="background1"/>
+        <w:color w:val="000000"/>
       </w:rPr>
       <w:tblPr/>
       <w:tcPr>
@@ -4687,7 +5097,7 @@
       <w:rPr>
         <w:b/>
         <w:bCs/>
-        <w:color w:val="FFFFFF" w:themeColor="background1"/>
+        <w:color w:val="000000"/>
       </w:rPr>
       <w:tblPr/>
       <w:tcPr>
@@ -4707,7 +5117,7 @@
         <w:spacing w:before="0" w:after="0" w:line="240" w:lineRule="auto"/>
       </w:pPr>
       <w:rPr>
-        <w:color w:val="auto"/>
+        <w:color w:val="000000"/>
       </w:rPr>
       <w:tblPr/>
       <w:tcPr>
@@ -4726,7 +5136,7 @@
       <w:rPr>
         <w:b/>
         <w:bCs/>
-        <w:color w:val="FFFFFF" w:themeColor="background1"/>
+        <w:color w:val="000000"/>
       </w:rPr>
       <w:tblPr/>
       <w:tcPr>
@@ -4745,7 +5155,7 @@
       <w:rPr>
         <w:b/>
         <w:bCs/>
-        <w:color w:val="FFFFFF" w:themeColor="background1"/>
+        <w:color w:val="000000"/>
       </w:rPr>
       <w:tblPr/>
       <w:tcPr>
@@ -4791,7 +5201,7 @@
     </w:tblStylePr>
     <w:tblStylePr w:type="nwCell">
       <w:rPr>
-        <w:color w:val="FFFFFF" w:themeColor="background1"/>
+        <w:color w:val="000000"/>
       </w:rPr>
       <w:tblPr/>
       <w:tcPr>
@@ -4836,7 +5246,7 @@
       <w:rPr>
         <w:b/>
         <w:bCs/>
-        <w:color w:val="FFFFFF" w:themeColor="background1"/>
+        <w:color w:val="000000"/>
       </w:rPr>
       <w:tblPr/>
       <w:tcPr>
@@ -4856,7 +5266,7 @@
         <w:spacing w:before="0" w:after="0" w:line="240" w:lineRule="auto"/>
       </w:pPr>
       <w:rPr>
-        <w:color w:val="auto"/>
+        <w:color w:val="000000"/>
       </w:rPr>
       <w:tblPr/>
       <w:tcPr>
@@ -4875,7 +5285,7 @@
       <w:rPr>
         <w:b/>
         <w:bCs/>
-        <w:color w:val="FFFFFF" w:themeColor="background1"/>
+        <w:color w:val="000000"/>
       </w:rPr>
       <w:tblPr/>
       <w:tcPr>
@@ -4894,7 +5304,7 @@
       <w:rPr>
         <w:b/>
         <w:bCs/>
-        <w:color w:val="FFFFFF" w:themeColor="background1"/>
+        <w:color w:val="000000"/>
       </w:rPr>
       <w:tblPr/>
       <w:tcPr>
@@ -4940,7 +5350,7 @@
     </w:tblStylePr>
     <w:tblStylePr w:type="nwCell">
       <w:rPr>
-        <w:color w:val="FFFFFF" w:themeColor="background1"/>
+        <w:color w:val="000000"/>
       </w:rPr>
       <w:tblPr/>
       <w:tcPr>
@@ -4985,7 +5395,7 @@
       <w:rPr>
         <w:b/>
         <w:bCs/>
-        <w:color w:val="FFFFFF" w:themeColor="background1"/>
+        <w:color w:val="000000"/>
       </w:rPr>
       <w:tblPr/>
       <w:tcPr>
@@ -5005,7 +5415,7 @@
         <w:spacing w:before="0" w:after="0" w:line="240" w:lineRule="auto"/>
       </w:pPr>
       <w:rPr>
-        <w:color w:val="auto"/>
+        <w:color w:val="000000"/>
       </w:rPr>
       <w:tblPr/>
       <w:tcPr>
@@ -5024,7 +5434,7 @@
       <w:rPr>
         <w:b/>
         <w:bCs/>
-        <w:color w:val="FFFFFF" w:themeColor="background1"/>
+        <w:color w:val="000000"/>
       </w:rPr>
       <w:tblPr/>
       <w:tcPr>
@@ -5043,7 +5453,7 @@
       <w:rPr>
         <w:b/>
         <w:bCs/>
-        <w:color w:val="FFFFFF" w:themeColor="background1"/>
+        <w:color w:val="000000"/>
       </w:rPr>
       <w:tblPr/>
       <w:tcPr>
@@ -5089,7 +5499,7 @@
     </w:tblStylePr>
     <w:tblStylePr w:type="nwCell">
       <w:rPr>
-        <w:color w:val="FFFFFF" w:themeColor="background1"/>
+        <w:color w:val="000000"/>
       </w:rPr>
       <w:tblPr/>
       <w:tcPr>
@@ -5134,7 +5544,7 @@
       <w:rPr>
         <w:b/>
         <w:bCs/>
-        <w:color w:val="FFFFFF" w:themeColor="background1"/>
+        <w:color w:val="000000"/>
       </w:rPr>
       <w:tblPr/>
       <w:tcPr>
@@ -5154,7 +5564,7 @@
         <w:spacing w:before="0" w:after="0" w:line="240" w:lineRule="auto"/>
       </w:pPr>
       <w:rPr>
-        <w:color w:val="auto"/>
+        <w:color w:val="000000"/>
       </w:rPr>
       <w:tblPr/>
       <w:tcPr>
@@ -5173,7 +5583,7 @@
       <w:rPr>
         <w:b/>
         <w:bCs/>
-        <w:color w:val="FFFFFF" w:themeColor="background1"/>
+        <w:color w:val="000000"/>
       </w:rPr>
       <w:tblPr/>
       <w:tcPr>
@@ -5192,7 +5602,7 @@
       <w:rPr>
         <w:b/>
         <w:bCs/>
-        <w:color w:val="FFFFFF" w:themeColor="background1"/>
+        <w:color w:val="000000"/>
       </w:rPr>
       <w:tblPr/>
       <w:tcPr>
@@ -5238,7 +5648,7 @@
     </w:tblStylePr>
     <w:tblStylePr w:type="nwCell">
       <w:rPr>
-        <w:color w:val="FFFFFF" w:themeColor="background1"/>
+        <w:color w:val="000000"/>
       </w:rPr>
       <w:tblPr/>
       <w:tcPr>
@@ -5283,7 +5693,7 @@
       <w:rPr>
         <w:b/>
         <w:bCs/>
-        <w:color w:val="FFFFFF" w:themeColor="background1"/>
+        <w:color w:val="000000"/>
       </w:rPr>
       <w:tblPr/>
       <w:tcPr>
@@ -5303,7 +5713,7 @@
         <w:spacing w:before="0" w:after="0" w:line="240" w:lineRule="auto"/>
       </w:pPr>
       <w:rPr>
-        <w:color w:val="auto"/>
+        <w:color w:val="000000"/>
       </w:rPr>
       <w:tblPr/>
       <w:tcPr>
@@ -5322,7 +5732,7 @@
       <w:rPr>
         <w:b/>
         <w:bCs/>
-        <w:color w:val="FFFFFF" w:themeColor="background1"/>
+        <w:color w:val="000000"/>
       </w:rPr>
       <w:tblPr/>
       <w:tcPr>
@@ -5341,7 +5751,7 @@
       <w:rPr>
         <w:b/>
         <w:bCs/>
-        <w:color w:val="FFFFFF" w:themeColor="background1"/>
+        <w:color w:val="000000"/>
       </w:rPr>
       <w:tblPr/>
       <w:tcPr>
@@ -5387,7 +5797,7 @@
     </w:tblStylePr>
     <w:tblStylePr w:type="nwCell">
       <w:rPr>
-        <w:color w:val="FFFFFF" w:themeColor="background1"/>
+        <w:color w:val="000000"/>
       </w:rPr>
       <w:tblPr/>
       <w:tcPr>
@@ -5432,7 +5842,7 @@
       <w:rPr>
         <w:b/>
         <w:bCs/>
-        <w:color w:val="FFFFFF" w:themeColor="background1"/>
+        <w:color w:val="000000"/>
       </w:rPr>
       <w:tblPr/>
       <w:tcPr>
@@ -5452,7 +5862,7 @@
         <w:spacing w:before="0" w:after="0" w:line="240" w:lineRule="auto"/>
       </w:pPr>
       <w:rPr>
-        <w:color w:val="auto"/>
+        <w:color w:val="000000"/>
       </w:rPr>
       <w:tblPr/>
       <w:tcPr>
@@ -5471,7 +5881,7 @@
       <w:rPr>
         <w:b/>
         <w:bCs/>
-        <w:color w:val="FFFFFF" w:themeColor="background1"/>
+        <w:color w:val="000000"/>
       </w:rPr>
       <w:tblPr/>
       <w:tcPr>
@@ -5490,7 +5900,7 @@
       <w:rPr>
         <w:b/>
         <w:bCs/>
-        <w:color w:val="FFFFFF" w:themeColor="background1"/>
+        <w:color w:val="000000"/>
       </w:rPr>
       <w:tblPr/>
       <w:tcPr>
@@ -5536,7 +5946,7 @@
     </w:tblStylePr>
     <w:tblStylePr w:type="nwCell">
       <w:rPr>
-        <w:color w:val="FFFFFF" w:themeColor="background1"/>
+        <w:color w:val="000000"/>
       </w:rPr>
       <w:tblPr/>
       <w:tcPr>
@@ -5560,7 +5970,7 @@
       <w:spacing w:after="0" w:line="240" w:lineRule="auto"/>
     </w:pPr>
     <w:rPr>
-      <w:color w:val="000000" w:themeColor="text1"/>
+      <w:color w:val="000000"/>
     </w:rPr>
     <w:tblPr>
       <w:tblStyleRowBandSize w:val="1"/>
@@ -5593,7 +6003,7 @@
       <w:rPr>
         <w:b/>
         <w:bCs/>
-        <w:color w:val="1F497D" w:themeColor="text2"/>
+        <w:color w:val="000000"/>
       </w:rPr>
       <w:tblPr/>
       <w:tcPr>
@@ -5644,7 +6054,7 @@
       <w:spacing w:after="0" w:line="240" w:lineRule="auto"/>
     </w:pPr>
     <w:rPr>
-      <w:color w:val="000000" w:themeColor="text1"/>
+      <w:color w:val="000000"/>
     </w:rPr>
     <w:tblPr>
       <w:tblStyleRowBandSize w:val="1"/>
@@ -5677,7 +6087,7 @@
       <w:rPr>
         <w:b/>
         <w:bCs/>
-        <w:color w:val="1F497D" w:themeColor="text2"/>
+        <w:color w:val="000000"/>
       </w:rPr>
       <w:tblPr/>
       <w:tcPr>
@@ -5728,7 +6138,7 @@
       <w:spacing w:after="0" w:line="240" w:lineRule="auto"/>
     </w:pPr>
     <w:rPr>
-      <w:color w:val="000000" w:themeColor="text1"/>
+      <w:color w:val="000000"/>
     </w:rPr>
     <w:tblPr>
       <w:tblStyleRowBandSize w:val="1"/>
@@ -5761,7 +6171,7 @@
       <w:rPr>
         <w:b/>
         <w:bCs/>
-        <w:color w:val="1F497D" w:themeColor="text2"/>
+        <w:color w:val="000000"/>
       </w:rPr>
       <w:tblPr/>
       <w:tcPr>
@@ -5812,7 +6222,7 @@
       <w:spacing w:after="0" w:line="240" w:lineRule="auto"/>
     </w:pPr>
     <w:rPr>
-      <w:color w:val="000000" w:themeColor="text1"/>
+      <w:color w:val="000000"/>
     </w:rPr>
     <w:tblPr>
       <w:tblStyleRowBandSize w:val="1"/>
@@ -5845,7 +6255,7 @@
       <w:rPr>
         <w:b/>
         <w:bCs/>
-        <w:color w:val="1F497D" w:themeColor="text2"/>
+        <w:color w:val="000000"/>
       </w:rPr>
       <w:tblPr/>
       <w:tcPr>
@@ -5896,7 +6306,7 @@
       <w:spacing w:after="0" w:line="240" w:lineRule="auto"/>
     </w:pPr>
     <w:rPr>
-      <w:color w:val="000000" w:themeColor="text1"/>
+      <w:color w:val="000000"/>
     </w:rPr>
     <w:tblPr>
       <w:tblStyleRowBandSize w:val="1"/>
@@ -5929,7 +6339,7 @@
       <w:rPr>
         <w:b/>
         <w:bCs/>
-        <w:color w:val="1F497D" w:themeColor="text2"/>
+        <w:color w:val="000000"/>
       </w:rPr>
       <w:tblPr/>
       <w:tcPr>
@@ -5980,7 +6390,7 @@
       <w:spacing w:after="0" w:line="240" w:lineRule="auto"/>
     </w:pPr>
     <w:rPr>
-      <w:color w:val="000000" w:themeColor="text1"/>
+      <w:color w:val="000000"/>
     </w:rPr>
     <w:tblPr>
       <w:tblStyleRowBandSize w:val="1"/>
@@ -6013,7 +6423,7 @@
       <w:rPr>
         <w:b/>
         <w:bCs/>
-        <w:color w:val="1F497D" w:themeColor="text2"/>
+        <w:color w:val="000000"/>
       </w:rPr>
       <w:tblPr/>
       <w:tcPr>
@@ -6064,7 +6474,7 @@
       <w:spacing w:after="0" w:line="240" w:lineRule="auto"/>
     </w:pPr>
     <w:rPr>
-      <w:color w:val="000000" w:themeColor="text1"/>
+      <w:color w:val="000000"/>
     </w:rPr>
     <w:tblPr>
       <w:tblStyleRowBandSize w:val="1"/>
@@ -6097,7 +6507,7 @@
       <w:rPr>
         <w:b/>
         <w:bCs/>
-        <w:color w:val="1F497D" w:themeColor="text2"/>
+        <w:color w:val="000000"/>
       </w:rPr>
       <w:tblPr/>
       <w:tcPr>
@@ -6149,7 +6559,7 @@
     </w:pPr>
     <w:rPr>
       <w:rFonts w:asciiTheme="majorHAnsi" w:eastAsiaTheme="majorEastAsia" w:hAnsiTheme="majorHAnsi" w:cstheme="majorBidi"/>
-      <w:color w:val="000000" w:themeColor="text1"/>
+      <w:color w:val="000000"/>
     </w:rPr>
     <w:tblPr>
       <w:tblStyleRowBandSize w:val="1"/>
@@ -6277,7 +6687,7 @@
     </w:pPr>
     <w:rPr>
       <w:rFonts w:asciiTheme="majorHAnsi" w:eastAsiaTheme="majorEastAsia" w:hAnsiTheme="majorHAnsi" w:cstheme="majorBidi"/>
-      <w:color w:val="000000" w:themeColor="text1"/>
+      <w:color w:val="000000"/>
     </w:rPr>
     <w:tblPr>
       <w:tblStyleRowBandSize w:val="1"/>
@@ -6405,7 +6815,7 @@
     </w:pPr>
     <w:rPr>
       <w:rFonts w:asciiTheme="majorHAnsi" w:eastAsiaTheme="majorEastAsia" w:hAnsiTheme="majorHAnsi" w:cstheme="majorBidi"/>
-      <w:color w:val="000000" w:themeColor="text1"/>
+      <w:color w:val="000000"/>
     </w:rPr>
     <w:tblPr>
       <w:tblStyleRowBandSize w:val="1"/>
@@ -6533,7 +6943,7 @@
     </w:pPr>
     <w:rPr>
       <w:rFonts w:asciiTheme="majorHAnsi" w:eastAsiaTheme="majorEastAsia" w:hAnsiTheme="majorHAnsi" w:cstheme="majorBidi"/>
-      <w:color w:val="000000" w:themeColor="text1"/>
+      <w:color w:val="000000"/>
     </w:rPr>
     <w:tblPr>
       <w:tblStyleRowBandSize w:val="1"/>
@@ -6661,7 +7071,7 @@
     </w:pPr>
     <w:rPr>
       <w:rFonts w:asciiTheme="majorHAnsi" w:eastAsiaTheme="majorEastAsia" w:hAnsiTheme="majorHAnsi" w:cstheme="majorBidi"/>
-      <w:color w:val="000000" w:themeColor="text1"/>
+      <w:color w:val="000000"/>
     </w:rPr>
     <w:tblPr>
       <w:tblStyleRowBandSize w:val="1"/>
@@ -6789,7 +7199,7 @@
     </w:pPr>
     <w:rPr>
       <w:rFonts w:asciiTheme="majorHAnsi" w:eastAsiaTheme="majorEastAsia" w:hAnsiTheme="majorHAnsi" w:cstheme="majorBidi"/>
-      <w:color w:val="000000" w:themeColor="text1"/>
+      <w:color w:val="000000"/>
     </w:rPr>
     <w:tblPr>
       <w:tblStyleRowBandSize w:val="1"/>
@@ -6917,7 +7327,7 @@
     </w:pPr>
     <w:rPr>
       <w:rFonts w:asciiTheme="majorHAnsi" w:eastAsiaTheme="majorEastAsia" w:hAnsiTheme="majorHAnsi" w:cstheme="majorBidi"/>
-      <w:color w:val="000000" w:themeColor="text1"/>
+      <w:color w:val="000000"/>
     </w:rPr>
     <w:tblPr>
       <w:tblStyleRowBandSize w:val="1"/>
@@ -7556,7 +7966,7 @@
     </w:pPr>
     <w:rPr>
       <w:rFonts w:asciiTheme="majorHAnsi" w:eastAsiaTheme="majorEastAsia" w:hAnsiTheme="majorHAnsi" w:cstheme="majorBidi"/>
-      <w:color w:val="000000" w:themeColor="text1"/>
+      <w:color w:val="000000"/>
     </w:rPr>
     <w:tblPr>
       <w:tblStyleRowBandSize w:val="1"/>
@@ -7584,7 +7994,7 @@
       <w:rPr>
         <w:b/>
         <w:bCs/>
-        <w:color w:val="000000" w:themeColor="text1"/>
+        <w:color w:val="000000"/>
       </w:rPr>
       <w:tblPr/>
       <w:tcPr>
@@ -7595,7 +8005,7 @@
       <w:rPr>
         <w:b/>
         <w:bCs/>
-        <w:color w:val="000000" w:themeColor="text1"/>
+        <w:color w:val="000000"/>
       </w:rPr>
       <w:tblPr/>
       <w:tcPr>
@@ -7614,7 +8024,7 @@
       <w:rPr>
         <w:b/>
         <w:bCs/>
-        <w:color w:val="000000" w:themeColor="text1"/>
+        <w:color w:val="000000"/>
       </w:rPr>
       <w:tblPr/>
       <w:tcPr>
@@ -7633,7 +8043,7 @@
       <w:rPr>
         <w:b w:val="0"/>
         <w:bCs w:val="0"/>
-        <w:color w:val="000000" w:themeColor="text1"/>
+        <w:color w:val="000000"/>
       </w:rPr>
       <w:tblPr/>
       <w:tcPr>
@@ -7681,7 +8091,7 @@
     </w:pPr>
     <w:rPr>
       <w:rFonts w:asciiTheme="majorHAnsi" w:eastAsiaTheme="majorEastAsia" w:hAnsiTheme="majorHAnsi" w:cstheme="majorBidi"/>
-      <w:color w:val="000000" w:themeColor="text1"/>
+      <w:color w:val="000000"/>
     </w:rPr>
     <w:tblPr>
       <w:tblStyleRowBandSize w:val="1"/>
@@ -7709,7 +8119,7 @@
       <w:rPr>
         <w:b/>
         <w:bCs/>
-        <w:color w:val="000000" w:themeColor="text1"/>
+        <w:color w:val="000000"/>
       </w:rPr>
       <w:tblPr/>
       <w:tcPr>
@@ -7720,7 +8130,7 @@
       <w:rPr>
         <w:b/>
         <w:bCs/>
-        <w:color w:val="000000" w:themeColor="text1"/>
+        <w:color w:val="000000"/>
       </w:rPr>
       <w:tblPr/>
       <w:tcPr>
@@ -7739,7 +8149,7 @@
       <w:rPr>
         <w:b/>
         <w:bCs/>
-        <w:color w:val="000000" w:themeColor="text1"/>
+        <w:color w:val="000000"/>
       </w:rPr>
       <w:tblPr/>
       <w:tcPr>
@@ -7758,7 +8168,7 @@
       <w:rPr>
         <w:b w:val="0"/>
         <w:bCs w:val="0"/>
-        <w:color w:val="000000" w:themeColor="text1"/>
+        <w:color w:val="000000"/>
       </w:rPr>
       <w:tblPr/>
       <w:tcPr>
@@ -7806,7 +8216,7 @@
     </w:pPr>
     <w:rPr>
       <w:rFonts w:asciiTheme="majorHAnsi" w:eastAsiaTheme="majorEastAsia" w:hAnsiTheme="majorHAnsi" w:cstheme="majorBidi"/>
-      <w:color w:val="000000" w:themeColor="text1"/>
+      <w:color w:val="000000"/>
     </w:rPr>
     <w:tblPr>
       <w:tblStyleRowBandSize w:val="1"/>
@@ -7834,7 +8244,7 @@
       <w:rPr>
         <w:b/>
         <w:bCs/>
-        <w:color w:val="000000" w:themeColor="text1"/>
+        <w:color w:val="000000"/>
       </w:rPr>
       <w:tblPr/>
       <w:tcPr>
@@ -7845,7 +8255,7 @@
       <w:rPr>
         <w:b/>
         <w:bCs/>
-        <w:color w:val="000000" w:themeColor="text1"/>
+        <w:color w:val="000000"/>
       </w:rPr>
       <w:tblPr/>
       <w:tcPr>
@@ -7864,7 +8274,7 @@
       <w:rPr>
         <w:b/>
         <w:bCs/>
-        <w:color w:val="000000" w:themeColor="text1"/>
+        <w:color w:val="000000"/>
       </w:rPr>
       <w:tblPr/>
       <w:tcPr>
@@ -7883,7 +8293,7 @@
       <w:rPr>
         <w:b w:val="0"/>
         <w:bCs w:val="0"/>
-        <w:color w:val="000000" w:themeColor="text1"/>
+        <w:color w:val="000000"/>
       </w:rPr>
       <w:tblPr/>
       <w:tcPr>
@@ -7931,7 +8341,7 @@
     </w:pPr>
     <w:rPr>
       <w:rFonts w:asciiTheme="majorHAnsi" w:eastAsiaTheme="majorEastAsia" w:hAnsiTheme="majorHAnsi" w:cstheme="majorBidi"/>
-      <w:color w:val="000000" w:themeColor="text1"/>
+      <w:color w:val="000000"/>
     </w:rPr>
     <w:tblPr>
       <w:tblStyleRowBandSize w:val="1"/>
@@ -7959,7 +8369,7 @@
       <w:rPr>
         <w:b/>
         <w:bCs/>
-        <w:color w:val="000000" w:themeColor="text1"/>
+        <w:color w:val="000000"/>
       </w:rPr>
       <w:tblPr/>
       <w:tcPr>
@@ -7970,7 +8380,7 @@
       <w:rPr>
         <w:b/>
         <w:bCs/>
-        <w:color w:val="000000" w:themeColor="text1"/>
+        <w:color w:val="000000"/>
       </w:rPr>
       <w:tblPr/>
       <w:tcPr>
@@ -7989,7 +8399,7 @@
       <w:rPr>
         <w:b/>
         <w:bCs/>
-        <w:color w:val="000000" w:themeColor="text1"/>
+        <w:color w:val="000000"/>
       </w:rPr>
       <w:tblPr/>
       <w:tcPr>
@@ -8008,7 +8418,7 @@
       <w:rPr>
         <w:b w:val="0"/>
         <w:bCs w:val="0"/>
-        <w:color w:val="000000" w:themeColor="text1"/>
+        <w:color w:val="000000"/>
       </w:rPr>
       <w:tblPr/>
       <w:tcPr>
@@ -8056,7 +8466,7 @@
     </w:pPr>
     <w:rPr>
       <w:rFonts w:asciiTheme="majorHAnsi" w:eastAsiaTheme="majorEastAsia" w:hAnsiTheme="majorHAnsi" w:cstheme="majorBidi"/>
-      <w:color w:val="000000" w:themeColor="text1"/>
+      <w:color w:val="000000"/>
     </w:rPr>
     <w:tblPr>
       <w:tblStyleRowBandSize w:val="1"/>
@@ -8084,7 +8494,7 @@
       <w:rPr>
         <w:b/>
         <w:bCs/>
-        <w:color w:val="000000" w:themeColor="text1"/>
+        <w:color w:val="000000"/>
       </w:rPr>
       <w:tblPr/>
       <w:tcPr>
@@ -8095,7 +8505,7 @@
       <w:rPr>
         <w:b/>
         <w:bCs/>
-        <w:color w:val="000000" w:themeColor="text1"/>
+        <w:color w:val="000000"/>
       </w:rPr>
       <w:tblPr/>
       <w:tcPr>
@@ -8114,7 +8524,7 @@
       <w:rPr>
         <w:b/>
         <w:bCs/>
-        <w:color w:val="000000" w:themeColor="text1"/>
+        <w:color w:val="000000"/>
       </w:rPr>
       <w:tblPr/>
       <w:tcPr>
@@ -8133,7 +8543,7 @@
       <w:rPr>
         <w:b w:val="0"/>
         <w:bCs w:val="0"/>
-        <w:color w:val="000000" w:themeColor="text1"/>
+        <w:color w:val="000000"/>
       </w:rPr>
       <w:tblPr/>
       <w:tcPr>
@@ -8181,7 +8591,7 @@
     </w:pPr>
     <w:rPr>
       <w:rFonts w:asciiTheme="majorHAnsi" w:eastAsiaTheme="majorEastAsia" w:hAnsiTheme="majorHAnsi" w:cstheme="majorBidi"/>
-      <w:color w:val="000000" w:themeColor="text1"/>
+      <w:color w:val="000000"/>
     </w:rPr>
     <w:tblPr>
       <w:tblStyleRowBandSize w:val="1"/>
@@ -8209,7 +8619,7 @@
       <w:rPr>
         <w:b/>
         <w:bCs/>
-        <w:color w:val="000000" w:themeColor="text1"/>
+        <w:color w:val="000000"/>
       </w:rPr>
       <w:tblPr/>
       <w:tcPr>
@@ -8220,7 +8630,7 @@
       <w:rPr>
         <w:b/>
         <w:bCs/>
-        <w:color w:val="000000" w:themeColor="text1"/>
+        <w:color w:val="000000"/>
       </w:rPr>
       <w:tblPr/>
       <w:tcPr>
@@ -8239,7 +8649,7 @@
       <w:rPr>
         <w:b/>
         <w:bCs/>
-        <w:color w:val="000000" w:themeColor="text1"/>
+        <w:color w:val="000000"/>
       </w:rPr>
       <w:tblPr/>
       <w:tcPr>
@@ -8258,7 +8668,7 @@
       <w:rPr>
         <w:b w:val="0"/>
         <w:bCs w:val="0"/>
-        <w:color w:val="000000" w:themeColor="text1"/>
+        <w:color w:val="000000"/>
       </w:rPr>
       <w:tblPr/>
       <w:tcPr>
@@ -8306,7 +8716,7 @@
     </w:pPr>
     <w:rPr>
       <w:rFonts w:asciiTheme="majorHAnsi" w:eastAsiaTheme="majorEastAsia" w:hAnsiTheme="majorHAnsi" w:cstheme="majorBidi"/>
-      <w:color w:val="000000" w:themeColor="text1"/>
+      <w:color w:val="000000"/>
     </w:rPr>
     <w:tblPr>
       <w:tblStyleRowBandSize w:val="1"/>
@@ -8334,7 +8744,7 @@
       <w:rPr>
         <w:b/>
         <w:bCs/>
-        <w:color w:val="000000" w:themeColor="text1"/>
+        <w:color w:val="000000"/>
       </w:rPr>
       <w:tblPr/>
       <w:tcPr>
@@ -8345,7 +8755,7 @@
       <w:rPr>
         <w:b/>
         <w:bCs/>
-        <w:color w:val="000000" w:themeColor="text1"/>
+        <w:color w:val="000000"/>
       </w:rPr>
       <w:tblPr/>
       <w:tcPr>
@@ -8364,7 +8774,7 @@
       <w:rPr>
         <w:b/>
         <w:bCs/>
-        <w:color w:val="000000" w:themeColor="text1"/>
+        <w:color w:val="000000"/>
       </w:rPr>
       <w:tblPr/>
       <w:tcPr>
@@ -8383,7 +8793,7 @@
       <w:rPr>
         <w:b w:val="0"/>
         <w:bCs w:val="0"/>
-        <w:color w:val="000000" w:themeColor="text1"/>
+        <w:color w:val="000000"/>
       </w:rPr>
       <w:tblPr/>
       <w:tcPr>
@@ -8457,7 +8867,7 @@
         <w:bCs/>
         <w:i w:val="0"/>
         <w:iCs w:val="0"/>
-        <w:color w:val="FFFFFF" w:themeColor="background1"/>
+        <w:color w:val="000000"/>
       </w:rPr>
       <w:tblPr/>
       <w:tcPr>
@@ -8478,7 +8888,7 @@
         <w:bCs/>
         <w:i w:val="0"/>
         <w:iCs w:val="0"/>
-        <w:color w:val="FFFFFF" w:themeColor="background1"/>
+        <w:color w:val="000000"/>
       </w:rPr>
       <w:tblPr/>
       <w:tcPr>
@@ -8499,7 +8909,7 @@
         <w:bCs/>
         <w:i w:val="0"/>
         <w:iCs w:val="0"/>
-        <w:color w:val="FFFFFF" w:themeColor="background1"/>
+        <w:color w:val="000000"/>
       </w:rPr>
       <w:tblPr/>
       <w:tcPr>
@@ -8518,7 +8928,7 @@
         <w:bCs/>
         <w:i w:val="0"/>
         <w:iCs w:val="0"/>
-        <w:color w:val="FFFFFF" w:themeColor="background1"/>
+        <w:color w:val="000000"/>
       </w:rPr>
       <w:tblPr/>
       <w:tcPr>
@@ -8598,7 +9008,7 @@
         <w:bCs/>
         <w:i w:val="0"/>
         <w:iCs w:val="0"/>
-        <w:color w:val="FFFFFF" w:themeColor="background1"/>
+        <w:color w:val="000000"/>
       </w:rPr>
       <w:tblPr/>
       <w:tcPr>
@@ -8619,7 +9029,7 @@
         <w:bCs/>
         <w:i w:val="0"/>
         <w:iCs w:val="0"/>
-        <w:color w:val="FFFFFF" w:themeColor="background1"/>
+        <w:color w:val="000000"/>
       </w:rPr>
       <w:tblPr/>
       <w:tcPr>
@@ -8640,7 +9050,7 @@
         <w:bCs/>
         <w:i w:val="0"/>
         <w:iCs w:val="0"/>
-        <w:color w:val="FFFFFF" w:themeColor="background1"/>
+        <w:color w:val="000000"/>
       </w:rPr>
       <w:tblPr/>
       <w:tcPr>
@@ -8659,7 +9069,7 @@
         <w:bCs/>
         <w:i w:val="0"/>
         <w:iCs w:val="0"/>
-        <w:color w:val="FFFFFF" w:themeColor="background1"/>
+        <w:color w:val="000000"/>
       </w:rPr>
       <w:tblPr/>
       <w:tcPr>
@@ -8739,7 +9149,7 @@
         <w:bCs/>
         <w:i w:val="0"/>
         <w:iCs w:val="0"/>
-        <w:color w:val="FFFFFF" w:themeColor="background1"/>
+        <w:color w:val="000000"/>
       </w:rPr>
       <w:tblPr/>
       <w:tcPr>
@@ -8760,7 +9170,7 @@
         <w:bCs/>
         <w:i w:val="0"/>
         <w:iCs w:val="0"/>
-        <w:color w:val="FFFFFF" w:themeColor="background1"/>
+        <w:color w:val="000000"/>
       </w:rPr>
       <w:tblPr/>
       <w:tcPr>
@@ -8781,7 +9191,7 @@
         <w:bCs/>
         <w:i w:val="0"/>
         <w:iCs w:val="0"/>
-        <w:color w:val="FFFFFF" w:themeColor="background1"/>
+        <w:color w:val="000000"/>
       </w:rPr>
       <w:tblPr/>
       <w:tcPr>
@@ -8800,7 +9210,7 @@
         <w:bCs/>
         <w:i w:val="0"/>
         <w:iCs w:val="0"/>
-        <w:color w:val="FFFFFF" w:themeColor="background1"/>
+        <w:color w:val="000000"/>
       </w:rPr>
       <w:tblPr/>
       <w:tcPr>
@@ -8880,7 +9290,7 @@
         <w:bCs/>
         <w:i w:val="0"/>
         <w:iCs w:val="0"/>
-        <w:color w:val="FFFFFF" w:themeColor="background1"/>
+        <w:color w:val="000000"/>
       </w:rPr>
       <w:tblPr/>
       <w:tcPr>
@@ -8901,7 +9311,7 @@
         <w:bCs/>
         <w:i w:val="0"/>
         <w:iCs w:val="0"/>
-        <w:color w:val="FFFFFF" w:themeColor="background1"/>
+        <w:color w:val="000000"/>
       </w:rPr>
       <w:tblPr/>
       <w:tcPr>
@@ -8922,7 +9332,7 @@
         <w:bCs/>
         <w:i w:val="0"/>
         <w:iCs w:val="0"/>
-        <w:color w:val="FFFFFF" w:themeColor="background1"/>
+        <w:color w:val="000000"/>
       </w:rPr>
       <w:tblPr/>
       <w:tcPr>
@@ -8941,7 +9351,7 @@
         <w:bCs/>
         <w:i w:val="0"/>
         <w:iCs w:val="0"/>
-        <w:color w:val="FFFFFF" w:themeColor="background1"/>
+        <w:color w:val="000000"/>
       </w:rPr>
       <w:tblPr/>
       <w:tcPr>
@@ -9021,7 +9431,7 @@
         <w:bCs/>
         <w:i w:val="0"/>
         <w:iCs w:val="0"/>
-        <w:color w:val="FFFFFF" w:themeColor="background1"/>
+        <w:color w:val="000000"/>
       </w:rPr>
       <w:tblPr/>
       <w:tcPr>
@@ -9042,7 +9452,7 @@
         <w:bCs/>
         <w:i w:val="0"/>
         <w:iCs w:val="0"/>
-        <w:color w:val="FFFFFF" w:themeColor="background1"/>
+        <w:color w:val="000000"/>
       </w:rPr>
       <w:tblPr/>
       <w:tcPr>
@@ -9063,7 +9473,7 @@
         <w:bCs/>
         <w:i w:val="0"/>
         <w:iCs w:val="0"/>
-        <w:color w:val="FFFFFF" w:themeColor="background1"/>
+        <w:color w:val="000000"/>
       </w:rPr>
       <w:tblPr/>
       <w:tcPr>
@@ -9082,7 +9492,7 @@
         <w:bCs/>
         <w:i w:val="0"/>
         <w:iCs w:val="0"/>
-        <w:color w:val="FFFFFF" w:themeColor="background1"/>
+        <w:color w:val="000000"/>
       </w:rPr>
       <w:tblPr/>
       <w:tcPr>
@@ -9162,7 +9572,7 @@
         <w:bCs/>
         <w:i w:val="0"/>
         <w:iCs w:val="0"/>
-        <w:color w:val="FFFFFF" w:themeColor="background1"/>
+        <w:color w:val="000000"/>
       </w:rPr>
       <w:tblPr/>
       <w:tcPr>
@@ -9183,7 +9593,7 @@
         <w:bCs/>
         <w:i w:val="0"/>
         <w:iCs w:val="0"/>
-        <w:color w:val="FFFFFF" w:themeColor="background1"/>
+        <w:color w:val="000000"/>
       </w:rPr>
       <w:tblPr/>
       <w:tcPr>
@@ -9204,7 +9614,7 @@
         <w:bCs/>
         <w:i w:val="0"/>
         <w:iCs w:val="0"/>
-        <w:color w:val="FFFFFF" w:themeColor="background1"/>
+        <w:color w:val="000000"/>
       </w:rPr>
       <w:tblPr/>
       <w:tcPr>
@@ -9223,7 +9633,7 @@
         <w:bCs/>
         <w:i w:val="0"/>
         <w:iCs w:val="0"/>
-        <w:color w:val="FFFFFF" w:themeColor="background1"/>
+        <w:color w:val="000000"/>
       </w:rPr>
       <w:tblPr/>
       <w:tcPr>
@@ -9303,7 +9713,7 @@
         <w:bCs/>
         <w:i w:val="0"/>
         <w:iCs w:val="0"/>
-        <w:color w:val="FFFFFF" w:themeColor="background1"/>
+        <w:color w:val="000000"/>
       </w:rPr>
       <w:tblPr/>
       <w:tcPr>
@@ -9324,7 +9734,7 @@
         <w:bCs/>
         <w:i w:val="0"/>
         <w:iCs w:val="0"/>
-        <w:color w:val="FFFFFF" w:themeColor="background1"/>
+        <w:color w:val="000000"/>
       </w:rPr>
       <w:tblPr/>
       <w:tcPr>
@@ -9345,7 +9755,7 @@
         <w:bCs/>
         <w:i w:val="0"/>
         <w:iCs w:val="0"/>
-        <w:color w:val="FFFFFF" w:themeColor="background1"/>
+        <w:color w:val="000000"/>
       </w:rPr>
       <w:tblPr/>
       <w:tcPr>
@@ -9364,7 +9774,7 @@
         <w:bCs/>
         <w:i w:val="0"/>
         <w:iCs w:val="0"/>
-        <w:color w:val="FFFFFF" w:themeColor="background1"/>
+        <w:color w:val="000000"/>
       </w:rPr>
       <w:tblPr/>
       <w:tcPr>
@@ -9417,7 +9827,7 @@
       <w:spacing w:after="0" w:line="240" w:lineRule="auto"/>
     </w:pPr>
     <w:rPr>
-      <w:color w:val="FFFFFF" w:themeColor="background1"/>
+      <w:color w:val="000000"/>
     </w:rPr>
     <w:tblPr>
       <w:tblStyleRowBandSize w:val="1"/>
@@ -9531,7 +9941,7 @@
       <w:spacing w:after="0" w:line="240" w:lineRule="auto"/>
     </w:pPr>
     <w:rPr>
-      <w:color w:val="FFFFFF" w:themeColor="background1"/>
+      <w:color w:val="000000"/>
     </w:rPr>
     <w:tblPr>
       <w:tblStyleRowBandSize w:val="1"/>
@@ -9645,7 +10055,7 @@
       <w:spacing w:after="0" w:line="240" w:lineRule="auto"/>
     </w:pPr>
     <w:rPr>
-      <w:color w:val="FFFFFF" w:themeColor="background1"/>
+      <w:color w:val="000000"/>
     </w:rPr>
     <w:tblPr>
       <w:tblStyleRowBandSize w:val="1"/>
@@ -9759,7 +10169,7 @@
       <w:spacing w:after="0" w:line="240" w:lineRule="auto"/>
     </w:pPr>
     <w:rPr>
-      <w:color w:val="FFFFFF" w:themeColor="background1"/>
+      <w:color w:val="000000"/>
     </w:rPr>
     <w:tblPr>
       <w:tblStyleRowBandSize w:val="1"/>
@@ -9873,7 +10283,7 @@
       <w:spacing w:after="0" w:line="240" w:lineRule="auto"/>
     </w:pPr>
     <w:rPr>
-      <w:color w:val="FFFFFF" w:themeColor="background1"/>
+      <w:color w:val="000000"/>
     </w:rPr>
     <w:tblPr>
       <w:tblStyleRowBandSize w:val="1"/>
@@ -9987,7 +10397,7 @@
       <w:spacing w:after="0" w:line="240" w:lineRule="auto"/>
     </w:pPr>
     <w:rPr>
-      <w:color w:val="FFFFFF" w:themeColor="background1"/>
+      <w:color w:val="000000"/>
     </w:rPr>
     <w:tblPr>
       <w:tblStyleRowBandSize w:val="1"/>
@@ -10101,7 +10511,7 @@
       <w:spacing w:after="0" w:line="240" w:lineRule="auto"/>
     </w:pPr>
     <w:rPr>
-      <w:color w:val="FFFFFF" w:themeColor="background1"/>
+      <w:color w:val="000000"/>
     </w:rPr>
     <w:tblPr>
       <w:tblStyleRowBandSize w:val="1"/>
@@ -10215,7 +10625,7 @@
       <w:spacing w:after="0" w:line="240" w:lineRule="auto"/>
     </w:pPr>
     <w:rPr>
-      <w:color w:val="000000" w:themeColor="text1"/>
+      <w:color w:val="000000"/>
     </w:rPr>
     <w:tblPr>
       <w:tblStyleRowBandSize w:val="1"/>
@@ -10261,7 +10671,7 @@
       <w:rPr>
         <w:b/>
         <w:bCs/>
-        <w:color w:val="FFFFFF" w:themeColor="background1"/>
+        <w:color w:val="000000"/>
       </w:rPr>
       <w:tblPr/>
       <w:tcPr>
@@ -10273,7 +10683,7 @@
     </w:tblStylePr>
     <w:tblStylePr w:type="firstCol">
       <w:rPr>
-        <w:color w:val="FFFFFF" w:themeColor="background1"/>
+        <w:color w:val="000000"/>
       </w:rPr>
       <w:tblPr/>
       <w:tcPr>
@@ -10290,7 +10700,7 @@
     </w:tblStylePr>
     <w:tblStylePr w:type="lastCol">
       <w:rPr>
-        <w:color w:val="FFFFFF" w:themeColor="background1"/>
+        <w:color w:val="000000"/>
       </w:rPr>
       <w:tblPr/>
       <w:tcPr>
@@ -10319,12 +10729,12 @@
     </w:tblStylePr>
     <w:tblStylePr w:type="neCell">
       <w:rPr>
-        <w:color w:val="000000" w:themeColor="text1"/>
+        <w:color w:val="000000"/>
       </w:rPr>
     </w:tblStylePr>
     <w:tblStylePr w:type="nwCell">
       <w:rPr>
-        <w:color w:val="000000" w:themeColor="text1"/>
+        <w:color w:val="000000"/>
       </w:rPr>
     </w:tblStylePr>
   </w:style>
@@ -10337,7 +10747,7 @@
       <w:spacing w:after="0" w:line="240" w:lineRule="auto"/>
     </w:pPr>
     <w:rPr>
-      <w:color w:val="000000" w:themeColor="text1"/>
+      <w:color w:val="000000"/>
     </w:rPr>
     <w:tblPr>
       <w:tblStyleRowBandSize w:val="1"/>
@@ -10383,7 +10793,7 @@
       <w:rPr>
         <w:b/>
         <w:bCs/>
-        <w:color w:val="FFFFFF" w:themeColor="background1"/>
+        <w:color w:val="000000"/>
       </w:rPr>
       <w:tblPr/>
       <w:tcPr>
@@ -10395,7 +10805,7 @@
     </w:tblStylePr>
     <w:tblStylePr w:type="firstCol">
       <w:rPr>
-        <w:color w:val="FFFFFF" w:themeColor="background1"/>
+        <w:color w:val="000000"/>
       </w:rPr>
       <w:tblPr/>
       <w:tcPr>
@@ -10412,7 +10822,7 @@
     </w:tblStylePr>
     <w:tblStylePr w:type="lastCol">
       <w:rPr>
-        <w:color w:val="FFFFFF" w:themeColor="background1"/>
+        <w:color w:val="000000"/>
       </w:rPr>
       <w:tblPr/>
       <w:tcPr>
@@ -10441,12 +10851,12 @@
     </w:tblStylePr>
     <w:tblStylePr w:type="neCell">
       <w:rPr>
-        <w:color w:val="000000" w:themeColor="text1"/>
+        <w:color w:val="000000"/>
       </w:rPr>
     </w:tblStylePr>
     <w:tblStylePr w:type="nwCell">
       <w:rPr>
-        <w:color w:val="000000" w:themeColor="text1"/>
+        <w:color w:val="000000"/>
       </w:rPr>
     </w:tblStylePr>
   </w:style>
@@ -10459,7 +10869,7 @@
       <w:spacing w:after="0" w:line="240" w:lineRule="auto"/>
     </w:pPr>
     <w:rPr>
-      <w:color w:val="000000" w:themeColor="text1"/>
+      <w:color w:val="000000"/>
     </w:rPr>
     <w:tblPr>
       <w:tblStyleRowBandSize w:val="1"/>
@@ -10505,7 +10915,7 @@
       <w:rPr>
         <w:b/>
         <w:bCs/>
-        <w:color w:val="FFFFFF" w:themeColor="background1"/>
+        <w:color w:val="000000"/>
       </w:rPr>
       <w:tblPr/>
       <w:tcPr>
@@ -10517,7 +10927,7 @@
     </w:tblStylePr>
     <w:tblStylePr w:type="firstCol">
       <w:rPr>
-        <w:color w:val="FFFFFF" w:themeColor="background1"/>
+        <w:color w:val="000000"/>
       </w:rPr>
       <w:tblPr/>
       <w:tcPr>
@@ -10534,7 +10944,7 @@
     </w:tblStylePr>
     <w:tblStylePr w:type="lastCol">
       <w:rPr>
-        <w:color w:val="FFFFFF" w:themeColor="background1"/>
+        <w:color w:val="000000"/>
       </w:rPr>
       <w:tblPr/>
       <w:tcPr>
@@ -10563,12 +10973,12 @@
     </w:tblStylePr>
     <w:tblStylePr w:type="neCell">
       <w:rPr>
-        <w:color w:val="000000" w:themeColor="text1"/>
+        <w:color w:val="000000"/>
       </w:rPr>
     </w:tblStylePr>
     <w:tblStylePr w:type="nwCell">
       <w:rPr>
-        <w:color w:val="000000" w:themeColor="text1"/>
+        <w:color w:val="000000"/>
       </w:rPr>
     </w:tblStylePr>
   </w:style>
@@ -10581,7 +10991,7 @@
       <w:spacing w:after="0" w:line="240" w:lineRule="auto"/>
     </w:pPr>
     <w:rPr>
-      <w:color w:val="000000" w:themeColor="text1"/>
+      <w:color w:val="000000"/>
     </w:rPr>
     <w:tblPr>
       <w:tblStyleRowBandSize w:val="1"/>
@@ -10627,7 +11037,7 @@
       <w:rPr>
         <w:b/>
         <w:bCs/>
-        <w:color w:val="FFFFFF" w:themeColor="background1"/>
+        <w:color w:val="000000"/>
       </w:rPr>
       <w:tblPr/>
       <w:tcPr>
@@ -10639,7 +11049,7 @@
     </w:tblStylePr>
     <w:tblStylePr w:type="firstCol">
       <w:rPr>
-        <w:color w:val="FFFFFF" w:themeColor="background1"/>
+        <w:color w:val="000000"/>
       </w:rPr>
       <w:tblPr/>
       <w:tcPr>
@@ -10656,7 +11066,7 @@
     </w:tblStylePr>
     <w:tblStylePr w:type="lastCol">
       <w:rPr>
-        <w:color w:val="FFFFFF" w:themeColor="background1"/>
+        <w:color w:val="000000"/>
       </w:rPr>
       <w:tblPr/>
       <w:tcPr>
@@ -10693,7 +11103,7 @@
       <w:spacing w:after="0" w:line="240" w:lineRule="auto"/>
     </w:pPr>
     <w:rPr>
-      <w:color w:val="000000" w:themeColor="text1"/>
+      <w:color w:val="000000"/>
     </w:rPr>
     <w:tblPr>
       <w:tblStyleRowBandSize w:val="1"/>
@@ -10739,7 +11149,7 @@
       <w:rPr>
         <w:b/>
         <w:bCs/>
-        <w:color w:val="FFFFFF" w:themeColor="background1"/>
+        <w:color w:val="000000"/>
       </w:rPr>
       <w:tblPr/>
       <w:tcPr>
@@ -10751,7 +11161,7 @@
     </w:tblStylePr>
     <w:tblStylePr w:type="firstCol">
       <w:rPr>
-        <w:color w:val="FFFFFF" w:themeColor="background1"/>
+        <w:color w:val="000000"/>
       </w:rPr>
       <w:tblPr/>
       <w:tcPr>
@@ -10768,7 +11178,7 @@
     </w:tblStylePr>
     <w:tblStylePr w:type="lastCol">
       <w:rPr>
-        <w:color w:val="FFFFFF" w:themeColor="background1"/>
+        <w:color w:val="000000"/>
       </w:rPr>
       <w:tblPr/>
       <w:tcPr>
@@ -10797,12 +11207,12 @@
     </w:tblStylePr>
     <w:tblStylePr w:type="neCell">
       <w:rPr>
-        <w:color w:val="000000" w:themeColor="text1"/>
+        <w:color w:val="000000"/>
       </w:rPr>
     </w:tblStylePr>
     <w:tblStylePr w:type="nwCell">
       <w:rPr>
-        <w:color w:val="000000" w:themeColor="text1"/>
+        <w:color w:val="000000"/>
       </w:rPr>
     </w:tblStylePr>
   </w:style>
@@ -10815,7 +11225,7 @@
       <w:spacing w:after="0" w:line="240" w:lineRule="auto"/>
     </w:pPr>
     <w:rPr>
-      <w:color w:val="000000" w:themeColor="text1"/>
+      <w:color w:val="000000"/>
     </w:rPr>
     <w:tblPr>
       <w:tblStyleRowBandSize w:val="1"/>
@@ -10861,7 +11271,7 @@
       <w:rPr>
         <w:b/>
         <w:bCs/>
-        <w:color w:val="FFFFFF" w:themeColor="background1"/>
+        <w:color w:val="000000"/>
       </w:rPr>
       <w:tblPr/>
       <w:tcPr>
@@ -10873,7 +11283,7 @@
     </w:tblStylePr>
     <w:tblStylePr w:type="firstCol">
       <w:rPr>
-        <w:color w:val="FFFFFF" w:themeColor="background1"/>
+        <w:color w:val="000000"/>
       </w:rPr>
       <w:tblPr/>
       <w:tcPr>
@@ -10890,7 +11300,7 @@
     </w:tblStylePr>
     <w:tblStylePr w:type="lastCol">
       <w:rPr>
-        <w:color w:val="FFFFFF" w:themeColor="background1"/>
+        <w:color w:val="000000"/>
       </w:rPr>
       <w:tblPr/>
       <w:tcPr>
@@ -10919,12 +11329,12 @@
     </w:tblStylePr>
     <w:tblStylePr w:type="neCell">
       <w:rPr>
-        <w:color w:val="000000" w:themeColor="text1"/>
+        <w:color w:val="000000"/>
       </w:rPr>
     </w:tblStylePr>
     <w:tblStylePr w:type="nwCell">
       <w:rPr>
-        <w:color w:val="000000" w:themeColor="text1"/>
+        <w:color w:val="000000"/>
       </w:rPr>
     </w:tblStylePr>
   </w:style>
@@ -10937,7 +11347,7 @@
       <w:spacing w:after="0" w:line="240" w:lineRule="auto"/>
     </w:pPr>
     <w:rPr>
-      <w:color w:val="000000" w:themeColor="text1"/>
+      <w:color w:val="000000"/>
     </w:rPr>
     <w:tblPr>
       <w:tblStyleRowBandSize w:val="1"/>
@@ -10983,7 +11393,7 @@
       <w:rPr>
         <w:b/>
         <w:bCs/>
-        <w:color w:val="FFFFFF" w:themeColor="background1"/>
+        <w:color w:val="000000"/>
       </w:rPr>
       <w:tblPr/>
       <w:tcPr>
@@ -10995,7 +11405,7 @@
     </w:tblStylePr>
     <w:tblStylePr w:type="firstCol">
       <w:rPr>
-        <w:color w:val="FFFFFF" w:themeColor="background1"/>
+        <w:color w:val="000000"/>
       </w:rPr>
       <w:tblPr/>
       <w:tcPr>
@@ -11012,7 +11422,7 @@
     </w:tblStylePr>
     <w:tblStylePr w:type="lastCol">
       <w:rPr>
-        <w:color w:val="FFFFFF" w:themeColor="background1"/>
+        <w:color w:val="000000"/>
       </w:rPr>
       <w:tblPr/>
       <w:tcPr>
@@ -11041,12 +11451,12 @@
     </w:tblStylePr>
     <w:tblStylePr w:type="neCell">
       <w:rPr>
-        <w:color w:val="000000" w:themeColor="text1"/>
+        <w:color w:val="000000"/>
       </w:rPr>
     </w:tblStylePr>
     <w:tblStylePr w:type="nwCell">
       <w:rPr>
-        <w:color w:val="000000" w:themeColor="text1"/>
+        <w:color w:val="000000"/>
       </w:rPr>
     </w:tblStylePr>
   </w:style>
@@ -11059,7 +11469,7 @@
       <w:spacing w:after="0" w:line="240" w:lineRule="auto"/>
     </w:pPr>
     <w:rPr>
-      <w:color w:val="000000" w:themeColor="text1"/>
+      <w:color w:val="000000"/>
     </w:rPr>
     <w:tblPr>
       <w:tblStyleRowBandSize w:val="1"/>
@@ -11079,7 +11489,7 @@
       <w:rPr>
         <w:b/>
         <w:bCs/>
-        <w:color w:val="FFFFFF" w:themeColor="background1"/>
+        <w:color w:val="000000"/>
       </w:rPr>
       <w:tblPr/>
       <w:tcPr>
@@ -11093,7 +11503,7 @@
       <w:rPr>
         <w:b/>
         <w:bCs/>
-        <w:color w:val="9E3A38" w:themeColor="accent2" w:themeShade="CC"/>
+        <w:color w:val="000000"/>
       </w:rPr>
       <w:tblPr/>
       <w:tcPr>
@@ -11145,7 +11555,7 @@
       <w:spacing w:after="0" w:line="240" w:lineRule="auto"/>
     </w:pPr>
     <w:rPr>
-      <w:color w:val="000000" w:themeColor="text1"/>
+      <w:color w:val="000000"/>
     </w:rPr>
     <w:tblPr>
       <w:tblStyleRowBandSize w:val="1"/>
@@ -11165,7 +11575,7 @@
       <w:rPr>
         <w:b/>
         <w:bCs/>
-        <w:color w:val="FFFFFF" w:themeColor="background1"/>
+        <w:color w:val="000000"/>
       </w:rPr>
       <w:tblPr/>
       <w:tcPr>
@@ -11179,7 +11589,7 @@
       <w:rPr>
         <w:b/>
         <w:bCs/>
-        <w:color w:val="9E3A38" w:themeColor="accent2" w:themeShade="CC"/>
+        <w:color w:val="000000"/>
       </w:rPr>
       <w:tblPr/>
       <w:tcPr>
@@ -11231,7 +11641,7 @@
       <w:spacing w:after="0" w:line="240" w:lineRule="auto"/>
     </w:pPr>
     <w:rPr>
-      <w:color w:val="000000" w:themeColor="text1"/>
+      <w:color w:val="000000"/>
     </w:rPr>
     <w:tblPr>
       <w:tblStyleRowBandSize w:val="1"/>
@@ -11251,7 +11661,7 @@
       <w:rPr>
         <w:b/>
         <w:bCs/>
-        <w:color w:val="FFFFFF" w:themeColor="background1"/>
+        <w:color w:val="000000"/>
       </w:rPr>
       <w:tblPr/>
       <w:tcPr>
@@ -11265,7 +11675,7 @@
       <w:rPr>
         <w:b/>
         <w:bCs/>
-        <w:color w:val="9E3A38" w:themeColor="accent2" w:themeShade="CC"/>
+        <w:color w:val="000000"/>
       </w:rPr>
       <w:tblPr/>
       <w:tcPr>
@@ -11317,7 +11727,7 @@
       <w:spacing w:after="0" w:line="240" w:lineRule="auto"/>
     </w:pPr>
     <w:rPr>
-      <w:color w:val="000000" w:themeColor="text1"/>
+      <w:color w:val="000000"/>
     </w:rPr>
     <w:tblPr>
       <w:tblStyleRowBandSize w:val="1"/>
@@ -11337,7 +11747,7 @@
       <w:rPr>
         <w:b/>
         <w:bCs/>
-        <w:color w:val="FFFFFF" w:themeColor="background1"/>
+        <w:color w:val="000000"/>
       </w:rPr>
       <w:tblPr/>
       <w:tcPr>
@@ -11351,7 +11761,7 @@
       <w:rPr>
         <w:b/>
         <w:bCs/>
-        <w:color w:val="664E82" w:themeColor="accent4" w:themeShade="CC"/>
+        <w:color w:val="000000"/>
       </w:rPr>
       <w:tblPr/>
       <w:tcPr>
@@ -11403,7 +11813,7 @@
       <w:spacing w:after="0" w:line="240" w:lineRule="auto"/>
     </w:pPr>
     <w:rPr>
-      <w:color w:val="000000" w:themeColor="text1"/>
+      <w:color w:val="000000"/>
     </w:rPr>
     <w:tblPr>
       <w:tblStyleRowBandSize w:val="1"/>
@@ -11423,7 +11833,7 @@
       <w:rPr>
         <w:b/>
         <w:bCs/>
-        <w:color w:val="FFFFFF" w:themeColor="background1"/>
+        <w:color w:val="000000"/>
       </w:rPr>
       <w:tblPr/>
       <w:tcPr>
@@ -11437,7 +11847,7 @@
       <w:rPr>
         <w:b/>
         <w:bCs/>
-        <w:color w:val="7E9C40" w:themeColor="accent3" w:themeShade="CC"/>
+        <w:color w:val="000000"/>
       </w:rPr>
       <w:tblPr/>
       <w:tcPr>
@@ -11489,7 +11899,7 @@
       <w:spacing w:after="0" w:line="240" w:lineRule="auto"/>
     </w:pPr>
     <w:rPr>
-      <w:color w:val="000000" w:themeColor="text1"/>
+      <w:color w:val="000000"/>
     </w:rPr>
     <w:tblPr>
       <w:tblStyleRowBandSize w:val="1"/>
@@ -11509,7 +11919,7 @@
       <w:rPr>
         <w:b/>
         <w:bCs/>
-        <w:color w:val="FFFFFF" w:themeColor="background1"/>
+        <w:color w:val="000000"/>
       </w:rPr>
       <w:tblPr/>
       <w:tcPr>
@@ -11523,7 +11933,7 @@
       <w:rPr>
         <w:b/>
         <w:bCs/>
-        <w:color w:val="F2730A" w:themeColor="accent6" w:themeShade="CC"/>
+        <w:color w:val="000000"/>
       </w:rPr>
       <w:tblPr/>
       <w:tcPr>
@@ -11575,7 +11985,7 @@
       <w:spacing w:after="0" w:line="240" w:lineRule="auto"/>
     </w:pPr>
     <w:rPr>
-      <w:color w:val="000000" w:themeColor="text1"/>
+      <w:color w:val="000000"/>
     </w:rPr>
     <w:tblPr>
       <w:tblStyleRowBandSize w:val="1"/>
@@ -11595,7 +12005,7 @@
       <w:rPr>
         <w:b/>
         <w:bCs/>
-        <w:color w:val="FFFFFF" w:themeColor="background1"/>
+        <w:color w:val="000000"/>
       </w:rPr>
       <w:tblPr/>
       <w:tcPr>
@@ -11609,7 +12019,7 @@
       <w:rPr>
         <w:b/>
         <w:bCs/>
-        <w:color w:val="348DA5" w:themeColor="accent5" w:themeShade="CC"/>
+        <w:color w:val="000000"/>
       </w:rPr>
       <w:tblPr/>
       <w:tcPr>
@@ -11661,7 +12071,7 @@
       <w:spacing w:after="0" w:line="240" w:lineRule="auto"/>
     </w:pPr>
     <w:rPr>
-      <w:color w:val="000000" w:themeColor="text1"/>
+      <w:color w:val="000000"/>
     </w:rPr>
     <w:tblPr>
       <w:tblStyleRowBandSize w:val="1"/>
@@ -11694,7 +12104,7 @@
       <w:rPr>
         <w:b/>
         <w:bCs/>
-        <w:color w:val="000000" w:themeColor="text1"/>
+        <w:color w:val="000000"/>
       </w:rPr>
       <w:tblPr/>
       <w:tcPr>
@@ -11703,7 +12113,7 @@
     </w:tblStylePr>
     <w:tblStylePr w:type="firstCol">
       <w:rPr>
-        <w:color w:val="FFFFFF" w:themeColor="background1"/>
+        <w:color w:val="000000"/>
       </w:rPr>
       <w:tblPr/>
       <w:tcPr>
@@ -11712,7 +12122,7 @@
     </w:tblStylePr>
     <w:tblStylePr w:type="lastCol">
       <w:rPr>
-        <w:color w:val="FFFFFF" w:themeColor="background1"/>
+        <w:color w:val="000000"/>
       </w:rPr>
       <w:tblPr/>
       <w:tcPr>
@@ -11741,7 +12151,7 @@
       <w:spacing w:after="0" w:line="240" w:lineRule="auto"/>
     </w:pPr>
     <w:rPr>
-      <w:color w:val="000000" w:themeColor="text1"/>
+      <w:color w:val="000000"/>
     </w:rPr>
     <w:tblPr>
       <w:tblStyleRowBandSize w:val="1"/>
@@ -11774,7 +12184,7 @@
       <w:rPr>
         <w:b/>
         <w:bCs/>
-        <w:color w:val="000000" w:themeColor="text1"/>
+        <w:color w:val="000000"/>
       </w:rPr>
       <w:tblPr/>
       <w:tcPr>
@@ -11783,7 +12193,7 @@
     </w:tblStylePr>
     <w:tblStylePr w:type="firstCol">
       <w:rPr>
-        <w:color w:val="FFFFFF" w:themeColor="background1"/>
+        <w:color w:val="000000"/>
       </w:rPr>
       <w:tblPr/>
       <w:tcPr>
@@ -11792,7 +12202,7 @@
     </w:tblStylePr>
     <w:tblStylePr w:type="lastCol">
       <w:rPr>
-        <w:color w:val="FFFFFF" w:themeColor="background1"/>
+        <w:color w:val="000000"/>
       </w:rPr>
       <w:tblPr/>
       <w:tcPr>
@@ -11821,7 +12231,7 @@
       <w:spacing w:after="0" w:line="240" w:lineRule="auto"/>
     </w:pPr>
     <w:rPr>
-      <w:color w:val="000000" w:themeColor="text1"/>
+      <w:color w:val="000000"/>
     </w:rPr>
     <w:tblPr>
       <w:tblStyleRowBandSize w:val="1"/>
@@ -11854,7 +12264,7 @@
       <w:rPr>
         <w:b/>
         <w:bCs/>
-        <w:color w:val="000000" w:themeColor="text1"/>
+        <w:color w:val="000000"/>
       </w:rPr>
       <w:tblPr/>
       <w:tcPr>
@@ -11863,7 +12273,7 @@
     </w:tblStylePr>
     <w:tblStylePr w:type="firstCol">
       <w:rPr>
-        <w:color w:val="FFFFFF" w:themeColor="background1"/>
+        <w:color w:val="000000"/>
       </w:rPr>
       <w:tblPr/>
       <w:tcPr>
@@ -11872,7 +12282,7 @@
     </w:tblStylePr>
     <w:tblStylePr w:type="lastCol">
       <w:rPr>
-        <w:color w:val="FFFFFF" w:themeColor="background1"/>
+        <w:color w:val="000000"/>
       </w:rPr>
       <w:tblPr/>
       <w:tcPr>
@@ -11901,7 +12311,7 @@
       <w:spacing w:after="0" w:line="240" w:lineRule="auto"/>
     </w:pPr>
     <w:rPr>
-      <w:color w:val="000000" w:themeColor="text1"/>
+      <w:color w:val="000000"/>
     </w:rPr>
     <w:tblPr>
       <w:tblStyleRowBandSize w:val="1"/>
@@ -11934,7 +12344,7 @@
       <w:rPr>
         <w:b/>
         <w:bCs/>
-        <w:color w:val="000000" w:themeColor="text1"/>
+        <w:color w:val="000000"/>
       </w:rPr>
       <w:tblPr/>
       <w:tcPr>
@@ -11943,7 +12353,7 @@
     </w:tblStylePr>
     <w:tblStylePr w:type="firstCol">
       <w:rPr>
-        <w:color w:val="FFFFFF" w:themeColor="background1"/>
+        <w:color w:val="000000"/>
       </w:rPr>
       <w:tblPr/>
       <w:tcPr>
@@ -11952,7 +12362,7 @@
     </w:tblStylePr>
     <w:tblStylePr w:type="lastCol">
       <w:rPr>
-        <w:color w:val="FFFFFF" w:themeColor="background1"/>
+        <w:color w:val="000000"/>
       </w:rPr>
       <w:tblPr/>
       <w:tcPr>
@@ -11981,7 +12391,7 @@
       <w:spacing w:after="0" w:line="240" w:lineRule="auto"/>
     </w:pPr>
     <w:rPr>
-      <w:color w:val="000000" w:themeColor="text1"/>
+      <w:color w:val="000000"/>
     </w:rPr>
     <w:tblPr>
       <w:tblStyleRowBandSize w:val="1"/>
@@ -12014,7 +12424,7 @@
       <w:rPr>
         <w:b/>
         <w:bCs/>
-        <w:color w:val="000000" w:themeColor="text1"/>
+        <w:color w:val="000000"/>
       </w:rPr>
       <w:tblPr/>
       <w:tcPr>
@@ -12023,7 +12433,7 @@
     </w:tblStylePr>
     <w:tblStylePr w:type="firstCol">
       <w:rPr>
-        <w:color w:val="FFFFFF" w:themeColor="background1"/>
+        <w:color w:val="000000"/>
       </w:rPr>
       <w:tblPr/>
       <w:tcPr>
@@ -12032,7 +12442,7 @@
     </w:tblStylePr>
     <w:tblStylePr w:type="lastCol">
       <w:rPr>
-        <w:color w:val="FFFFFF" w:themeColor="background1"/>
+        <w:color w:val="000000"/>
       </w:rPr>
       <w:tblPr/>
       <w:tcPr>
@@ -12061,7 +12471,7 @@
       <w:spacing w:after="0" w:line="240" w:lineRule="auto"/>
     </w:pPr>
     <w:rPr>
-      <w:color w:val="000000" w:themeColor="text1"/>
+      <w:color w:val="000000"/>
     </w:rPr>
     <w:tblPr>
       <w:tblStyleRowBandSize w:val="1"/>
@@ -12094,7 +12504,7 @@
       <w:rPr>
         <w:b/>
         <w:bCs/>
-        <w:color w:val="000000" w:themeColor="text1"/>
+        <w:color w:val="000000"/>
       </w:rPr>
       <w:tblPr/>
       <w:tcPr>
@@ -12103,7 +12513,7 @@
     </w:tblStylePr>
     <w:tblStylePr w:type="firstCol">
       <w:rPr>
-        <w:color w:val="FFFFFF" w:themeColor="background1"/>
+        <w:color w:val="000000"/>
       </w:rPr>
       <w:tblPr/>
       <w:tcPr>
@@ -12112,7 +12522,7 @@
     </w:tblStylePr>
     <w:tblStylePr w:type="lastCol">
       <w:rPr>
-        <w:color w:val="FFFFFF" w:themeColor="background1"/>
+        <w:color w:val="000000"/>
       </w:rPr>
       <w:tblPr/>
       <w:tcPr>
@@ -12141,7 +12551,7 @@
       <w:spacing w:after="0" w:line="240" w:lineRule="auto"/>
     </w:pPr>
     <w:rPr>
-      <w:color w:val="000000" w:themeColor="text1"/>
+      <w:color w:val="000000"/>
     </w:rPr>
     <w:tblPr>
       <w:tblStyleRowBandSize w:val="1"/>
@@ -12174,7 +12584,7 @@
       <w:rPr>
         <w:b/>
         <w:bCs/>
-        <w:color w:val="000000" w:themeColor="text1"/>
+        <w:color w:val="000000"/>
       </w:rPr>
       <w:tblPr/>
       <w:tcPr>
@@ -12183,7 +12593,7 @@
     </w:tblStylePr>
     <w:tblStylePr w:type="firstCol">
       <w:rPr>
-        <w:color w:val="FFFFFF" w:themeColor="background1"/>
+        <w:color w:val="000000"/>
       </w:rPr>
       <w:tblPr/>
       <w:tcPr>
@@ -12192,7 +12602,7 @@
     </w:tblStylePr>
     <w:tblStylePr w:type="lastCol">
       <w:rPr>
-        <w:color w:val="FFFFFF" w:themeColor="background1"/>
+        <w:color w:val="000000"/>
       </w:rPr>
       <w:tblPr/>
       <w:tcPr>
@@ -12394,7 +12804,7 @@
       <w:rFonts w:asciiTheme="majorHAnsi" w:eastAsiaTheme="majorEastAsia" w:hAnsiTheme="majorHAnsi" w:cstheme="majorBidi"/>
       <w:b/>
       <w:bCs/>
-      <w:color w:val="365F91" w:themeColor="accent1" w:themeShade="BF"/>
+      <w:color w:val="000000"/>
       <w:sz w:val="28"/>
       <w:szCs w:val="28"/>
     </w:rPr>
@@ -12418,7 +12828,7 @@
       <w:rFonts w:asciiTheme="majorHAnsi" w:eastAsiaTheme="majorEastAsia" w:hAnsiTheme="majorHAnsi" w:cstheme="majorBidi"/>
       <w:b/>
       <w:bCs/>
-      <w:color w:val="4F81BD" w:themeColor="accent1"/>
+      <w:color w:val="000000"/>
       <w:sz w:val="26"/>
       <w:szCs w:val="26"/>
     </w:rPr>
@@ -12442,7 +12852,7 @@
       <w:rFonts w:asciiTheme="majorHAnsi" w:eastAsiaTheme="majorEastAsia" w:hAnsiTheme="majorHAnsi" w:cstheme="majorBidi"/>
       <w:b/>
       <w:bCs/>
-      <w:color w:val="4F81BD" w:themeColor="accent1"/>
+      <w:color w:val="000000"/>
     </w:rPr>
   </w:style>
   <w:style w:type="paragraph" w:styleId="Heading4">
@@ -12467,7 +12877,7 @@
       <w:bCs/>
       <w:i/>
       <w:iCs/>
-      <w:color w:val="4F81BD" w:themeColor="accent1"/>
+      <w:color w:val="000000"/>
     </w:rPr>
   </w:style>
   <w:style w:type="paragraph" w:styleId="Heading5">
@@ -12488,7 +12898,7 @@
     </w:pPr>
     <w:rPr>
       <w:rFonts w:asciiTheme="majorHAnsi" w:eastAsiaTheme="majorEastAsia" w:hAnsiTheme="majorHAnsi" w:cstheme="majorBidi"/>
-      <w:color w:val="243F60" w:themeColor="accent1" w:themeShade="7F"/>
+      <w:color w:val="000000"/>
     </w:rPr>
   </w:style>
   <w:style w:type="paragraph" w:styleId="Heading6">
@@ -12511,7 +12921,7 @@
       <w:rFonts w:asciiTheme="majorHAnsi" w:eastAsiaTheme="majorEastAsia" w:hAnsiTheme="majorHAnsi" w:cstheme="majorBidi"/>
       <w:i/>
       <w:iCs/>
-      <w:color w:val="243F60" w:themeColor="accent1" w:themeShade="7F"/>
+      <w:color w:val="000000"/>
     </w:rPr>
   </w:style>
   <w:style w:type="paragraph" w:styleId="Heading7">
@@ -12534,7 +12944,7 @@
       <w:rFonts w:asciiTheme="majorHAnsi" w:eastAsiaTheme="majorEastAsia" w:hAnsiTheme="majorHAnsi" w:cstheme="majorBidi"/>
       <w:i/>
       <w:iCs/>
-      <w:color w:val="404040" w:themeColor="text1" w:themeTint="BF"/>
+      <w:color w:val="000000"/>
     </w:rPr>
   </w:style>
   <w:style w:type="paragraph" w:styleId="Heading8">
@@ -12555,7 +12965,7 @@
     </w:pPr>
     <w:rPr>
       <w:rFonts w:asciiTheme="majorHAnsi" w:eastAsiaTheme="majorEastAsia" w:hAnsiTheme="majorHAnsi" w:cstheme="majorBidi"/>
-      <w:color w:val="4F81BD" w:themeColor="accent1"/>
+      <w:color w:val="000000"/>
       <w:sz w:val="20"/>
       <w:szCs w:val="20"/>
     </w:rPr>
@@ -12580,7 +12990,7 @@
       <w:rFonts w:asciiTheme="majorHAnsi" w:eastAsiaTheme="majorEastAsia" w:hAnsiTheme="majorHAnsi" w:cstheme="majorBidi"/>
       <w:i/>
       <w:iCs/>
-      <w:color w:val="404040" w:themeColor="text1" w:themeTint="BF"/>
+      <w:color w:val="000000"/>
       <w:sz w:val="20"/>
       <w:szCs w:val="20"/>
     </w:rPr>
@@ -12631,7 +13041,7 @@
       <w:rFonts w:asciiTheme="majorHAnsi" w:eastAsiaTheme="majorEastAsia" w:hAnsiTheme="majorHAnsi" w:cstheme="majorBidi"/>
       <w:b/>
       <w:bCs/>
-      <w:color w:val="365F91" w:themeColor="accent1" w:themeShade="BF"/>
+      <w:color w:val="000000"/>
       <w:sz w:val="28"/>
       <w:szCs w:val="28"/>
     </w:rPr>
@@ -12646,7 +13056,7 @@
       <w:rFonts w:asciiTheme="majorHAnsi" w:eastAsiaTheme="majorEastAsia" w:hAnsiTheme="majorHAnsi" w:cstheme="majorBidi"/>
       <w:b/>
       <w:bCs/>
-      <w:color w:val="4F81BD" w:themeColor="accent1"/>
+      <w:color w:val="000000"/>
       <w:sz w:val="26"/>
       <w:szCs w:val="26"/>
     </w:rPr>
@@ -12661,7 +13071,7 @@
       <w:rFonts w:asciiTheme="majorHAnsi" w:eastAsiaTheme="majorEastAsia" w:hAnsiTheme="majorHAnsi" w:cstheme="majorBidi"/>
       <w:b/>
       <w:bCs/>
-      <w:color w:val="4F81BD" w:themeColor="accent1"/>
+      <w:color w:val="000000"/>
     </w:rPr>
   </w:style>
   <w:style w:type="paragraph" w:styleId="Title">
@@ -12681,7 +13091,7 @@
     </w:pPr>
     <w:rPr>
       <w:rFonts w:asciiTheme="majorHAnsi" w:eastAsiaTheme="majorEastAsia" w:hAnsiTheme="majorHAnsi" w:cstheme="majorBidi"/>
-      <w:color w:val="17365D" w:themeColor="text2" w:themeShade="BF"/>
+      <w:color w:val="000000"/>
       <w:spacing w:val="5"/>
       <w:kern w:val="28"/>
       <w:sz w:val="52"/>
@@ -12696,7 +13106,7 @@
     <w:rsid w:val="00FC693F"/>
     <w:rPr>
       <w:rFonts w:asciiTheme="majorHAnsi" w:eastAsiaTheme="majorEastAsia" w:hAnsiTheme="majorHAnsi" w:cstheme="majorBidi"/>
-      <w:color w:val="17365D" w:themeColor="text2" w:themeShade="BF"/>
+      <w:color w:val="000000"/>
       <w:spacing w:val="5"/>
       <w:kern w:val="28"/>
       <w:sz w:val="52"/>
@@ -12720,7 +13130,7 @@
       <w:rFonts w:asciiTheme="majorHAnsi" w:eastAsiaTheme="majorEastAsia" w:hAnsiTheme="majorHAnsi" w:cstheme="majorBidi"/>
       <w:i/>
       <w:iCs/>
-      <w:color w:val="4F81BD" w:themeColor="accent1"/>
+      <w:color w:val="000000"/>
       <w:spacing w:val="15"/>
       <w:sz w:val="24"/>
       <w:szCs w:val="24"/>
@@ -12736,7 +13146,7 @@
       <w:rFonts w:asciiTheme="majorHAnsi" w:eastAsiaTheme="majorEastAsia" w:hAnsiTheme="majorHAnsi" w:cstheme="majorBidi"/>
       <w:i/>
       <w:iCs/>
-      <w:color w:val="4F81BD" w:themeColor="accent1"/>
+      <w:color w:val="000000"/>
       <w:spacing w:val="15"/>
       <w:sz w:val="24"/>
       <w:szCs w:val="24"/>
@@ -13008,7 +13418,7 @@
     <w:rPr>
       <w:i/>
       <w:iCs/>
-      <w:color w:val="000000" w:themeColor="text1"/>
+      <w:color w:val="000000"/>
     </w:rPr>
   </w:style>
   <w:style w:type="character" w:customStyle="1" w:styleId="QuoteChar">
@@ -13020,7 +13430,7 @@
     <w:rPr>
       <w:i/>
       <w:iCs/>
-      <w:color w:val="000000" w:themeColor="text1"/>
+      <w:color w:val="000000"/>
     </w:rPr>
   </w:style>
   <w:style w:type="character" w:customStyle="1" w:styleId="Heading4Char">
@@ -13036,7 +13446,7 @@
       <w:bCs/>
       <w:i/>
       <w:iCs/>
-      <w:color w:val="4F81BD" w:themeColor="accent1"/>
+      <w:color w:val="000000"/>
     </w:rPr>
   </w:style>
   <w:style w:type="character" w:customStyle="1" w:styleId="Heading5Char">
@@ -13048,7 +13458,7 @@
     <w:rsid w:val="00FC693F"/>
     <w:rPr>
       <w:rFonts w:asciiTheme="majorHAnsi" w:eastAsiaTheme="majorEastAsia" w:hAnsiTheme="majorHAnsi" w:cstheme="majorBidi"/>
-      <w:color w:val="243F60" w:themeColor="accent1" w:themeShade="7F"/>
+      <w:color w:val="000000"/>
     </w:rPr>
   </w:style>
   <w:style w:type="character" w:customStyle="1" w:styleId="Heading6Char">
@@ -13062,7 +13472,7 @@
       <w:rFonts w:asciiTheme="majorHAnsi" w:eastAsiaTheme="majorEastAsia" w:hAnsiTheme="majorHAnsi" w:cstheme="majorBidi"/>
       <w:i/>
       <w:iCs/>
-      <w:color w:val="243F60" w:themeColor="accent1" w:themeShade="7F"/>
+      <w:color w:val="000000"/>
     </w:rPr>
   </w:style>
   <w:style w:type="character" w:customStyle="1" w:styleId="Heading7Char">
@@ -13076,7 +13486,7 @@
       <w:rFonts w:asciiTheme="majorHAnsi" w:eastAsiaTheme="majorEastAsia" w:hAnsiTheme="majorHAnsi" w:cstheme="majorBidi"/>
       <w:i/>
       <w:iCs/>
-      <w:color w:val="404040" w:themeColor="text1" w:themeTint="BF"/>
+      <w:color w:val="000000"/>
     </w:rPr>
   </w:style>
   <w:style w:type="character" w:customStyle="1" w:styleId="Heading8Char">
@@ -13088,7 +13498,7 @@
     <w:rsid w:val="00FC693F"/>
     <w:rPr>
       <w:rFonts w:asciiTheme="majorHAnsi" w:eastAsiaTheme="majorEastAsia" w:hAnsiTheme="majorHAnsi" w:cstheme="majorBidi"/>
-      <w:color w:val="4F81BD" w:themeColor="accent1"/>
+      <w:color w:val="000000"/>
       <w:sz w:val="20"/>
       <w:szCs w:val="20"/>
     </w:rPr>
@@ -13104,7 +13514,7 @@
       <w:rFonts w:asciiTheme="majorHAnsi" w:eastAsiaTheme="majorEastAsia" w:hAnsiTheme="majorHAnsi" w:cstheme="majorBidi"/>
       <w:i/>
       <w:iCs/>
-      <w:color w:val="404040" w:themeColor="text1" w:themeTint="BF"/>
+      <w:color w:val="000000"/>
       <w:sz w:val="20"/>
       <w:szCs w:val="20"/>
     </w:rPr>
@@ -13124,7 +13534,7 @@
     <w:rPr>
       <w:b/>
       <w:bCs/>
-      <w:color w:val="4F81BD" w:themeColor="accent1"/>
+      <w:color w:val="000000"/>
       <w:sz w:val="18"/>
       <w:szCs w:val="18"/>
     </w:rPr>
@@ -13171,7 +13581,7 @@
       <w:bCs/>
       <w:i/>
       <w:iCs/>
-      <w:color w:val="4F81BD" w:themeColor="accent1"/>
+      <w:color w:val="000000"/>
     </w:rPr>
   </w:style>
   <w:style w:type="character" w:customStyle="1" w:styleId="IntenseQuoteChar">
@@ -13185,7 +13595,7 @@
       <w:bCs/>
       <w:i/>
       <w:iCs/>
-      <w:color w:val="4F81BD" w:themeColor="accent1"/>
+      <w:color w:val="000000"/>
     </w:rPr>
   </w:style>
   <w:style w:type="character" w:styleId="SubtleEmphasis">
@@ -13197,7 +13607,7 @@
     <w:rPr>
       <w:i/>
       <w:iCs/>
-      <w:color w:val="808080" w:themeColor="text1" w:themeTint="7F"/>
+      <w:color w:val="000000"/>
     </w:rPr>
   </w:style>
   <w:style w:type="character" w:styleId="IntenseEmphasis">
@@ -13211,7 +13621,7 @@
       <w:bCs/>
       <w:i/>
       <w:iCs/>
-      <w:color w:val="4F81BD" w:themeColor="accent1"/>
+      <w:color w:val="000000"/>
     </w:rPr>
   </w:style>
   <w:style w:type="character" w:styleId="SubtleReference">
@@ -13222,7 +13632,7 @@
     <w:rsid w:val="00FC693F"/>
     <w:rPr>
       <w:smallCaps/>
-      <w:color w:val="C0504D" w:themeColor="accent2"/>
+      <w:color w:val="000000"/>
       <w:u w:val="single"/>
     </w:rPr>
   </w:style>
@@ -13236,7 +13646,7 @@
       <w:b/>
       <w:bCs/>
       <w:smallCaps/>
-      <w:color w:val="C0504D" w:themeColor="accent2"/>
+      <w:color w:val="000000"/>
       <w:spacing w:val="5"/>
       <w:u w:val="single"/>
     </w:rPr>
@@ -13302,7 +13712,7 @@
       <w:spacing w:after="0" w:line="240" w:lineRule="auto"/>
     </w:pPr>
     <w:rPr>
-      <w:color w:val="000000" w:themeColor="text1" w:themeShade="BF"/>
+      <w:color w:val="000000"/>
     </w:rPr>
     <w:tblPr>
       <w:tblStyleRowBandSize w:val="1"/>
@@ -13405,7 +13815,7 @@
       <w:spacing w:after="0" w:line="240" w:lineRule="auto"/>
     </w:pPr>
     <w:rPr>
-      <w:color w:val="365F91" w:themeColor="accent1" w:themeShade="BF"/>
+      <w:color w:val="000000"/>
     </w:rPr>
     <w:tblPr>
       <w:tblStyleRowBandSize w:val="1"/>
@@ -13508,7 +13918,7 @@
       <w:spacing w:after="0" w:line="240" w:lineRule="auto"/>
     </w:pPr>
     <w:rPr>
-      <w:color w:val="943634" w:themeColor="accent2" w:themeShade="BF"/>
+      <w:color w:val="000000"/>
     </w:rPr>
     <w:tblPr>
       <w:tblStyleRowBandSize w:val="1"/>
@@ -13611,7 +14021,7 @@
       <w:spacing w:after="0" w:line="240" w:lineRule="auto"/>
     </w:pPr>
     <w:rPr>
-      <w:color w:val="76923C" w:themeColor="accent3" w:themeShade="BF"/>
+      <w:color w:val="000000"/>
     </w:rPr>
     <w:tblPr>
       <w:tblStyleRowBandSize w:val="1"/>
@@ -13714,7 +14124,7 @@
       <w:spacing w:after="0" w:line="240" w:lineRule="auto"/>
     </w:pPr>
     <w:rPr>
-      <w:color w:val="5F497A" w:themeColor="accent4" w:themeShade="BF"/>
+      <w:color w:val="000000"/>
     </w:rPr>
     <w:tblPr>
       <w:tblStyleRowBandSize w:val="1"/>
@@ -13817,7 +14227,7 @@
       <w:spacing w:after="0" w:line="240" w:lineRule="auto"/>
     </w:pPr>
     <w:rPr>
-      <w:color w:val="31849B" w:themeColor="accent5" w:themeShade="BF"/>
+      <w:color w:val="000000"/>
     </w:rPr>
     <w:tblPr>
       <w:tblStyleRowBandSize w:val="1"/>
@@ -13920,7 +14330,7 @@
       <w:spacing w:after="0" w:line="240" w:lineRule="auto"/>
     </w:pPr>
     <w:rPr>
-      <w:color w:val="E36C0A" w:themeColor="accent6" w:themeShade="BF"/>
+      <w:color w:val="000000"/>
     </w:rPr>
     <w:tblPr>
       <w:tblStyleRowBandSize w:val="1"/>
@@ -14046,7 +14456,7 @@
       <w:rPr>
         <w:b/>
         <w:bCs/>
-        <w:color w:val="FFFFFF" w:themeColor="background1"/>
+        <w:color w:val="000000"/>
       </w:rPr>
       <w:tblPr/>
       <w:tcPr>
@@ -14138,7 +14548,7 @@
       <w:rPr>
         <w:b/>
         <w:bCs/>
-        <w:color w:val="FFFFFF" w:themeColor="background1"/>
+        <w:color w:val="000000"/>
       </w:rPr>
       <w:tblPr/>
       <w:tcPr>
@@ -14230,7 +14640,7 @@
       <w:rPr>
         <w:b/>
         <w:bCs/>
-        <w:color w:val="FFFFFF" w:themeColor="background1"/>
+        <w:color w:val="000000"/>
       </w:rPr>
       <w:tblPr/>
       <w:tcPr>
@@ -14322,7 +14732,7 @@
       <w:rPr>
         <w:b/>
         <w:bCs/>
-        <w:color w:val="FFFFFF" w:themeColor="background1"/>
+        <w:color w:val="000000"/>
       </w:rPr>
       <w:tblPr/>
       <w:tcPr>
@@ -14414,7 +14824,7 @@
       <w:rPr>
         <w:b/>
         <w:bCs/>
-        <w:color w:val="FFFFFF" w:themeColor="background1"/>
+        <w:color w:val="000000"/>
       </w:rPr>
       <w:tblPr/>
       <w:tcPr>
@@ -14506,7 +14916,7 @@
       <w:rPr>
         <w:b/>
         <w:bCs/>
-        <w:color w:val="FFFFFF" w:themeColor="background1"/>
+        <w:color w:val="000000"/>
       </w:rPr>
       <w:tblPr/>
       <w:tcPr>
@@ -14598,7 +15008,7 @@
       <w:rPr>
         <w:b/>
         <w:bCs/>
-        <w:color w:val="FFFFFF" w:themeColor="background1"/>
+        <w:color w:val="000000"/>
       </w:rPr>
       <w:tblPr/>
       <w:tcPr>
@@ -15601,7 +16011,7 @@
       <w:rPr>
         <w:b/>
         <w:bCs/>
-        <w:color w:val="FFFFFF" w:themeColor="background1"/>
+        <w:color w:val="000000"/>
       </w:rPr>
       <w:tblPr/>
       <w:tcPr>
@@ -15707,7 +16117,7 @@
       <w:rPr>
         <w:b/>
         <w:bCs/>
-        <w:color w:val="FFFFFF" w:themeColor="background1"/>
+        <w:color w:val="000000"/>
       </w:rPr>
       <w:tblPr/>
       <w:tcPr>
@@ -15813,7 +16223,7 @@
       <w:rPr>
         <w:b/>
         <w:bCs/>
-        <w:color w:val="FFFFFF" w:themeColor="background1"/>
+        <w:color w:val="000000"/>
       </w:rPr>
       <w:tblPr/>
       <w:tcPr>
@@ -15919,7 +16329,7 @@
       <w:rPr>
         <w:b/>
         <w:bCs/>
-        <w:color w:val="FFFFFF" w:themeColor="background1"/>
+        <w:color w:val="000000"/>
       </w:rPr>
       <w:tblPr/>
       <w:tcPr>
@@ -16025,7 +16435,7 @@
       <w:rPr>
         <w:b/>
         <w:bCs/>
-        <w:color w:val="FFFFFF" w:themeColor="background1"/>
+        <w:color w:val="000000"/>
       </w:rPr>
       <w:tblPr/>
       <w:tcPr>
@@ -16131,7 +16541,7 @@
       <w:rPr>
         <w:b/>
         <w:bCs/>
-        <w:color w:val="FFFFFF" w:themeColor="background1"/>
+        <w:color w:val="000000"/>
       </w:rPr>
       <w:tblPr/>
       <w:tcPr>
@@ -16237,7 +16647,7 @@
       <w:rPr>
         <w:b/>
         <w:bCs/>
-        <w:color w:val="FFFFFF" w:themeColor="background1"/>
+        <w:color w:val="000000"/>
       </w:rPr>
       <w:tblPr/>
       <w:tcPr>
@@ -16340,7 +16750,7 @@
       <w:rPr>
         <w:b/>
         <w:bCs/>
-        <w:color w:val="FFFFFF" w:themeColor="background1"/>
+        <w:color w:val="000000"/>
       </w:rPr>
       <w:tblPr/>
       <w:tcPr>
@@ -16360,7 +16770,7 @@
         <w:spacing w:before="0" w:after="0" w:line="240" w:lineRule="auto"/>
       </w:pPr>
       <w:rPr>
-        <w:color w:val="auto"/>
+        <w:color w:val="000000"/>
       </w:rPr>
       <w:tblPr/>
       <w:tcPr>
@@ -16379,7 +16789,7 @@
       <w:rPr>
         <w:b/>
         <w:bCs/>
-        <w:color w:val="FFFFFF" w:themeColor="background1"/>
+        <w:color w:val="000000"/>
       </w:rPr>
       <w:tblPr/>
       <w:tcPr>
@@ -16398,7 +16808,7 @@
       <w:rPr>
         <w:b/>
         <w:bCs/>
-        <w:color w:val="FFFFFF" w:themeColor="background1"/>
+        <w:color w:val="000000"/>
       </w:rPr>
       <w:tblPr/>
       <w:tcPr>
@@ -16444,7 +16854,7 @@
     </w:tblStylePr>
     <w:tblStylePr w:type="nwCell">
       <w:rPr>
-        <w:color w:val="FFFFFF" w:themeColor="background1"/>
+        <w:color w:val="000000"/>
       </w:rPr>
       <w:tblPr/>
       <w:tcPr>
@@ -16489,7 +16899,7 @@
       <w:rPr>
         <w:b/>
         <w:bCs/>
-        <w:color w:val="FFFFFF" w:themeColor="background1"/>
+        <w:color w:val="000000"/>
       </w:rPr>
       <w:tblPr/>
       <w:tcPr>
@@ -16509,7 +16919,7 @@
         <w:spacing w:before="0" w:after="0" w:line="240" w:lineRule="auto"/>
       </w:pPr>
       <w:rPr>
-        <w:color w:val="auto"/>
+        <w:color w:val="000000"/>
       </w:rPr>
       <w:tblPr/>
       <w:tcPr>
@@ -16528,7 +16938,7 @@
       <w:rPr>
         <w:b/>
         <w:bCs/>
-        <w:color w:val="FFFFFF" w:themeColor="background1"/>
+        <w:color w:val="000000"/>
       </w:rPr>
       <w:tblPr/>
       <w:tcPr>
@@ -16547,7 +16957,7 @@
       <w:rPr>
         <w:b/>
         <w:bCs/>
-        <w:color w:val="FFFFFF" w:themeColor="background1"/>
+        <w:color w:val="000000"/>
       </w:rPr>
       <w:tblPr/>
       <w:tcPr>
@@ -16593,7 +17003,7 @@
     </w:tblStylePr>
     <w:tblStylePr w:type="nwCell">
       <w:rPr>
-        <w:color w:val="FFFFFF" w:themeColor="background1"/>
+        <w:color w:val="000000"/>
       </w:rPr>
       <w:tblPr/>
       <w:tcPr>
@@ -16638,7 +17048,7 @@
       <w:rPr>
         <w:b/>
         <w:bCs/>
-        <w:color w:val="FFFFFF" w:themeColor="background1"/>
+        <w:color w:val="000000"/>
       </w:rPr>
       <w:tblPr/>
       <w:tcPr>
@@ -16658,7 +17068,7 @@
         <w:spacing w:before="0" w:after="0" w:line="240" w:lineRule="auto"/>
       </w:pPr>
       <w:rPr>
-        <w:color w:val="auto"/>
+        <w:color w:val="000000"/>
       </w:rPr>
       <w:tblPr/>
       <w:tcPr>
@@ -16677,7 +17087,7 @@
       <w:rPr>
         <w:b/>
         <w:bCs/>
-        <w:color w:val="FFFFFF" w:themeColor="background1"/>
+        <w:color w:val="000000"/>
       </w:rPr>
       <w:tblPr/>
       <w:tcPr>
@@ -16696,7 +17106,7 @@
       <w:rPr>
         <w:b/>
         <w:bCs/>
-        <w:color w:val="FFFFFF" w:themeColor="background1"/>
+        <w:color w:val="000000"/>
       </w:rPr>
       <w:tblPr/>
       <w:tcPr>
@@ -16742,7 +17152,7 @@
     </w:tblStylePr>
     <w:tblStylePr w:type="nwCell">
       <w:rPr>
-        <w:color w:val="FFFFFF" w:themeColor="background1"/>
+        <w:color w:val="000000"/>
       </w:rPr>
       <w:tblPr/>
       <w:tcPr>
@@ -16787,7 +17197,7 @@
       <w:rPr>
         <w:b/>
         <w:bCs/>
-        <w:color w:val="FFFFFF" w:themeColor="background1"/>
+        <w:color w:val="000000"/>
       </w:rPr>
       <w:tblPr/>
       <w:tcPr>
@@ -16807,7 +17217,7 @@
         <w:spacing w:before="0" w:after="0" w:line="240" w:lineRule="auto"/>
       </w:pPr>
       <w:rPr>
-        <w:color w:val="auto"/>
+        <w:color w:val="000000"/>
       </w:rPr>
       <w:tblPr/>
       <w:tcPr>
@@ -16826,7 +17236,7 @@
       <w:rPr>
         <w:b/>
         <w:bCs/>
-        <w:color w:val="FFFFFF" w:themeColor="background1"/>
+        <w:color w:val="000000"/>
       </w:rPr>
       <w:tblPr/>
       <w:tcPr>
@@ -16845,7 +17255,7 @@
       <w:rPr>
         <w:b/>
         <w:bCs/>
-        <w:color w:val="FFFFFF" w:themeColor="background1"/>
+        <w:color w:val="000000"/>
       </w:rPr>
       <w:tblPr/>
       <w:tcPr>
@@ -16891,7 +17301,7 @@
     </w:tblStylePr>
     <w:tblStylePr w:type="nwCell">
       <w:rPr>
-        <w:color w:val="FFFFFF" w:themeColor="background1"/>
+        <w:color w:val="000000"/>
       </w:rPr>
       <w:tblPr/>
       <w:tcPr>
@@ -16936,7 +17346,7 @@
       <w:rPr>
         <w:b/>
         <w:bCs/>
-        <w:color w:val="FFFFFF" w:themeColor="background1"/>
+        <w:color w:val="000000"/>
       </w:rPr>
       <w:tblPr/>
       <w:tcPr>
@@ -16956,7 +17366,7 @@
         <w:spacing w:before="0" w:after="0" w:line="240" w:lineRule="auto"/>
       </w:pPr>
       <w:rPr>
-        <w:color w:val="auto"/>
+        <w:color w:val="000000"/>
       </w:rPr>
       <w:tblPr/>
       <w:tcPr>
@@ -16975,7 +17385,7 @@
       <w:rPr>
         <w:b/>
         <w:bCs/>
-        <w:color w:val="FFFFFF" w:themeColor="background1"/>
+        <w:color w:val="000000"/>
       </w:rPr>
       <w:tblPr/>
       <w:tcPr>
@@ -16994,7 +17404,7 @@
       <w:rPr>
         <w:b/>
         <w:bCs/>
-        <w:color w:val="FFFFFF" w:themeColor="background1"/>
+        <w:color w:val="000000"/>
       </w:rPr>
       <w:tblPr/>
       <w:tcPr>
@@ -17040,7 +17450,7 @@
     </w:tblStylePr>
     <w:tblStylePr w:type="nwCell">
       <w:rPr>
-        <w:color w:val="FFFFFF" w:themeColor="background1"/>
+        <w:color w:val="000000"/>
       </w:rPr>
       <w:tblPr/>
       <w:tcPr>
@@ -17085,7 +17495,7 @@
       <w:rPr>
         <w:b/>
         <w:bCs/>
-        <w:color w:val="FFFFFF" w:themeColor="background1"/>
+        <w:color w:val="000000"/>
       </w:rPr>
       <w:tblPr/>
       <w:tcPr>
@@ -17105,7 +17515,7 @@
         <w:spacing w:before="0" w:after="0" w:line="240" w:lineRule="auto"/>
       </w:pPr>
       <w:rPr>
-        <w:color w:val="auto"/>
+        <w:color w:val="000000"/>
       </w:rPr>
       <w:tblPr/>
       <w:tcPr>
@@ -17124,7 +17534,7 @@
       <w:rPr>
         <w:b/>
         <w:bCs/>
-        <w:color w:val="FFFFFF" w:themeColor="background1"/>
+        <w:color w:val="000000"/>
       </w:rPr>
       <w:tblPr/>
       <w:tcPr>
@@ -17143,7 +17553,7 @@
       <w:rPr>
         <w:b/>
         <w:bCs/>
-        <w:color w:val="FFFFFF" w:themeColor="background1"/>
+        <w:color w:val="000000"/>
       </w:rPr>
       <w:tblPr/>
       <w:tcPr>
@@ -17189,7 +17599,7 @@
     </w:tblStylePr>
     <w:tblStylePr w:type="nwCell">
       <w:rPr>
-        <w:color w:val="FFFFFF" w:themeColor="background1"/>
+        <w:color w:val="000000"/>
       </w:rPr>
       <w:tblPr/>
       <w:tcPr>
@@ -17234,7 +17644,7 @@
       <w:rPr>
         <w:b/>
         <w:bCs/>
-        <w:color w:val="FFFFFF" w:themeColor="background1"/>
+        <w:color w:val="000000"/>
       </w:rPr>
       <w:tblPr/>
       <w:tcPr>
@@ -17254,7 +17664,7 @@
         <w:spacing w:before="0" w:after="0" w:line="240" w:lineRule="auto"/>
       </w:pPr>
       <w:rPr>
-        <w:color w:val="auto"/>
+        <w:color w:val="000000"/>
       </w:rPr>
       <w:tblPr/>
       <w:tcPr>
@@ -17273,7 +17683,7 @@
       <w:rPr>
         <w:b/>
         <w:bCs/>
-        <w:color w:val="FFFFFF" w:themeColor="background1"/>
+        <w:color w:val="000000"/>
       </w:rPr>
       <w:tblPr/>
       <w:tcPr>
@@ -17292,7 +17702,7 @@
       <w:rPr>
         <w:b/>
         <w:bCs/>
-        <w:color w:val="FFFFFF" w:themeColor="background1"/>
+        <w:color w:val="000000"/>
       </w:rPr>
       <w:tblPr/>
       <w:tcPr>
@@ -17338,7 +17748,7 @@
     </w:tblStylePr>
     <w:tblStylePr w:type="nwCell">
       <w:rPr>
-        <w:color w:val="FFFFFF" w:themeColor="background1"/>
+        <w:color w:val="000000"/>
       </w:rPr>
       <w:tblPr/>
       <w:tcPr>
@@ -17362,7 +17772,7 @@
       <w:spacing w:after="0" w:line="240" w:lineRule="auto"/>
     </w:pPr>
     <w:rPr>
-      <w:color w:val="000000" w:themeColor="text1"/>
+      <w:color w:val="000000"/>
     </w:rPr>
     <w:tblPr>
       <w:tblStyleRowBandSize w:val="1"/>
@@ -17395,7 +17805,7 @@
       <w:rPr>
         <w:b/>
         <w:bCs/>
-        <w:color w:val="1F497D" w:themeColor="text2"/>
+        <w:color w:val="000000"/>
       </w:rPr>
       <w:tblPr/>
       <w:tcPr>
@@ -17446,7 +17856,7 @@
       <w:spacing w:after="0" w:line="240" w:lineRule="auto"/>
     </w:pPr>
     <w:rPr>
-      <w:color w:val="000000" w:themeColor="text1"/>
+      <w:color w:val="000000"/>
     </w:rPr>
     <w:tblPr>
       <w:tblStyleRowBandSize w:val="1"/>
@@ -17479,7 +17889,7 @@
       <w:rPr>
         <w:b/>
         <w:bCs/>
-        <w:color w:val="1F497D" w:themeColor="text2"/>
+        <w:color w:val="000000"/>
       </w:rPr>
       <w:tblPr/>
       <w:tcPr>
@@ -17530,7 +17940,7 @@
       <w:spacing w:after="0" w:line="240" w:lineRule="auto"/>
     </w:pPr>
     <w:rPr>
-      <w:color w:val="000000" w:themeColor="text1"/>
+      <w:color w:val="000000"/>
     </w:rPr>
     <w:tblPr>
       <w:tblStyleRowBandSize w:val="1"/>
@@ -17563,7 +17973,7 @@
       <w:rPr>
         <w:b/>
         <w:bCs/>
-        <w:color w:val="1F497D" w:themeColor="text2"/>
+        <w:color w:val="000000"/>
       </w:rPr>
       <w:tblPr/>
       <w:tcPr>
@@ -17614,7 +18024,7 @@
       <w:spacing w:after="0" w:line="240" w:lineRule="auto"/>
     </w:pPr>
     <w:rPr>
-      <w:color w:val="000000" w:themeColor="text1"/>
+      <w:color w:val="000000"/>
     </w:rPr>
     <w:tblPr>
       <w:tblStyleRowBandSize w:val="1"/>
@@ -17647,7 +18057,7 @@
       <w:rPr>
         <w:b/>
         <w:bCs/>
-        <w:color w:val="1F497D" w:themeColor="text2"/>
+        <w:color w:val="000000"/>
       </w:rPr>
       <w:tblPr/>
       <w:tcPr>
@@ -17698,7 +18108,7 @@
       <w:spacing w:after="0" w:line="240" w:lineRule="auto"/>
     </w:pPr>
     <w:rPr>
-      <w:color w:val="000000" w:themeColor="text1"/>
+      <w:color w:val="000000"/>
     </w:rPr>
     <w:tblPr>
       <w:tblStyleRowBandSize w:val="1"/>
@@ -17731,7 +18141,7 @@
       <w:rPr>
         <w:b/>
         <w:bCs/>
-        <w:color w:val="1F497D" w:themeColor="text2"/>
+        <w:color w:val="000000"/>
       </w:rPr>
       <w:tblPr/>
       <w:tcPr>
@@ -17782,7 +18192,7 @@
       <w:spacing w:after="0" w:line="240" w:lineRule="auto"/>
     </w:pPr>
     <w:rPr>
-      <w:color w:val="000000" w:themeColor="text1"/>
+      <w:color w:val="000000"/>
     </w:rPr>
     <w:tblPr>
       <w:tblStyleRowBandSize w:val="1"/>
@@ -17815,7 +18225,7 @@
       <w:rPr>
         <w:b/>
         <w:bCs/>
-        <w:color w:val="1F497D" w:themeColor="text2"/>
+        <w:color w:val="000000"/>
       </w:rPr>
       <w:tblPr/>
       <w:tcPr>
@@ -17866,7 +18276,7 @@
       <w:spacing w:after="0" w:line="240" w:lineRule="auto"/>
     </w:pPr>
     <w:rPr>
-      <w:color w:val="000000" w:themeColor="text1"/>
+      <w:color w:val="000000"/>
     </w:rPr>
     <w:tblPr>
       <w:tblStyleRowBandSize w:val="1"/>
@@ -17899,7 +18309,7 @@
       <w:rPr>
         <w:b/>
         <w:bCs/>
-        <w:color w:val="1F497D" w:themeColor="text2"/>
+        <w:color w:val="000000"/>
       </w:rPr>
       <w:tblPr/>
       <w:tcPr>
@@ -17951,7 +18361,7 @@
     </w:pPr>
     <w:rPr>
       <w:rFonts w:asciiTheme="majorHAnsi" w:eastAsiaTheme="majorEastAsia" w:hAnsiTheme="majorHAnsi" w:cstheme="majorBidi"/>
-      <w:color w:val="000000" w:themeColor="text1"/>
+      <w:color w:val="000000"/>
     </w:rPr>
     <w:tblPr>
       <w:tblStyleRowBandSize w:val="1"/>
@@ -18079,7 +18489,7 @@
     </w:pPr>
     <w:rPr>
       <w:rFonts w:asciiTheme="majorHAnsi" w:eastAsiaTheme="majorEastAsia" w:hAnsiTheme="majorHAnsi" w:cstheme="majorBidi"/>
-      <w:color w:val="000000" w:themeColor="text1"/>
+      <w:color w:val="000000"/>
     </w:rPr>
     <w:tblPr>
       <w:tblStyleRowBandSize w:val="1"/>
@@ -18207,7 +18617,7 @@
     </w:pPr>
     <w:rPr>
       <w:rFonts w:asciiTheme="majorHAnsi" w:eastAsiaTheme="majorEastAsia" w:hAnsiTheme="majorHAnsi" w:cstheme="majorBidi"/>
-      <w:color w:val="000000" w:themeColor="text1"/>
+      <w:color w:val="000000"/>
     </w:rPr>
     <w:tblPr>
       <w:tblStyleRowBandSize w:val="1"/>
@@ -18335,7 +18745,7 @@
     </w:pPr>
     <w:rPr>
       <w:rFonts w:asciiTheme="majorHAnsi" w:eastAsiaTheme="majorEastAsia" w:hAnsiTheme="majorHAnsi" w:cstheme="majorBidi"/>
-      <w:color w:val="000000" w:themeColor="text1"/>
+      <w:color w:val="000000"/>
     </w:rPr>
     <w:tblPr>
       <w:tblStyleRowBandSize w:val="1"/>
@@ -18463,7 +18873,7 @@
     </w:pPr>
     <w:rPr>
       <w:rFonts w:asciiTheme="majorHAnsi" w:eastAsiaTheme="majorEastAsia" w:hAnsiTheme="majorHAnsi" w:cstheme="majorBidi"/>
-      <w:color w:val="000000" w:themeColor="text1"/>
+      <w:color w:val="000000"/>
     </w:rPr>
     <w:tblPr>
       <w:tblStyleRowBandSize w:val="1"/>
@@ -18591,7 +19001,7 @@
     </w:pPr>
     <w:rPr>
       <w:rFonts w:asciiTheme="majorHAnsi" w:eastAsiaTheme="majorEastAsia" w:hAnsiTheme="majorHAnsi" w:cstheme="majorBidi"/>
-      <w:color w:val="000000" w:themeColor="text1"/>
+      <w:color w:val="000000"/>
     </w:rPr>
     <w:tblPr>
       <w:tblStyleRowBandSize w:val="1"/>
@@ -18719,7 +19129,7 @@
     </w:pPr>
     <w:rPr>
       <w:rFonts w:asciiTheme="majorHAnsi" w:eastAsiaTheme="majorEastAsia" w:hAnsiTheme="majorHAnsi" w:cstheme="majorBidi"/>
-      <w:color w:val="000000" w:themeColor="text1"/>
+      <w:color w:val="000000"/>
     </w:rPr>
     <w:tblPr>
       <w:tblStyleRowBandSize w:val="1"/>
@@ -19358,7 +19768,7 @@
     </w:pPr>
     <w:rPr>
       <w:rFonts w:asciiTheme="majorHAnsi" w:eastAsiaTheme="majorEastAsia" w:hAnsiTheme="majorHAnsi" w:cstheme="majorBidi"/>
-      <w:color w:val="000000" w:themeColor="text1"/>
+      <w:color w:val="000000"/>
     </w:rPr>
     <w:tblPr>
       <w:tblStyleRowBandSize w:val="1"/>
@@ -19386,7 +19796,7 @@
       <w:rPr>
         <w:b/>
         <w:bCs/>
-        <w:color w:val="000000" w:themeColor="text1"/>
+        <w:color w:val="000000"/>
       </w:rPr>
       <w:tblPr/>
       <w:tcPr>
@@ -19397,7 +19807,7 @@
       <w:rPr>
         <w:b/>
         <w:bCs/>
-        <w:color w:val="000000" w:themeColor="text1"/>
+        <w:color w:val="000000"/>
       </w:rPr>
       <w:tblPr/>
       <w:tcPr>
@@ -19416,7 +19826,7 @@
       <w:rPr>
         <w:b/>
         <w:bCs/>
-        <w:color w:val="000000" w:themeColor="text1"/>
+        <w:color w:val="000000"/>
       </w:rPr>
       <w:tblPr/>
       <w:tcPr>
@@ -19435,7 +19845,7 @@
       <w:rPr>
         <w:b w:val="0"/>
         <w:bCs w:val="0"/>
-        <w:color w:val="000000" w:themeColor="text1"/>
+        <w:color w:val="000000"/>
       </w:rPr>
       <w:tblPr/>
       <w:tcPr>
@@ -19483,7 +19893,7 @@
     </w:pPr>
     <w:rPr>
       <w:rFonts w:asciiTheme="majorHAnsi" w:eastAsiaTheme="majorEastAsia" w:hAnsiTheme="majorHAnsi" w:cstheme="majorBidi"/>
-      <w:color w:val="000000" w:themeColor="text1"/>
+      <w:color w:val="000000"/>
     </w:rPr>
     <w:tblPr>
       <w:tblStyleRowBandSize w:val="1"/>
@@ -19511,7 +19921,7 @@
       <w:rPr>
         <w:b/>
         <w:bCs/>
-        <w:color w:val="000000" w:themeColor="text1"/>
+        <w:color w:val="000000"/>
       </w:rPr>
       <w:tblPr/>
       <w:tcPr>
@@ -19522,7 +19932,7 @@
       <w:rPr>
         <w:b/>
         <w:bCs/>
-        <w:color w:val="000000" w:themeColor="text1"/>
+        <w:color w:val="000000"/>
       </w:rPr>
       <w:tblPr/>
       <w:tcPr>
@@ -19541,7 +19951,7 @@
       <w:rPr>
         <w:b/>
         <w:bCs/>
-        <w:color w:val="000000" w:themeColor="text1"/>
+        <w:color w:val="000000"/>
       </w:rPr>
       <w:tblPr/>
       <w:tcPr>
@@ -19560,7 +19970,7 @@
       <w:rPr>
         <w:b w:val="0"/>
         <w:bCs w:val="0"/>
-        <w:color w:val="000000" w:themeColor="text1"/>
+        <w:color w:val="000000"/>
       </w:rPr>
       <w:tblPr/>
       <w:tcPr>
@@ -19608,7 +20018,7 @@
     </w:pPr>
     <w:rPr>
       <w:rFonts w:asciiTheme="majorHAnsi" w:eastAsiaTheme="majorEastAsia" w:hAnsiTheme="majorHAnsi" w:cstheme="majorBidi"/>
-      <w:color w:val="000000" w:themeColor="text1"/>
+      <w:color w:val="000000"/>
     </w:rPr>
     <w:tblPr>
       <w:tblStyleRowBandSize w:val="1"/>
@@ -19636,7 +20046,7 @@
       <w:rPr>
         <w:b/>
         <w:bCs/>
-        <w:color w:val="000000" w:themeColor="text1"/>
+        <w:color w:val="000000"/>
       </w:rPr>
       <w:tblPr/>
       <w:tcPr>
@@ -19647,7 +20057,7 @@
       <w:rPr>
         <w:b/>
         <w:bCs/>
-        <w:color w:val="000000" w:themeColor="text1"/>
+        <w:color w:val="000000"/>
       </w:rPr>
       <w:tblPr/>
       <w:tcPr>
@@ -19666,7 +20076,7 @@
       <w:rPr>
         <w:b/>
         <w:bCs/>
-        <w:color w:val="000000" w:themeColor="text1"/>
+        <w:color w:val="000000"/>
       </w:rPr>
       <w:tblPr/>
       <w:tcPr>
@@ -19685,7 +20095,7 @@
       <w:rPr>
         <w:b w:val="0"/>
         <w:bCs w:val="0"/>
-        <w:color w:val="000000" w:themeColor="text1"/>
+        <w:color w:val="000000"/>
       </w:rPr>
       <w:tblPr/>
       <w:tcPr>
@@ -19733,7 +20143,7 @@
     </w:pPr>
     <w:rPr>
       <w:rFonts w:asciiTheme="majorHAnsi" w:eastAsiaTheme="majorEastAsia" w:hAnsiTheme="majorHAnsi" w:cstheme="majorBidi"/>
-      <w:color w:val="000000" w:themeColor="text1"/>
+      <w:color w:val="000000"/>
     </w:rPr>
     <w:tblPr>
       <w:tblStyleRowBandSize w:val="1"/>
@@ -19761,7 +20171,7 @@
       <w:rPr>
         <w:b/>
         <w:bCs/>
-        <w:color w:val="000000" w:themeColor="text1"/>
+        <w:color w:val="000000"/>
       </w:rPr>
       <w:tblPr/>
       <w:tcPr>
@@ -19772,7 +20182,7 @@
       <w:rPr>
         <w:b/>
         <w:bCs/>
-        <w:color w:val="000000" w:themeColor="text1"/>
+        <w:color w:val="000000"/>
       </w:rPr>
       <w:tblPr/>
       <w:tcPr>
@@ -19791,7 +20201,7 @@
       <w:rPr>
         <w:b/>
         <w:bCs/>
-        <w:color w:val="000000" w:themeColor="text1"/>
+        <w:color w:val="000000"/>
       </w:rPr>
       <w:tblPr/>
       <w:tcPr>
@@ -19810,7 +20220,7 @@
       <w:rPr>
         <w:b w:val="0"/>
         <w:bCs w:val="0"/>
-        <w:color w:val="000000" w:themeColor="text1"/>
+        <w:color w:val="000000"/>
       </w:rPr>
       <w:tblPr/>
       <w:tcPr>
@@ -19858,7 +20268,7 @@
     </w:pPr>
     <w:rPr>
       <w:rFonts w:asciiTheme="majorHAnsi" w:eastAsiaTheme="majorEastAsia" w:hAnsiTheme="majorHAnsi" w:cstheme="majorBidi"/>
-      <w:color w:val="000000" w:themeColor="text1"/>
+      <w:color w:val="000000"/>
     </w:rPr>
     <w:tblPr>
       <w:tblStyleRowBandSize w:val="1"/>
@@ -19886,7 +20296,7 @@
       <w:rPr>
         <w:b/>
         <w:bCs/>
-        <w:color w:val="000000" w:themeColor="text1"/>
+        <w:color w:val="000000"/>
       </w:rPr>
       <w:tblPr/>
       <w:tcPr>
@@ -19897,7 +20307,7 @@
       <w:rPr>
         <w:b/>
         <w:bCs/>
-        <w:color w:val="000000" w:themeColor="text1"/>
+        <w:color w:val="000000"/>
       </w:rPr>
       <w:tblPr/>
       <w:tcPr>
@@ -19916,7 +20326,7 @@
       <w:rPr>
         <w:b/>
         <w:bCs/>
-        <w:color w:val="000000" w:themeColor="text1"/>
+        <w:color w:val="000000"/>
       </w:rPr>
       <w:tblPr/>
       <w:tcPr>
@@ -19935,7 +20345,7 @@
       <w:rPr>
         <w:b w:val="0"/>
         <w:bCs w:val="0"/>
-        <w:color w:val="000000" w:themeColor="text1"/>
+        <w:color w:val="000000"/>
       </w:rPr>
       <w:tblPr/>
       <w:tcPr>
@@ -19983,7 +20393,7 @@
     </w:pPr>
     <w:rPr>
       <w:rFonts w:asciiTheme="majorHAnsi" w:eastAsiaTheme="majorEastAsia" w:hAnsiTheme="majorHAnsi" w:cstheme="majorBidi"/>
-      <w:color w:val="000000" w:themeColor="text1"/>
+      <w:color w:val="000000"/>
     </w:rPr>
     <w:tblPr>
       <w:tblStyleRowBandSize w:val="1"/>
@@ -20011,7 +20421,7 @@
       <w:rPr>
         <w:b/>
         <w:bCs/>
-        <w:color w:val="000000" w:themeColor="text1"/>
+        <w:color w:val="000000"/>
       </w:rPr>
       <w:tblPr/>
       <w:tcPr>
@@ -20022,7 +20432,7 @@
       <w:rPr>
         <w:b/>
         <w:bCs/>
-        <w:color w:val="000000" w:themeColor="text1"/>
+        <w:color w:val="000000"/>
       </w:rPr>
       <w:tblPr/>
       <w:tcPr>
@@ -20041,7 +20451,7 @@
       <w:rPr>
         <w:b/>
         <w:bCs/>
-        <w:color w:val="000000" w:themeColor="text1"/>
+        <w:color w:val="000000"/>
       </w:rPr>
       <w:tblPr/>
       <w:tcPr>
@@ -20060,7 +20470,7 @@
       <w:rPr>
         <w:b w:val="0"/>
         <w:bCs w:val="0"/>
-        <w:color w:val="000000" w:themeColor="text1"/>
+        <w:color w:val="000000"/>
       </w:rPr>
       <w:tblPr/>
       <w:tcPr>
@@ -20108,7 +20518,7 @@
     </w:pPr>
     <w:rPr>
       <w:rFonts w:asciiTheme="majorHAnsi" w:eastAsiaTheme="majorEastAsia" w:hAnsiTheme="majorHAnsi" w:cstheme="majorBidi"/>
-      <w:color w:val="000000" w:themeColor="text1"/>
+      <w:color w:val="000000"/>
     </w:rPr>
     <w:tblPr>
       <w:tblStyleRowBandSize w:val="1"/>
@@ -20136,7 +20546,7 @@
       <w:rPr>
         <w:b/>
         <w:bCs/>
-        <w:color w:val="000000" w:themeColor="text1"/>
+        <w:color w:val="000000"/>
       </w:rPr>
       <w:tblPr/>
       <w:tcPr>
@@ -20147,7 +20557,7 @@
       <w:rPr>
         <w:b/>
         <w:bCs/>
-        <w:color w:val="000000" w:themeColor="text1"/>
+        <w:color w:val="000000"/>
       </w:rPr>
       <w:tblPr/>
       <w:tcPr>
@@ -20166,7 +20576,7 @@
       <w:rPr>
         <w:b/>
         <w:bCs/>
-        <w:color w:val="000000" w:themeColor="text1"/>
+        <w:color w:val="000000"/>
       </w:rPr>
       <w:tblPr/>
       <w:tcPr>
@@ -20185,7 +20595,7 @@
       <w:rPr>
         <w:b w:val="0"/>
         <w:bCs w:val="0"/>
-        <w:color w:val="000000" w:themeColor="text1"/>
+        <w:color w:val="000000"/>
       </w:rPr>
       <w:tblPr/>
       <w:tcPr>
@@ -20259,7 +20669,7 @@
         <w:bCs/>
         <w:i w:val="0"/>
         <w:iCs w:val="0"/>
-        <w:color w:val="FFFFFF" w:themeColor="background1"/>
+        <w:color w:val="000000"/>
       </w:rPr>
       <w:tblPr/>
       <w:tcPr>
@@ -20280,7 +20690,7 @@
         <w:bCs/>
         <w:i w:val="0"/>
         <w:iCs w:val="0"/>
-        <w:color w:val="FFFFFF" w:themeColor="background1"/>
+        <w:color w:val="000000"/>
       </w:rPr>
       <w:tblPr/>
       <w:tcPr>
@@ -20301,7 +20711,7 @@
         <w:bCs/>
         <w:i w:val="0"/>
         <w:iCs w:val="0"/>
-        <w:color w:val="FFFFFF" w:themeColor="background1"/>
+        <w:color w:val="000000"/>
       </w:rPr>
       <w:tblPr/>
       <w:tcPr>
@@ -20320,7 +20730,7 @@
         <w:bCs/>
         <w:i w:val="0"/>
         <w:iCs w:val="0"/>
-        <w:color w:val="FFFFFF" w:themeColor="background1"/>
+        <w:color w:val="000000"/>
       </w:rPr>
       <w:tblPr/>
       <w:tcPr>
@@ -20400,7 +20810,7 @@
         <w:bCs/>
         <w:i w:val="0"/>
         <w:iCs w:val="0"/>
-        <w:color w:val="FFFFFF" w:themeColor="background1"/>
+        <w:color w:val="000000"/>
       </w:rPr>
       <w:tblPr/>
       <w:tcPr>
@@ -20421,7 +20831,7 @@
         <w:bCs/>
         <w:i w:val="0"/>
         <w:iCs w:val="0"/>
-        <w:color w:val="FFFFFF" w:themeColor="background1"/>
+        <w:color w:val="000000"/>
       </w:rPr>
       <w:tblPr/>
       <w:tcPr>
@@ -20442,7 +20852,7 @@
         <w:bCs/>
         <w:i w:val="0"/>
         <w:iCs w:val="0"/>
-        <w:color w:val="FFFFFF" w:themeColor="background1"/>
+        <w:color w:val="000000"/>
       </w:rPr>
       <w:tblPr/>
       <w:tcPr>
@@ -20461,7 +20871,7 @@
         <w:bCs/>
         <w:i w:val="0"/>
         <w:iCs w:val="0"/>
-        <w:color w:val="FFFFFF" w:themeColor="background1"/>
+        <w:color w:val="000000"/>
       </w:rPr>
       <w:tblPr/>
       <w:tcPr>
@@ -20541,7 +20951,7 @@
         <w:bCs/>
         <w:i w:val="0"/>
         <w:iCs w:val="0"/>
-        <w:color w:val="FFFFFF" w:themeColor="background1"/>
+        <w:color w:val="000000"/>
       </w:rPr>
       <w:tblPr/>
       <w:tcPr>
@@ -20562,7 +20972,7 @@
         <w:bCs/>
         <w:i w:val="0"/>
         <w:iCs w:val="0"/>
-        <w:color w:val="FFFFFF" w:themeColor="background1"/>
+        <w:color w:val="000000"/>
       </w:rPr>
       <w:tblPr/>
       <w:tcPr>
@@ -20583,7 +20993,7 @@
         <w:bCs/>
         <w:i w:val="0"/>
         <w:iCs w:val="0"/>
-        <w:color w:val="FFFFFF" w:themeColor="background1"/>
+        <w:color w:val="000000"/>
       </w:rPr>
       <w:tblPr/>
       <w:tcPr>
@@ -20602,7 +21012,7 @@
         <w:bCs/>
         <w:i w:val="0"/>
         <w:iCs w:val="0"/>
-        <w:color w:val="FFFFFF" w:themeColor="background1"/>
+        <w:color w:val="000000"/>
       </w:rPr>
       <w:tblPr/>
       <w:tcPr>
@@ -20682,7 +21092,7 @@
         <w:bCs/>
         <w:i w:val="0"/>
         <w:iCs w:val="0"/>
-        <w:color w:val="FFFFFF" w:themeColor="background1"/>
+        <w:color w:val="000000"/>
       </w:rPr>
       <w:tblPr/>
       <w:tcPr>
@@ -20703,7 +21113,7 @@
         <w:bCs/>
         <w:i w:val="0"/>
         <w:iCs w:val="0"/>
-        <w:color w:val="FFFFFF" w:themeColor="background1"/>
+        <w:color w:val="000000"/>
       </w:rPr>
       <w:tblPr/>
       <w:tcPr>
@@ -20724,7 +21134,7 @@
         <w:bCs/>
         <w:i w:val="0"/>
         <w:iCs w:val="0"/>
-        <w:color w:val="FFFFFF" w:themeColor="background1"/>
+        <w:color w:val="000000"/>
       </w:rPr>
       <w:tblPr/>
       <w:tcPr>
@@ -20743,7 +21153,7 @@
         <w:bCs/>
         <w:i w:val="0"/>
         <w:iCs w:val="0"/>
-        <w:color w:val="FFFFFF" w:themeColor="background1"/>
+        <w:color w:val="000000"/>
       </w:rPr>
       <w:tblPr/>
       <w:tcPr>
@@ -20823,7 +21233,7 @@
         <w:bCs/>
         <w:i w:val="0"/>
         <w:iCs w:val="0"/>
-        <w:color w:val="FFFFFF" w:themeColor="background1"/>
+        <w:color w:val="000000"/>
       </w:rPr>
       <w:tblPr/>
       <w:tcPr>
@@ -20844,7 +21254,7 @@
         <w:bCs/>
         <w:i w:val="0"/>
         <w:iCs w:val="0"/>
-        <w:color w:val="FFFFFF" w:themeColor="background1"/>
+        <w:color w:val="000000"/>
       </w:rPr>
       <w:tblPr/>
       <w:tcPr>
@@ -20865,7 +21275,7 @@
         <w:bCs/>
         <w:i w:val="0"/>
         <w:iCs w:val="0"/>
-        <w:color w:val="FFFFFF" w:themeColor="background1"/>
+        <w:color w:val="000000"/>
       </w:rPr>
       <w:tblPr/>
       <w:tcPr>
@@ -20884,7 +21294,7 @@
         <w:bCs/>
         <w:i w:val="0"/>
         <w:iCs w:val="0"/>
-        <w:color w:val="FFFFFF" w:themeColor="background1"/>
+        <w:color w:val="000000"/>
       </w:rPr>
       <w:tblPr/>
       <w:tcPr>
@@ -20964,7 +21374,7 @@
         <w:bCs/>
         <w:i w:val="0"/>
         <w:iCs w:val="0"/>
-        <w:color w:val="FFFFFF" w:themeColor="background1"/>
+        <w:color w:val="000000"/>
       </w:rPr>
       <w:tblPr/>
       <w:tcPr>
@@ -20985,7 +21395,7 @@
         <w:bCs/>
         <w:i w:val="0"/>
         <w:iCs w:val="0"/>
-        <w:color w:val="FFFFFF" w:themeColor="background1"/>
+        <w:color w:val="000000"/>
       </w:rPr>
       <w:tblPr/>
       <w:tcPr>
@@ -21006,7 +21416,7 @@
         <w:bCs/>
         <w:i w:val="0"/>
         <w:iCs w:val="0"/>
-        <w:color w:val="FFFFFF" w:themeColor="background1"/>
+        <w:color w:val="000000"/>
       </w:rPr>
       <w:tblPr/>
       <w:tcPr>
@@ -21025,7 +21435,7 @@
         <w:bCs/>
         <w:i w:val="0"/>
         <w:iCs w:val="0"/>
-        <w:color w:val="FFFFFF" w:themeColor="background1"/>
+        <w:color w:val="000000"/>
       </w:rPr>
       <w:tblPr/>
       <w:tcPr>
@@ -21105,7 +21515,7 @@
         <w:bCs/>
         <w:i w:val="0"/>
         <w:iCs w:val="0"/>
-        <w:color w:val="FFFFFF" w:themeColor="background1"/>
+        <w:color w:val="000000"/>
       </w:rPr>
       <w:tblPr/>
       <w:tcPr>
@@ -21126,7 +21536,7 @@
         <w:bCs/>
         <w:i w:val="0"/>
         <w:iCs w:val="0"/>
-        <w:color w:val="FFFFFF" w:themeColor="background1"/>
+        <w:color w:val="000000"/>
       </w:rPr>
       <w:tblPr/>
       <w:tcPr>
@@ -21147,7 +21557,7 @@
         <w:bCs/>
         <w:i w:val="0"/>
         <w:iCs w:val="0"/>
-        <w:color w:val="FFFFFF" w:themeColor="background1"/>
+        <w:color w:val="000000"/>
       </w:rPr>
       <w:tblPr/>
       <w:tcPr>
@@ -21166,7 +21576,7 @@
         <w:bCs/>
         <w:i w:val="0"/>
         <w:iCs w:val="0"/>
-        <w:color w:val="FFFFFF" w:themeColor="background1"/>
+        <w:color w:val="000000"/>
       </w:rPr>
       <w:tblPr/>
       <w:tcPr>
@@ -21219,7 +21629,7 @@
       <w:spacing w:after="0" w:line="240" w:lineRule="auto"/>
     </w:pPr>
     <w:rPr>
-      <w:color w:val="FFFFFF" w:themeColor="background1"/>
+      <w:color w:val="000000"/>
     </w:rPr>
     <w:tblPr>
       <w:tblStyleRowBandSize w:val="1"/>
@@ -21333,7 +21743,7 @@
       <w:spacing w:after="0" w:line="240" w:lineRule="auto"/>
     </w:pPr>
     <w:rPr>
-      <w:color w:val="FFFFFF" w:themeColor="background1"/>
+      <w:color w:val="000000"/>
     </w:rPr>
     <w:tblPr>
       <w:tblStyleRowBandSize w:val="1"/>
@@ -21447,7 +21857,7 @@
       <w:spacing w:after="0" w:line="240" w:lineRule="auto"/>
     </w:pPr>
     <w:rPr>
-      <w:color w:val="FFFFFF" w:themeColor="background1"/>
+      <w:color w:val="000000"/>
     </w:rPr>
     <w:tblPr>
       <w:tblStyleRowBandSize w:val="1"/>
@@ -21561,7 +21971,7 @@
       <w:spacing w:after="0" w:line="240" w:lineRule="auto"/>
     </w:pPr>
     <w:rPr>
-      <w:color w:val="FFFFFF" w:themeColor="background1"/>
+      <w:color w:val="000000"/>
     </w:rPr>
     <w:tblPr>
       <w:tblStyleRowBandSize w:val="1"/>
@@ -21675,7 +22085,7 @@
       <w:spacing w:after="0" w:line="240" w:lineRule="auto"/>
     </w:pPr>
     <w:rPr>
-      <w:color w:val="FFFFFF" w:themeColor="background1"/>
+      <w:color w:val="000000"/>
     </w:rPr>
     <w:tblPr>
       <w:tblStyleRowBandSize w:val="1"/>
@@ -21789,7 +22199,7 @@
       <w:spacing w:after="0" w:line="240" w:lineRule="auto"/>
     </w:pPr>
     <w:rPr>
-      <w:color w:val="FFFFFF" w:themeColor="background1"/>
+      <w:color w:val="000000"/>
     </w:rPr>
     <w:tblPr>
       <w:tblStyleRowBandSize w:val="1"/>
@@ -21903,7 +22313,7 @@
       <w:spacing w:after="0" w:line="240" w:lineRule="auto"/>
     </w:pPr>
     <w:rPr>
-      <w:color w:val="FFFFFF" w:themeColor="background1"/>
+      <w:color w:val="000000"/>
     </w:rPr>
     <w:tblPr>
       <w:tblStyleRowBandSize w:val="1"/>
@@ -22017,7 +22427,7 @@
       <w:spacing w:after="0" w:line="240" w:lineRule="auto"/>
     </w:pPr>
     <w:rPr>
-      <w:color w:val="000000" w:themeColor="text1"/>
+      <w:color w:val="000000"/>
     </w:rPr>
     <w:tblPr>
       <w:tblStyleRowBandSize w:val="1"/>
@@ -22063,7 +22473,7 @@
       <w:rPr>
         <w:b/>
         <w:bCs/>
-        <w:color w:val="FFFFFF" w:themeColor="background1"/>
+        <w:color w:val="000000"/>
       </w:rPr>
       <w:tblPr/>
       <w:tcPr>
@@ -22075,7 +22485,7 @@
     </w:tblStylePr>
     <w:tblStylePr w:type="firstCol">
       <w:rPr>
-        <w:color w:val="FFFFFF" w:themeColor="background1"/>
+        <w:color w:val="000000"/>
       </w:rPr>
       <w:tblPr/>
       <w:tcPr>
@@ -22092,7 +22502,7 @@
     </w:tblStylePr>
     <w:tblStylePr w:type="lastCol">
       <w:rPr>
-        <w:color w:val="FFFFFF" w:themeColor="background1"/>
+        <w:color w:val="000000"/>
       </w:rPr>
       <w:tblPr/>
       <w:tcPr>
@@ -22121,12 +22531,12 @@
     </w:tblStylePr>
     <w:tblStylePr w:type="neCell">
       <w:rPr>
-        <w:color w:val="000000" w:themeColor="text1"/>
+        <w:color w:val="000000"/>
       </w:rPr>
     </w:tblStylePr>
     <w:tblStylePr w:type="nwCell">
       <w:rPr>
-        <w:color w:val="000000" w:themeColor="text1"/>
+        <w:color w:val="000000"/>
       </w:rPr>
     </w:tblStylePr>
   </w:style>
@@ -22139,7 +22549,7 @@
       <w:spacing w:after="0" w:line="240" w:lineRule="auto"/>
     </w:pPr>
     <w:rPr>
-      <w:color w:val="000000" w:themeColor="text1"/>
+      <w:color w:val="000000"/>
     </w:rPr>
     <w:tblPr>
       <w:tblStyleRowBandSize w:val="1"/>
@@ -22185,7 +22595,7 @@
       <w:rPr>
         <w:b/>
         <w:bCs/>
-        <w:color w:val="FFFFFF" w:themeColor="background1"/>
+        <w:color w:val="000000"/>
       </w:rPr>
       <w:tblPr/>
       <w:tcPr>
@@ -22197,7 +22607,7 @@
     </w:tblStylePr>
     <w:tblStylePr w:type="firstCol">
       <w:rPr>
-        <w:color w:val="FFFFFF" w:themeColor="background1"/>
+        <w:color w:val="000000"/>
       </w:rPr>
       <w:tblPr/>
       <w:tcPr>
@@ -22214,7 +22624,7 @@
     </w:tblStylePr>
     <w:tblStylePr w:type="lastCol">
       <w:rPr>
-        <w:color w:val="FFFFFF" w:themeColor="background1"/>
+        <w:color w:val="000000"/>
       </w:rPr>
       <w:tblPr/>
       <w:tcPr>
@@ -22243,12 +22653,12 @@
     </w:tblStylePr>
     <w:tblStylePr w:type="neCell">
       <w:rPr>
-        <w:color w:val="000000" w:themeColor="text1"/>
+        <w:color w:val="000000"/>
       </w:rPr>
     </w:tblStylePr>
     <w:tblStylePr w:type="nwCell">
       <w:rPr>
-        <w:color w:val="000000" w:themeColor="text1"/>
+        <w:color w:val="000000"/>
       </w:rPr>
     </w:tblStylePr>
   </w:style>
@@ -22261,7 +22671,7 @@
       <w:spacing w:after="0" w:line="240" w:lineRule="auto"/>
     </w:pPr>
     <w:rPr>
-      <w:color w:val="000000" w:themeColor="text1"/>
+      <w:color w:val="000000"/>
     </w:rPr>
     <w:tblPr>
       <w:tblStyleRowBandSize w:val="1"/>
@@ -22307,7 +22717,7 @@
       <w:rPr>
         <w:b/>
         <w:bCs/>
-        <w:color w:val="FFFFFF" w:themeColor="background1"/>
+        <w:color w:val="000000"/>
       </w:rPr>
       <w:tblPr/>
       <w:tcPr>
@@ -22319,7 +22729,7 @@
     </w:tblStylePr>
     <w:tblStylePr w:type="firstCol">
       <w:rPr>
-        <w:color w:val="FFFFFF" w:themeColor="background1"/>
+        <w:color w:val="000000"/>
       </w:rPr>
       <w:tblPr/>
       <w:tcPr>
@@ -22336,7 +22746,7 @@
     </w:tblStylePr>
     <w:tblStylePr w:type="lastCol">
       <w:rPr>
-        <w:color w:val="FFFFFF" w:themeColor="background1"/>
+        <w:color w:val="000000"/>
       </w:rPr>
       <w:tblPr/>
       <w:tcPr>
@@ -22365,12 +22775,12 @@
     </w:tblStylePr>
     <w:tblStylePr w:type="neCell">
       <w:rPr>
-        <w:color w:val="000000" w:themeColor="text1"/>
+        <w:color w:val="000000"/>
       </w:rPr>
     </w:tblStylePr>
     <w:tblStylePr w:type="nwCell">
       <w:rPr>
-        <w:color w:val="000000" w:themeColor="text1"/>
+        <w:color w:val="000000"/>
       </w:rPr>
     </w:tblStylePr>
   </w:style>
@@ -22383,7 +22793,7 @@
       <w:spacing w:after="0" w:line="240" w:lineRule="auto"/>
     </w:pPr>
     <w:rPr>
-      <w:color w:val="000000" w:themeColor="text1"/>
+      <w:color w:val="000000"/>
     </w:rPr>
     <w:tblPr>
       <w:tblStyleRowBandSize w:val="1"/>
@@ -22429,7 +22839,7 @@
       <w:rPr>
         <w:b/>
         <w:bCs/>
-        <w:color w:val="FFFFFF" w:themeColor="background1"/>
+        <w:color w:val="000000"/>
       </w:rPr>
       <w:tblPr/>
       <w:tcPr>
@@ -22441,7 +22851,7 @@
     </w:tblStylePr>
     <w:tblStylePr w:type="firstCol">
       <w:rPr>
-        <w:color w:val="FFFFFF" w:themeColor="background1"/>
+        <w:color w:val="000000"/>
       </w:rPr>
       <w:tblPr/>
       <w:tcPr>
@@ -22458,7 +22868,7 @@
     </w:tblStylePr>
     <w:tblStylePr w:type="lastCol">
       <w:rPr>
-        <w:color w:val="FFFFFF" w:themeColor="background1"/>
+        <w:color w:val="000000"/>
       </w:rPr>
       <w:tblPr/>
       <w:tcPr>
@@ -22495,7 +22905,7 @@
       <w:spacing w:after="0" w:line="240" w:lineRule="auto"/>
     </w:pPr>
     <w:rPr>
-      <w:color w:val="000000" w:themeColor="text1"/>
+      <w:color w:val="000000"/>
     </w:rPr>
     <w:tblPr>
       <w:tblStyleRowBandSize w:val="1"/>
@@ -22541,7 +22951,7 @@
       <w:rPr>
         <w:b/>
         <w:bCs/>
-        <w:color w:val="FFFFFF" w:themeColor="background1"/>
+        <w:color w:val="000000"/>
       </w:rPr>
       <w:tblPr/>
       <w:tcPr>
@@ -22553,7 +22963,7 @@
     </w:tblStylePr>
     <w:tblStylePr w:type="firstCol">
       <w:rPr>
-        <w:color w:val="FFFFFF" w:themeColor="background1"/>
+        <w:color w:val="000000"/>
       </w:rPr>
       <w:tblPr/>
       <w:tcPr>
@@ -22570,7 +22980,7 @@
     </w:tblStylePr>
     <w:tblStylePr w:type="lastCol">
       <w:rPr>
-        <w:color w:val="FFFFFF" w:themeColor="background1"/>
+        <w:color w:val="000000"/>
       </w:rPr>
       <w:tblPr/>
       <w:tcPr>
@@ -22599,12 +23009,12 @@
     </w:tblStylePr>
     <w:tblStylePr w:type="neCell">
       <w:rPr>
-        <w:color w:val="000000" w:themeColor="text1"/>
+        <w:color w:val="000000"/>
       </w:rPr>
     </w:tblStylePr>
     <w:tblStylePr w:type="nwCell">
       <w:rPr>
-        <w:color w:val="000000" w:themeColor="text1"/>
+        <w:color w:val="000000"/>
       </w:rPr>
     </w:tblStylePr>
   </w:style>
@@ -22617,7 +23027,7 @@
       <w:spacing w:after="0" w:line="240" w:lineRule="auto"/>
     </w:pPr>
     <w:rPr>
-      <w:color w:val="000000" w:themeColor="text1"/>
+      <w:color w:val="000000"/>
     </w:rPr>
     <w:tblPr>
       <w:tblStyleRowBandSize w:val="1"/>
@@ -22663,7 +23073,7 @@
       <w:rPr>
         <w:b/>
         <w:bCs/>
-        <w:color w:val="FFFFFF" w:themeColor="background1"/>
+        <w:color w:val="000000"/>
       </w:rPr>
       <w:tblPr/>
       <w:tcPr>
@@ -22675,7 +23085,7 @@
     </w:tblStylePr>
     <w:tblStylePr w:type="firstCol">
       <w:rPr>
-        <w:color w:val="FFFFFF" w:themeColor="background1"/>
+        <w:color w:val="000000"/>
       </w:rPr>
       <w:tblPr/>
       <w:tcPr>
@@ -22692,7 +23102,7 @@
     </w:tblStylePr>
     <w:tblStylePr w:type="lastCol">
       <w:rPr>
-        <w:color w:val="FFFFFF" w:themeColor="background1"/>
+        <w:color w:val="000000"/>
       </w:rPr>
       <w:tblPr/>
       <w:tcPr>
@@ -22721,12 +23131,12 @@
     </w:tblStylePr>
     <w:tblStylePr w:type="neCell">
       <w:rPr>
-        <w:color w:val="000000" w:themeColor="text1"/>
+        <w:color w:val="000000"/>
       </w:rPr>
     </w:tblStylePr>
     <w:tblStylePr w:type="nwCell">
       <w:rPr>
-        <w:color w:val="000000" w:themeColor="text1"/>
+        <w:color w:val="000000"/>
       </w:rPr>
     </w:tblStylePr>
   </w:style>
@@ -22739,7 +23149,7 @@
       <w:spacing w:after="0" w:line="240" w:lineRule="auto"/>
     </w:pPr>
     <w:rPr>
-      <w:color w:val="000000" w:themeColor="text1"/>
+      <w:color w:val="000000"/>
     </w:rPr>
     <w:tblPr>
       <w:tblStyleRowBandSize w:val="1"/>
@@ -22785,7 +23195,7 @@
       <w:rPr>
         <w:b/>
         <w:bCs/>
-        <w:color w:val="FFFFFF" w:themeColor="background1"/>
+        <w:color w:val="000000"/>
       </w:rPr>
       <w:tblPr/>
       <w:tcPr>
@@ -22797,7 +23207,7 @@
     </w:tblStylePr>
     <w:tblStylePr w:type="firstCol">
       <w:rPr>
-        <w:color w:val="FFFFFF" w:themeColor="background1"/>
+        <w:color w:val="000000"/>
       </w:rPr>
       <w:tblPr/>
       <w:tcPr>
@@ -22814,7 +23224,7 @@
     </w:tblStylePr>
     <w:tblStylePr w:type="lastCol">
       <w:rPr>
-        <w:color w:val="FFFFFF" w:themeColor="background1"/>
+        <w:color w:val="000000"/>
       </w:rPr>
       <w:tblPr/>
       <w:tcPr>
@@ -22843,12 +23253,12 @@
     </w:tblStylePr>
     <w:tblStylePr w:type="neCell">
       <w:rPr>
-        <w:color w:val="000000" w:themeColor="text1"/>
+        <w:color w:val="000000"/>
       </w:rPr>
     </w:tblStylePr>
     <w:tblStylePr w:type="nwCell">
       <w:rPr>
-        <w:color w:val="000000" w:themeColor="text1"/>
+        <w:color w:val="000000"/>
       </w:rPr>
     </w:tblStylePr>
   </w:style>
@@ -22861,7 +23271,7 @@
       <w:spacing w:after="0" w:line="240" w:lineRule="auto"/>
     </w:pPr>
     <w:rPr>
-      <w:color w:val="000000" w:themeColor="text1"/>
+      <w:color w:val="000000"/>
     </w:rPr>
     <w:tblPr>
       <w:tblStyleRowBandSize w:val="1"/>
@@ -22881,7 +23291,7 @@
       <w:rPr>
         <w:b/>
         <w:bCs/>
-        <w:color w:val="FFFFFF" w:themeColor="background1"/>
+        <w:color w:val="000000"/>
       </w:rPr>
       <w:tblPr/>
       <w:tcPr>
@@ -22895,7 +23305,7 @@
       <w:rPr>
         <w:b/>
         <w:bCs/>
-        <w:color w:val="9E3A38" w:themeColor="accent2" w:themeShade="CC"/>
+        <w:color w:val="000000"/>
       </w:rPr>
       <w:tblPr/>
       <w:tcPr>
@@ -22947,7 +23357,7 @@
       <w:spacing w:after="0" w:line="240" w:lineRule="auto"/>
     </w:pPr>
     <w:rPr>
-      <w:color w:val="000000" w:themeColor="text1"/>
+      <w:color w:val="000000"/>
     </w:rPr>
     <w:tblPr>
       <w:tblStyleRowBandSize w:val="1"/>
@@ -22967,7 +23377,7 @@
       <w:rPr>
         <w:b/>
         <w:bCs/>
-        <w:color w:val="FFFFFF" w:themeColor="background1"/>
+        <w:color w:val="000000"/>
       </w:rPr>
       <w:tblPr/>
       <w:tcPr>
@@ -22981,7 +23391,7 @@
       <w:rPr>
         <w:b/>
         <w:bCs/>
-        <w:color w:val="9E3A38" w:themeColor="accent2" w:themeShade="CC"/>
+        <w:color w:val="000000"/>
       </w:rPr>
       <w:tblPr/>
       <w:tcPr>
@@ -23033,7 +23443,7 @@
       <w:spacing w:after="0" w:line="240" w:lineRule="auto"/>
     </w:pPr>
     <w:rPr>
-      <w:color w:val="000000" w:themeColor="text1"/>
+      <w:color w:val="000000"/>
     </w:rPr>
     <w:tblPr>
       <w:tblStyleRowBandSize w:val="1"/>
@@ -23053,7 +23463,7 @@
       <w:rPr>
         <w:b/>
         <w:bCs/>
-        <w:color w:val="FFFFFF" w:themeColor="background1"/>
+        <w:color w:val="000000"/>
       </w:rPr>
       <w:tblPr/>
       <w:tcPr>
@@ -23067,7 +23477,7 @@
       <w:rPr>
         <w:b/>
         <w:bCs/>
-        <w:color w:val="9E3A38" w:themeColor="accent2" w:themeShade="CC"/>
+        <w:color w:val="000000"/>
       </w:rPr>
       <w:tblPr/>
       <w:tcPr>
@@ -23119,7 +23529,7 @@
       <w:spacing w:after="0" w:line="240" w:lineRule="auto"/>
     </w:pPr>
     <w:rPr>
-      <w:color w:val="000000" w:themeColor="text1"/>
+      <w:color w:val="000000"/>
     </w:rPr>
     <w:tblPr>
       <w:tblStyleRowBandSize w:val="1"/>
@@ -23139,7 +23549,7 @@
       <w:rPr>
         <w:b/>
         <w:bCs/>
-        <w:color w:val="FFFFFF" w:themeColor="background1"/>
+        <w:color w:val="000000"/>
       </w:rPr>
       <w:tblPr/>
       <w:tcPr>
@@ -23153,7 +23563,7 @@
       <w:rPr>
         <w:b/>
         <w:bCs/>
-        <w:color w:val="664E82" w:themeColor="accent4" w:themeShade="CC"/>
+        <w:color w:val="000000"/>
       </w:rPr>
       <w:tblPr/>
       <w:tcPr>
@@ -23205,7 +23615,7 @@
       <w:spacing w:after="0" w:line="240" w:lineRule="auto"/>
     </w:pPr>
     <w:rPr>
-      <w:color w:val="000000" w:themeColor="text1"/>
+      <w:color w:val="000000"/>
     </w:rPr>
     <w:tblPr>
       <w:tblStyleRowBandSize w:val="1"/>
@@ -23225,7 +23635,7 @@
       <w:rPr>
         <w:b/>
         <w:bCs/>
-        <w:color w:val="FFFFFF" w:themeColor="background1"/>
+        <w:color w:val="000000"/>
       </w:rPr>
       <w:tblPr/>
       <w:tcPr>
@@ -23239,7 +23649,7 @@
       <w:rPr>
         <w:b/>
         <w:bCs/>
-        <w:color w:val="7E9C40" w:themeColor="accent3" w:themeShade="CC"/>
+        <w:color w:val="000000"/>
       </w:rPr>
       <w:tblPr/>
       <w:tcPr>
@@ -23291,7 +23701,7 @@
       <w:spacing w:after="0" w:line="240" w:lineRule="auto"/>
     </w:pPr>
     <w:rPr>
-      <w:color w:val="000000" w:themeColor="text1"/>
+      <w:color w:val="000000"/>
     </w:rPr>
     <w:tblPr>
       <w:tblStyleRowBandSize w:val="1"/>
@@ -23311,7 +23721,7 @@
       <w:rPr>
         <w:b/>
         <w:bCs/>
-        <w:color w:val="FFFFFF" w:themeColor="background1"/>
+        <w:color w:val="000000"/>
       </w:rPr>
       <w:tblPr/>
       <w:tcPr>
@@ -23325,7 +23735,7 @@
       <w:rPr>
         <w:b/>
         <w:bCs/>
-        <w:color w:val="F2730A" w:themeColor="accent6" w:themeShade="CC"/>
+        <w:color w:val="000000"/>
       </w:rPr>
       <w:tblPr/>
       <w:tcPr>
@@ -23377,7 +23787,7 @@
       <w:spacing w:after="0" w:line="240" w:lineRule="auto"/>
     </w:pPr>
     <w:rPr>
-      <w:color w:val="000000" w:themeColor="text1"/>
+      <w:color w:val="000000"/>
     </w:rPr>
     <w:tblPr>
       <w:tblStyleRowBandSize w:val="1"/>
@@ -23397,7 +23807,7 @@
       <w:rPr>
         <w:b/>
         <w:bCs/>
-        <w:color w:val="FFFFFF" w:themeColor="background1"/>
+        <w:color w:val="000000"/>
       </w:rPr>
       <w:tblPr/>
       <w:tcPr>
@@ -23411,7 +23821,7 @@
       <w:rPr>
         <w:b/>
         <w:bCs/>
-        <w:color w:val="348DA5" w:themeColor="accent5" w:themeShade="CC"/>
+        <w:color w:val="000000"/>
       </w:rPr>
       <w:tblPr/>
       <w:tcPr>
@@ -23463,7 +23873,7 @@
       <w:spacing w:after="0" w:line="240" w:lineRule="auto"/>
     </w:pPr>
     <w:rPr>
-      <w:color w:val="000000" w:themeColor="text1"/>
+      <w:color w:val="000000"/>
     </w:rPr>
     <w:tblPr>
       <w:tblStyleRowBandSize w:val="1"/>
@@ -23496,7 +23906,7 @@
       <w:rPr>
         <w:b/>
         <w:bCs/>
-        <w:color w:val="000000" w:themeColor="text1"/>
+        <w:color w:val="000000"/>
       </w:rPr>
       <w:tblPr/>
       <w:tcPr>
@@ -23505,7 +23915,7 @@
     </w:tblStylePr>
     <w:tblStylePr w:type="firstCol">
       <w:rPr>
-        <w:color w:val="FFFFFF" w:themeColor="background1"/>
+        <w:color w:val="000000"/>
       </w:rPr>
       <w:tblPr/>
       <w:tcPr>
@@ -23514,7 +23924,7 @@
     </w:tblStylePr>
     <w:tblStylePr w:type="lastCol">
       <w:rPr>
-        <w:color w:val="FFFFFF" w:themeColor="background1"/>
+        <w:color w:val="000000"/>
       </w:rPr>
       <w:tblPr/>
       <w:tcPr>
@@ -23543,7 +23953,7 @@
       <w:spacing w:after="0" w:line="240" w:lineRule="auto"/>
     </w:pPr>
     <w:rPr>
-      <w:color w:val="000000" w:themeColor="text1"/>
+      <w:color w:val="000000"/>
     </w:rPr>
     <w:tblPr>
       <w:tblStyleRowBandSize w:val="1"/>
@@ -23576,7 +23986,7 @@
       <w:rPr>
         <w:b/>
         <w:bCs/>
-        <w:color w:val="000000" w:themeColor="text1"/>
+        <w:color w:val="000000"/>
       </w:rPr>
       <w:tblPr/>
       <w:tcPr>
@@ -23585,7 +23995,7 @@
     </w:tblStylePr>
     <w:tblStylePr w:type="firstCol">
       <w:rPr>
-        <w:color w:val="FFFFFF" w:themeColor="background1"/>
+        <w:color w:val="000000"/>
       </w:rPr>
       <w:tblPr/>
       <w:tcPr>
@@ -23594,7 +24004,7 @@
     </w:tblStylePr>
     <w:tblStylePr w:type="lastCol">
       <w:rPr>
-        <w:color w:val="FFFFFF" w:themeColor="background1"/>
+        <w:color w:val="000000"/>
       </w:rPr>
       <w:tblPr/>
       <w:tcPr>
@@ -23623,7 +24033,7 @@
       <w:spacing w:after="0" w:line="240" w:lineRule="auto"/>
     </w:pPr>
     <w:rPr>
-      <w:color w:val="000000" w:themeColor="text1"/>
+      <w:color w:val="000000"/>
     </w:rPr>
     <w:tblPr>
       <w:tblStyleRowBandSize w:val="1"/>
@@ -23656,7 +24066,7 @@
       <w:rPr>
         <w:b/>
         <w:bCs/>
-        <w:color w:val="000000" w:themeColor="text1"/>
+        <w:color w:val="000000"/>
       </w:rPr>
       <w:tblPr/>
       <w:tcPr>
@@ -23665,7 +24075,7 @@
     </w:tblStylePr>
     <w:tblStylePr w:type="firstCol">
       <w:rPr>
-        <w:color w:val="FFFFFF" w:themeColor="background1"/>
+        <w:color w:val="000000"/>
       </w:rPr>
       <w:tblPr/>
       <w:tcPr>
@@ -23674,7 +24084,7 @@
     </w:tblStylePr>
     <w:tblStylePr w:type="lastCol">
       <w:rPr>
-        <w:color w:val="FFFFFF" w:themeColor="background1"/>
+        <w:color w:val="000000"/>
       </w:rPr>
       <w:tblPr/>
       <w:tcPr>
@@ -23703,7 +24113,7 @@
       <w:spacing w:after="0" w:line="240" w:lineRule="auto"/>
     </w:pPr>
     <w:rPr>
-      <w:color w:val="000000" w:themeColor="text1"/>
+      <w:color w:val="000000"/>
     </w:rPr>
     <w:tblPr>
       <w:tblStyleRowBandSize w:val="1"/>
@@ -23736,7 +24146,7 @@
       <w:rPr>
         <w:b/>
         <w:bCs/>
-        <w:color w:val="000000" w:themeColor="text1"/>
+        <w:color w:val="000000"/>
       </w:rPr>
       <w:tblPr/>
       <w:tcPr>
@@ -23745,7 +24155,7 @@
     </w:tblStylePr>
     <w:tblStylePr w:type="firstCol">
       <w:rPr>
-        <w:color w:val="FFFFFF" w:themeColor="background1"/>
+        <w:color w:val="000000"/>
       </w:rPr>
       <w:tblPr/>
       <w:tcPr>
@@ -23754,7 +24164,7 @@
     </w:tblStylePr>
     <w:tblStylePr w:type="lastCol">
       <w:rPr>
-        <w:color w:val="FFFFFF" w:themeColor="background1"/>
+        <w:color w:val="000000"/>
       </w:rPr>
       <w:tblPr/>
       <w:tcPr>
@@ -23783,7 +24193,7 @@
       <w:spacing w:after="0" w:line="240" w:lineRule="auto"/>
     </w:pPr>
     <w:rPr>
-      <w:color w:val="000000" w:themeColor="text1"/>
+      <w:color w:val="000000"/>
     </w:rPr>
     <w:tblPr>
       <w:tblStyleRowBandSize w:val="1"/>
@@ -23816,7 +24226,7 @@
       <w:rPr>
         <w:b/>
         <w:bCs/>
-        <w:color w:val="000000" w:themeColor="text1"/>
+        <w:color w:val="000000"/>
       </w:rPr>
       <w:tblPr/>
       <w:tcPr>
@@ -23825,7 +24235,7 @@
     </w:tblStylePr>
     <w:tblStylePr w:type="firstCol">
       <w:rPr>
-        <w:color w:val="FFFFFF" w:themeColor="background1"/>
+        <w:color w:val="000000"/>
       </w:rPr>
       <w:tblPr/>
       <w:tcPr>
@@ -23834,7 +24244,7 @@
     </w:tblStylePr>
     <w:tblStylePr w:type="lastCol">
       <w:rPr>
-        <w:color w:val="FFFFFF" w:themeColor="background1"/>
+        <w:color w:val="000000"/>
       </w:rPr>
       <w:tblPr/>
       <w:tcPr>
@@ -23863,7 +24273,7 @@
       <w:spacing w:after="0" w:line="240" w:lineRule="auto"/>
     </w:pPr>
     <w:rPr>
-      <w:color w:val="000000" w:themeColor="text1"/>
+      <w:color w:val="000000"/>
     </w:rPr>
     <w:tblPr>
       <w:tblStyleRowBandSize w:val="1"/>
@@ -23896,7 +24306,7 @@
       <w:rPr>
         <w:b/>
         <w:bCs/>
-        <w:color w:val="000000" w:themeColor="text1"/>
+        <w:color w:val="000000"/>
       </w:rPr>
       <w:tblPr/>
       <w:tcPr>
@@ -23905,7 +24315,7 @@
     </w:tblStylePr>
     <w:tblStylePr w:type="firstCol">
       <w:rPr>
-        <w:color w:val="FFFFFF" w:themeColor="background1"/>
+        <w:color w:val="000000"/>
       </w:rPr>
       <w:tblPr/>
       <w:tcPr>
@@ -23914,7 +24324,7 @@
     </w:tblStylePr>
     <w:tblStylePr w:type="lastCol">
       <w:rPr>
-        <w:color w:val="FFFFFF" w:themeColor="background1"/>
+        <w:color w:val="000000"/>
       </w:rPr>
       <w:tblPr/>
       <w:tcPr>
@@ -23943,7 +24353,7 @@
       <w:spacing w:after="0" w:line="240" w:lineRule="auto"/>
     </w:pPr>
     <w:rPr>
-      <w:color w:val="000000" w:themeColor="text1"/>
+      <w:color w:val="000000"/>
     </w:rPr>
     <w:tblPr>
       <w:tblStyleRowBandSize w:val="1"/>
@@ -23976,7 +24386,7 @@
       <w:rPr>
         <w:b/>
         <w:bCs/>
-        <w:color w:val="000000" w:themeColor="text1"/>
+        <w:color w:val="000000"/>
       </w:rPr>
       <w:tblPr/>
       <w:tcPr>
@@ -23985,7 +24395,7 @@
     </w:tblStylePr>
     <w:tblStylePr w:type="firstCol">
       <w:rPr>
-        <w:color w:val="FFFFFF" w:themeColor="background1"/>
+        <w:color w:val="000000"/>
       </w:rPr>
       <w:tblPr/>
       <w:tcPr>
@@ -23994,7 +24404,7 @@
     </w:tblStylePr>
     <w:tblStylePr w:type="lastCol">
       <w:rPr>
-        <w:color w:val="FFFFFF" w:themeColor="background1"/>
+        <w:color w:val="000000"/>
       </w:rPr>
       <w:tblPr/>
       <w:tcPr>
